--- a/templates/plananual/EPT AGROPECUARIA 1° A 5°/3° PCA 2025 - EPT AGROPECUARIA.docx
+++ b/templates/plananual/EPT AGROPECUARIA 1° A 5°/3° PCA 2025 - EPT AGROPECUARIA.docx
@@ -259,7 +259,31 @@
                                   <w:sz w:val="32"/>
                                   <w:szCs w:val="32"/>
                                 </w:rPr>
-                                <w:t>{{anio}}</w:t>
+                                <w:t>{{</w:t>
+                              </w:r>
+                              <w:proofErr w:type="spellStart"/>
+                              <w:r>
+                                <w:rPr>
+                                  <w:rFonts w:ascii="Arial Nova Cond" w:hAnsi="Arial Nova Cond" w:cs="Times New Roman"/>
+                                  <w:b/>
+                                  <w:bCs/>
+                                  <w:color w:val="FFFFFF" w:themeColor="background1"/>
+                                  <w:sz w:val="32"/>
+                                  <w:szCs w:val="32"/>
+                                </w:rPr>
+                                <w:t>anio</w:t>
+                              </w:r>
+                              <w:proofErr w:type="spellEnd"/>
+                              <w:r>
+                                <w:rPr>
+                                  <w:rFonts w:ascii="Arial Nova Cond" w:hAnsi="Arial Nova Cond" w:cs="Times New Roman"/>
+                                  <w:b/>
+                                  <w:bCs/>
+                                  <w:color w:val="FFFFFF" w:themeColor="background1"/>
+                                  <w:sz w:val="32"/>
+                                  <w:szCs w:val="32"/>
+                                </w:rPr>
+                                <w:t>}}</w:t>
                               </w:r>
                             </w:p>
                           </w:txbxContent>
@@ -614,7 +638,25 @@
                 <w:sz w:val="20"/>
                 <w:szCs w:val="20"/>
               </w:rPr>
-              <w:t>{{dre}}</w:t>
+              <w:t>{{</w:t>
+            </w:r>
+            <w:proofErr w:type="spellStart"/>
+            <w:r>
+              <w:rPr>
+                <w:rFonts w:ascii="Arial Nova Cond" w:hAnsi="Arial Nova Cond" w:cs="Times New Roman"/>
+                <w:sz w:val="20"/>
+                <w:szCs w:val="20"/>
+              </w:rPr>
+              <w:t>dre</w:t>
+            </w:r>
+            <w:proofErr w:type="spellEnd"/>
+            <w:r>
+              <w:rPr>
+                <w:rFonts w:ascii="Arial Nova Cond" w:hAnsi="Arial Nova Cond" w:cs="Times New Roman"/>
+                <w:sz w:val="20"/>
+                <w:szCs w:val="20"/>
+              </w:rPr>
+              <w:t>}}</w:t>
             </w:r>
           </w:p>
         </w:tc>
@@ -660,7 +702,25 @@
                 <w:sz w:val="20"/>
                 <w:szCs w:val="20"/>
               </w:rPr>
-              <w:t>{{area}}</w:t>
+              <w:t>{{</w:t>
+            </w:r>
+            <w:proofErr w:type="spellStart"/>
+            <w:r>
+              <w:rPr>
+                <w:rFonts w:ascii="Arial Nova Cond" w:hAnsi="Arial Nova Cond" w:cs="Times New Roman"/>
+                <w:sz w:val="20"/>
+                <w:szCs w:val="20"/>
+              </w:rPr>
+              <w:t>area</w:t>
+            </w:r>
+            <w:proofErr w:type="spellEnd"/>
+            <w:r>
+              <w:rPr>
+                <w:rFonts w:ascii="Arial Nova Cond" w:hAnsi="Arial Nova Cond" w:cs="Times New Roman"/>
+                <w:sz w:val="20"/>
+                <w:szCs w:val="20"/>
+              </w:rPr>
+              <w:t>}}</w:t>
             </w:r>
           </w:p>
         </w:tc>
@@ -777,7 +837,25 @@
                 <w:sz w:val="20"/>
                 <w:szCs w:val="20"/>
               </w:rPr>
-              <w:t>{{ugel}}</w:t>
+              <w:t>{{</w:t>
+            </w:r>
+            <w:proofErr w:type="spellStart"/>
+            <w:r>
+              <w:rPr>
+                <w:rFonts w:ascii="Arial Nova Cond" w:hAnsi="Arial Nova Cond" w:cs="Times New Roman"/>
+                <w:sz w:val="20"/>
+                <w:szCs w:val="20"/>
+              </w:rPr>
+              <w:t>ugel</w:t>
+            </w:r>
+            <w:proofErr w:type="spellEnd"/>
+            <w:r>
+              <w:rPr>
+                <w:rFonts w:ascii="Arial Nova Cond" w:hAnsi="Arial Nova Cond" w:cs="Times New Roman"/>
+                <w:sz w:val="20"/>
+                <w:szCs w:val="20"/>
+              </w:rPr>
+              <w:t>}}</w:t>
             </w:r>
           </w:p>
         </w:tc>
@@ -800,7 +878,25 @@
                 <w:sz w:val="20"/>
                 <w:szCs w:val="20"/>
               </w:rPr>
-              <w:t>{{cordinador}}</w:t>
+              <w:t>{{</w:t>
+            </w:r>
+            <w:proofErr w:type="spellStart"/>
+            <w:r>
+              <w:rPr>
+                <w:rFonts w:ascii="Arial Nova Cond" w:hAnsi="Arial Nova Cond" w:cs="Times New Roman"/>
+                <w:sz w:val="20"/>
+                <w:szCs w:val="20"/>
+              </w:rPr>
+              <w:t>cordinador</w:t>
+            </w:r>
+            <w:proofErr w:type="spellEnd"/>
+            <w:r>
+              <w:rPr>
+                <w:rFonts w:ascii="Arial Nova Cond" w:hAnsi="Arial Nova Cond" w:cs="Times New Roman"/>
+                <w:sz w:val="20"/>
+                <w:szCs w:val="20"/>
+              </w:rPr>
+              <w:t>}}</w:t>
             </w:r>
           </w:p>
         </w:tc>
@@ -944,7 +1040,25 @@
                 <w:sz w:val="20"/>
                 <w:szCs w:val="20"/>
               </w:rPr>
-              <w:t>{{institucioneducativa}}</w:t>
+              <w:t>{{</w:t>
+            </w:r>
+            <w:proofErr w:type="spellStart"/>
+            <w:r>
+              <w:rPr>
+                <w:rFonts w:ascii="Arial Nova Cond" w:hAnsi="Arial Nova Cond" w:cs="Times New Roman"/>
+                <w:sz w:val="20"/>
+                <w:szCs w:val="20"/>
+              </w:rPr>
+              <w:t>institucioneducativa</w:t>
+            </w:r>
+            <w:proofErr w:type="spellEnd"/>
+            <w:r>
+              <w:rPr>
+                <w:rFonts w:ascii="Arial Nova Cond" w:hAnsi="Arial Nova Cond" w:cs="Times New Roman"/>
+                <w:sz w:val="20"/>
+                <w:szCs w:val="20"/>
+              </w:rPr>
+              <w:t>}}</w:t>
             </w:r>
           </w:p>
         </w:tc>
@@ -2644,16 +2758,29 @@
                 <w:szCs w:val="20"/>
               </w:rPr>
             </w:pPr>
-            <w:r>
-              <w:rPr>
-                <w:rFonts w:ascii="Arial Nova Cond Light" w:hAnsi="Arial Nova Cond Light" w:cs="Times New Roman"/>
-                <w:b/>
-                <w:bCs/>
-                <w:color w:val="000000" w:themeColor="text1"/>
-                <w:sz w:val="20"/>
-                <w:szCs w:val="20"/>
-              </w:rPr>
-              <w:t>N° DE SEMANAS LECTIVAS</w:t>
+            <w:proofErr w:type="spellStart"/>
+            <w:r>
+              <w:rPr>
+                <w:rFonts w:ascii="Arial Nova Cond Light" w:hAnsi="Arial Nova Cond Light" w:cs="Times New Roman"/>
+                <w:b/>
+                <w:bCs/>
+                <w:color w:val="000000" w:themeColor="text1"/>
+                <w:sz w:val="20"/>
+                <w:szCs w:val="20"/>
+              </w:rPr>
+              <w:t>N°</w:t>
+            </w:r>
+            <w:proofErr w:type="spellEnd"/>
+            <w:r>
+              <w:rPr>
+                <w:rFonts w:ascii="Arial Nova Cond Light" w:hAnsi="Arial Nova Cond Light" w:cs="Times New Roman"/>
+                <w:b/>
+                <w:bCs/>
+                <w:color w:val="000000" w:themeColor="text1"/>
+                <w:sz w:val="20"/>
+                <w:szCs w:val="20"/>
+              </w:rPr>
+              <w:t xml:space="preserve"> DE SEMANAS LECTIVAS</w:t>
             </w:r>
           </w:p>
         </w:tc>
@@ -2678,16 +2805,29 @@
                 <w:szCs w:val="20"/>
               </w:rPr>
             </w:pPr>
-            <w:r>
-              <w:rPr>
-                <w:rFonts w:ascii="Arial Nova Cond Light" w:hAnsi="Arial Nova Cond Light" w:cs="Times New Roman"/>
-                <w:b/>
-                <w:bCs/>
-                <w:color w:val="000000" w:themeColor="text1"/>
-                <w:sz w:val="20"/>
-                <w:szCs w:val="20"/>
-              </w:rPr>
-              <w:t>N° UNIDADES</w:t>
+            <w:proofErr w:type="spellStart"/>
+            <w:r>
+              <w:rPr>
+                <w:rFonts w:ascii="Arial Nova Cond Light" w:hAnsi="Arial Nova Cond Light" w:cs="Times New Roman"/>
+                <w:b/>
+                <w:bCs/>
+                <w:color w:val="000000" w:themeColor="text1"/>
+                <w:sz w:val="20"/>
+                <w:szCs w:val="20"/>
+              </w:rPr>
+              <w:t>N°</w:t>
+            </w:r>
+            <w:proofErr w:type="spellEnd"/>
+            <w:r>
+              <w:rPr>
+                <w:rFonts w:ascii="Arial Nova Cond Light" w:hAnsi="Arial Nova Cond Light" w:cs="Times New Roman"/>
+                <w:b/>
+                <w:bCs/>
+                <w:color w:val="000000" w:themeColor="text1"/>
+                <w:sz w:val="20"/>
+                <w:szCs w:val="20"/>
+              </w:rPr>
+              <w:t xml:space="preserve"> UNIDADES</w:t>
             </w:r>
           </w:p>
         </w:tc>
@@ -7341,6 +7481,7 @@
                 <w:szCs w:val="20"/>
               </w:rPr>
             </w:pPr>
+            <w:bookmarkStart w:id="1" w:name="_Hlk227075175"/>
             <w:r>
               <w:rPr>
                 <w:rFonts w:ascii="Arial Nova Cond" w:hAnsi="Arial Nova Cond" w:cs="Times New Roman"/>
@@ -7617,7 +7758,6 @@
           <w:tcPr>
             <w:tcW w:w="875" w:type="dxa"/>
             <w:vMerge w:val="restart"/>
-            <w:shd w:val="clear" w:color="auto" w:fill="auto"/>
             <w:vAlign w:val="center"/>
           </w:tcPr>
           <w:p>
@@ -7728,7 +7868,6 @@
         <w:tc>
           <w:tcPr>
             <w:tcW w:w="6169" w:type="dxa"/>
-            <w:shd w:val="clear" w:color="auto" w:fill="auto"/>
             <w:vAlign w:val="center"/>
           </w:tcPr>
           <w:p>
@@ -7763,7 +7902,6 @@
         <w:tc>
           <w:tcPr>
             <w:tcW w:w="2015" w:type="dxa"/>
-            <w:shd w:val="clear" w:color="auto" w:fill="auto"/>
             <w:vAlign w:val="center"/>
           </w:tcPr>
           <w:p>
@@ -7802,7 +7940,7 @@
               <w:autoSpaceDE w:val="0"/>
               <w:autoSpaceDN w:val="0"/>
               <w:adjustRightInd w:val="0"/>
-              <w:jc w:val="center"/>
+              <w:jc w:val="both"/>
               <w:rPr>
                 <w:rFonts w:ascii="Arial Nova Cond" w:hAnsi="Arial Nova Cond" w:cs="Arial"/>
                 <w:color w:val="000000"/>
@@ -7826,7 +7964,6 @@
         <w:tc>
           <w:tcPr>
             <w:tcW w:w="1337" w:type="dxa"/>
-            <w:shd w:val="clear" w:color="auto" w:fill="auto"/>
             <w:vAlign w:val="center"/>
           </w:tcPr>
           <w:p>
@@ -7865,7 +8002,6 @@
           <w:tcPr>
             <w:tcW w:w="875" w:type="dxa"/>
             <w:vMerge/>
-            <w:shd w:val="clear" w:color="auto" w:fill="auto"/>
             <w:vAlign w:val="center"/>
           </w:tcPr>
           <w:p>
@@ -7957,7 +8093,6 @@
         <w:tc>
           <w:tcPr>
             <w:tcW w:w="6169" w:type="dxa"/>
-            <w:shd w:val="clear" w:color="auto" w:fill="auto"/>
             <w:vAlign w:val="center"/>
           </w:tcPr>
           <w:p>
@@ -7992,7 +8127,6 @@
         <w:tc>
           <w:tcPr>
             <w:tcW w:w="2015" w:type="dxa"/>
-            <w:shd w:val="clear" w:color="auto" w:fill="auto"/>
             <w:vAlign w:val="center"/>
           </w:tcPr>
           <w:p>
@@ -8031,7 +8165,7 @@
               <w:autoSpaceDE w:val="0"/>
               <w:autoSpaceDN w:val="0"/>
               <w:adjustRightInd w:val="0"/>
-              <w:jc w:val="center"/>
+              <w:jc w:val="both"/>
               <w:rPr>
                 <w:rFonts w:ascii="Arial Nova Cond" w:hAnsi="Arial Nova Cond" w:cs="Arial"/>
                 <w:color w:val="000000"/>
@@ -8055,7 +8189,6 @@
         <w:tc>
           <w:tcPr>
             <w:tcW w:w="1337" w:type="dxa"/>
-            <w:shd w:val="clear" w:color="auto" w:fill="auto"/>
             <w:vAlign w:val="center"/>
           </w:tcPr>
           <w:p>
@@ -8094,7 +8227,6 @@
           <w:tcPr>
             <w:tcW w:w="875" w:type="dxa"/>
             <w:vMerge/>
-            <w:shd w:val="clear" w:color="auto" w:fill="auto"/>
             <w:vAlign w:val="center"/>
           </w:tcPr>
           <w:p>
@@ -8186,7 +8318,6 @@
         <w:tc>
           <w:tcPr>
             <w:tcW w:w="6169" w:type="dxa"/>
-            <w:shd w:val="clear" w:color="auto" w:fill="auto"/>
             <w:vAlign w:val="center"/>
           </w:tcPr>
           <w:p>
@@ -8221,7 +8352,6 @@
         <w:tc>
           <w:tcPr>
             <w:tcW w:w="2015" w:type="dxa"/>
-            <w:shd w:val="clear" w:color="auto" w:fill="auto"/>
             <w:vAlign w:val="center"/>
           </w:tcPr>
           <w:p>
@@ -8260,7 +8390,7 @@
               <w:autoSpaceDE w:val="0"/>
               <w:autoSpaceDN w:val="0"/>
               <w:adjustRightInd w:val="0"/>
-              <w:jc w:val="center"/>
+              <w:jc w:val="both"/>
               <w:rPr>
                 <w:rFonts w:ascii="Arial Nova Cond" w:hAnsi="Arial Nova Cond" w:cs="Arial"/>
                 <w:color w:val="000000"/>
@@ -8284,7 +8414,6 @@
         <w:tc>
           <w:tcPr>
             <w:tcW w:w="1337" w:type="dxa"/>
-            <w:shd w:val="clear" w:color="auto" w:fill="auto"/>
             <w:vAlign w:val="center"/>
           </w:tcPr>
           <w:p>
@@ -8323,7 +8452,6 @@
           <w:tcPr>
             <w:tcW w:w="875" w:type="dxa"/>
             <w:vMerge w:val="restart"/>
-            <w:shd w:val="clear" w:color="auto" w:fill="auto"/>
             <w:vAlign w:val="center"/>
           </w:tcPr>
           <w:p>
@@ -8426,7 +8554,6 @@
         <w:tc>
           <w:tcPr>
             <w:tcW w:w="6169" w:type="dxa"/>
-            <w:shd w:val="clear" w:color="auto" w:fill="auto"/>
             <w:vAlign w:val="center"/>
           </w:tcPr>
           <w:p>
@@ -8462,7 +8589,6 @@
         <w:tc>
           <w:tcPr>
             <w:tcW w:w="2015" w:type="dxa"/>
-            <w:shd w:val="clear" w:color="auto" w:fill="auto"/>
             <w:vAlign w:val="center"/>
           </w:tcPr>
           <w:p>
@@ -8501,7 +8627,7 @@
               <w:autoSpaceDE w:val="0"/>
               <w:autoSpaceDN w:val="0"/>
               <w:adjustRightInd w:val="0"/>
-              <w:jc w:val="center"/>
+              <w:jc w:val="both"/>
               <w:rPr>
                 <w:rFonts w:ascii="Arial Nova Cond" w:hAnsi="Arial Nova Cond" w:cs="Arial"/>
                 <w:color w:val="000000"/>
@@ -8525,7 +8651,6 @@
         <w:tc>
           <w:tcPr>
             <w:tcW w:w="1337" w:type="dxa"/>
-            <w:shd w:val="clear" w:color="auto" w:fill="auto"/>
             <w:vAlign w:val="center"/>
           </w:tcPr>
           <w:p>
@@ -8564,7 +8689,6 @@
           <w:tcPr>
             <w:tcW w:w="875" w:type="dxa"/>
             <w:vMerge/>
-            <w:shd w:val="clear" w:color="auto" w:fill="auto"/>
             <w:vAlign w:val="center"/>
           </w:tcPr>
           <w:p>
@@ -8656,7 +8780,6 @@
         <w:tc>
           <w:tcPr>
             <w:tcW w:w="6169" w:type="dxa"/>
-            <w:shd w:val="clear" w:color="auto" w:fill="auto"/>
             <w:vAlign w:val="center"/>
           </w:tcPr>
           <w:p>
@@ -8692,7 +8815,6 @@
         <w:tc>
           <w:tcPr>
             <w:tcW w:w="2015" w:type="dxa"/>
-            <w:shd w:val="clear" w:color="auto" w:fill="auto"/>
             <w:vAlign w:val="center"/>
           </w:tcPr>
           <w:p>
@@ -8731,7 +8853,7 @@
               <w:autoSpaceDE w:val="0"/>
               <w:autoSpaceDN w:val="0"/>
               <w:adjustRightInd w:val="0"/>
-              <w:jc w:val="center"/>
+              <w:jc w:val="both"/>
               <w:rPr>
                 <w:rFonts w:ascii="Arial Nova Cond" w:hAnsi="Arial Nova Cond" w:cs="Arial"/>
                 <w:color w:val="000000"/>
@@ -8755,7 +8877,6 @@
         <w:tc>
           <w:tcPr>
             <w:tcW w:w="1337" w:type="dxa"/>
-            <w:shd w:val="clear" w:color="auto" w:fill="auto"/>
             <w:vAlign w:val="center"/>
           </w:tcPr>
           <w:p>
@@ -8794,7 +8915,6 @@
           <w:tcPr>
             <w:tcW w:w="875" w:type="dxa"/>
             <w:vMerge w:val="restart"/>
-            <w:shd w:val="clear" w:color="auto" w:fill="auto"/>
             <w:vAlign w:val="center"/>
           </w:tcPr>
           <w:p>
@@ -8898,7 +9018,6 @@
         <w:tc>
           <w:tcPr>
             <w:tcW w:w="6169" w:type="dxa"/>
-            <w:shd w:val="clear" w:color="auto" w:fill="auto"/>
             <w:vAlign w:val="center"/>
           </w:tcPr>
           <w:p>
@@ -8934,7 +9053,6 @@
         <w:tc>
           <w:tcPr>
             <w:tcW w:w="2015" w:type="dxa"/>
-            <w:shd w:val="clear" w:color="auto" w:fill="auto"/>
             <w:vAlign w:val="center"/>
           </w:tcPr>
           <w:p>
@@ -8973,7 +9091,7 @@
               <w:autoSpaceDE w:val="0"/>
               <w:autoSpaceDN w:val="0"/>
               <w:adjustRightInd w:val="0"/>
-              <w:jc w:val="center"/>
+              <w:jc w:val="both"/>
               <w:rPr>
                 <w:rFonts w:ascii="Arial Nova Cond" w:hAnsi="Arial Nova Cond" w:cs="Arial"/>
                 <w:color w:val="000000"/>
@@ -8997,7 +9115,6 @@
         <w:tc>
           <w:tcPr>
             <w:tcW w:w="1337" w:type="dxa"/>
-            <w:shd w:val="clear" w:color="auto" w:fill="auto"/>
             <w:vAlign w:val="center"/>
           </w:tcPr>
           <w:p>
@@ -9036,7 +9153,6 @@
           <w:tcPr>
             <w:tcW w:w="875" w:type="dxa"/>
             <w:vMerge/>
-            <w:shd w:val="clear" w:color="auto" w:fill="auto"/>
             <w:vAlign w:val="center"/>
           </w:tcPr>
           <w:p>
@@ -9128,7 +9244,6 @@
         <w:tc>
           <w:tcPr>
             <w:tcW w:w="6169" w:type="dxa"/>
-            <w:shd w:val="clear" w:color="auto" w:fill="auto"/>
             <w:vAlign w:val="center"/>
           </w:tcPr>
           <w:p>
@@ -9163,7 +9278,6 @@
         <w:tc>
           <w:tcPr>
             <w:tcW w:w="2015" w:type="dxa"/>
-            <w:shd w:val="clear" w:color="auto" w:fill="auto"/>
             <w:vAlign w:val="center"/>
           </w:tcPr>
           <w:p>
@@ -9202,7 +9316,7 @@
               <w:autoSpaceDE w:val="0"/>
               <w:autoSpaceDN w:val="0"/>
               <w:adjustRightInd w:val="0"/>
-              <w:jc w:val="center"/>
+              <w:jc w:val="both"/>
               <w:rPr>
                 <w:rFonts w:ascii="Arial Nova Cond" w:hAnsi="Arial Nova Cond" w:cs="Arial"/>
                 <w:color w:val="000000"/>
@@ -9226,7 +9340,6 @@
         <w:tc>
           <w:tcPr>
             <w:tcW w:w="1337" w:type="dxa"/>
-            <w:shd w:val="clear" w:color="auto" w:fill="auto"/>
             <w:vAlign w:val="center"/>
           </w:tcPr>
           <w:p>
@@ -9265,7 +9378,6 @@
           <w:tcPr>
             <w:tcW w:w="875" w:type="dxa"/>
             <w:vMerge w:val="restart"/>
-            <w:shd w:val="clear" w:color="auto" w:fill="auto"/>
             <w:vAlign w:val="center"/>
           </w:tcPr>
           <w:p>
@@ -9376,7 +9488,6 @@
         <w:tc>
           <w:tcPr>
             <w:tcW w:w="6169" w:type="dxa"/>
-            <w:shd w:val="clear" w:color="auto" w:fill="auto"/>
             <w:vAlign w:val="center"/>
           </w:tcPr>
           <w:p>
@@ -9411,7 +9522,6 @@
         <w:tc>
           <w:tcPr>
             <w:tcW w:w="2015" w:type="dxa"/>
-            <w:shd w:val="clear" w:color="auto" w:fill="auto"/>
             <w:vAlign w:val="center"/>
           </w:tcPr>
           <w:p>
@@ -9450,7 +9560,7 @@
               <w:autoSpaceDE w:val="0"/>
               <w:autoSpaceDN w:val="0"/>
               <w:adjustRightInd w:val="0"/>
-              <w:jc w:val="center"/>
+              <w:jc w:val="both"/>
               <w:rPr>
                 <w:rFonts w:ascii="Arial Nova Cond" w:hAnsi="Arial Nova Cond" w:cs="Arial"/>
                 <w:color w:val="000000"/>
@@ -9474,7 +9584,6 @@
         <w:tc>
           <w:tcPr>
             <w:tcW w:w="1337" w:type="dxa"/>
-            <w:shd w:val="clear" w:color="auto" w:fill="auto"/>
             <w:vAlign w:val="center"/>
           </w:tcPr>
           <w:p>
@@ -9513,7 +9622,6 @@
           <w:tcPr>
             <w:tcW w:w="875" w:type="dxa"/>
             <w:vMerge/>
-            <w:shd w:val="clear" w:color="auto" w:fill="auto"/>
             <w:vAlign w:val="center"/>
           </w:tcPr>
           <w:p>
@@ -9613,7 +9721,6 @@
         <w:tc>
           <w:tcPr>
             <w:tcW w:w="6169" w:type="dxa"/>
-            <w:shd w:val="clear" w:color="auto" w:fill="auto"/>
             <w:vAlign w:val="center"/>
           </w:tcPr>
           <w:p>
@@ -9649,7 +9756,6 @@
         <w:tc>
           <w:tcPr>
             <w:tcW w:w="2015" w:type="dxa"/>
-            <w:shd w:val="clear" w:color="auto" w:fill="auto"/>
             <w:vAlign w:val="center"/>
           </w:tcPr>
           <w:p>
@@ -9687,7 +9793,7 @@
               <w:autoSpaceDE w:val="0"/>
               <w:autoSpaceDN w:val="0"/>
               <w:adjustRightInd w:val="0"/>
-              <w:jc w:val="center"/>
+              <w:jc w:val="both"/>
               <w:rPr>
                 <w:rFonts w:ascii="Arial Nova Cond" w:hAnsi="Arial Nova Cond" w:cs="Arial"/>
                 <w:color w:val="000000"/>
@@ -9711,7 +9817,6 @@
         <w:tc>
           <w:tcPr>
             <w:tcW w:w="1337" w:type="dxa"/>
-            <w:shd w:val="clear" w:color="auto" w:fill="auto"/>
             <w:vAlign w:val="center"/>
           </w:tcPr>
           <w:p>
@@ -9741,6 +9846,7 @@
           </w:p>
         </w:tc>
       </w:tr>
+      <w:bookmarkEnd w:id="1"/>
     </w:tbl>
     <w:p>
       <w:pPr>
@@ -20098,8 +20204,18 @@
                 <w:bCs/>
                 <w:color w:val="000000" w:themeColor="text1"/>
               </w:rPr>
-              <w:t>Videos de Youtube</w:t>
-            </w:r>
+              <w:t xml:space="preserve">Videos de </w:t>
+            </w:r>
+            <w:proofErr w:type="spellStart"/>
+            <w:r>
+              <w:rPr>
+                <w:rFonts w:ascii="Arial Nova Cond Light" w:hAnsi="Arial Nova Cond Light" w:cs="Times New Roman"/>
+                <w:bCs/>
+                <w:color w:val="000000" w:themeColor="text1"/>
+              </w:rPr>
+              <w:t>Youtube</w:t>
+            </w:r>
+            <w:proofErr w:type="spellEnd"/>
           </w:p>
           <w:p>
             <w:pPr>
@@ -20212,13 +20328,23 @@
                 <w:color w:val="000000" w:themeColor="text1"/>
               </w:rPr>
             </w:pPr>
-            <w:r>
-              <w:rPr>
-                <w:rFonts w:ascii="Arial Nova Cond Light" w:hAnsi="Arial Nova Cond Light" w:cs="Times New Roman"/>
-                <w:bCs/>
-                <w:color w:val="000000" w:themeColor="text1"/>
-              </w:rPr>
-              <w:t xml:space="preserve">Canvas, </w:t>
+            <w:proofErr w:type="spellStart"/>
+            <w:r>
+              <w:rPr>
+                <w:rFonts w:ascii="Arial Nova Cond Light" w:hAnsi="Arial Nova Cond Light" w:cs="Times New Roman"/>
+                <w:bCs/>
+                <w:color w:val="000000" w:themeColor="text1"/>
+              </w:rPr>
+              <w:t>Canvas</w:t>
+            </w:r>
+            <w:proofErr w:type="spellEnd"/>
+            <w:r>
+              <w:rPr>
+                <w:rFonts w:ascii="Arial Nova Cond Light" w:hAnsi="Arial Nova Cond Light" w:cs="Times New Roman"/>
+                <w:bCs/>
+                <w:color w:val="000000" w:themeColor="text1"/>
+              </w:rPr>
+              <w:t xml:space="preserve">, </w:t>
             </w:r>
           </w:p>
           <w:p>
@@ -21232,7 +21358,25 @@
                 <w:color w:val="000000" w:themeColor="text1"/>
                 <w:lang w:val="es-ES"/>
               </w:rPr>
-              <w:t xml:space="preserve">Módulos de emprendimiento- World Visión Perú </w:t>
+              <w:t xml:space="preserve">Módulos de emprendimiento- </w:t>
+            </w:r>
+            <w:proofErr w:type="spellStart"/>
+            <w:r>
+              <w:rPr>
+                <w:rFonts w:ascii="Arial Nova Cond Light" w:hAnsi="Arial Nova Cond Light"/>
+                <w:color w:val="000000" w:themeColor="text1"/>
+                <w:lang w:val="es-ES"/>
+              </w:rPr>
+              <w:t>World</w:t>
+            </w:r>
+            <w:proofErr w:type="spellEnd"/>
+            <w:r>
+              <w:rPr>
+                <w:rFonts w:ascii="Arial Nova Cond Light" w:hAnsi="Arial Nova Cond Light"/>
+                <w:color w:val="000000" w:themeColor="text1"/>
+                <w:lang w:val="es-ES"/>
+              </w:rPr>
+              <w:t xml:space="preserve"> Visión Perú </w:t>
             </w:r>
             <w:r>
               <w:rPr>
@@ -21280,7 +21424,25 @@
                 <w:color w:val="000000" w:themeColor="text1"/>
                 <w:lang w:val="es-ES"/>
               </w:rPr>
-              <w:t xml:space="preserve">Módulos de emprendimiento World Visión Perú </w:t>
+              <w:t xml:space="preserve">Módulos de emprendimiento </w:t>
+            </w:r>
+            <w:proofErr w:type="spellStart"/>
+            <w:r>
+              <w:rPr>
+                <w:rFonts w:ascii="Arial Nova Cond Light" w:hAnsi="Arial Nova Cond Light"/>
+                <w:color w:val="000000" w:themeColor="text1"/>
+                <w:lang w:val="es-ES"/>
+              </w:rPr>
+              <w:t>World</w:t>
+            </w:r>
+            <w:proofErr w:type="spellEnd"/>
+            <w:r>
+              <w:rPr>
+                <w:rFonts w:ascii="Arial Nova Cond Light" w:hAnsi="Arial Nova Cond Light"/>
+                <w:color w:val="000000" w:themeColor="text1"/>
+                <w:lang w:val="es-ES"/>
+              </w:rPr>
+              <w:t xml:space="preserve"> Visión Perú </w:t>
             </w:r>
             <w:r>
               <w:rPr>
@@ -21376,7 +21538,27 @@
                 <w:kern w:val="0"/>
                 <w14:ligatures w14:val="none"/>
               </w:rPr>
-              <w:t xml:space="preserve">Minedu (2016). Programa curricular de educación secundaria. Resolución Ministerial N° 649-2016-Minedu. </w:t>
+              <w:t xml:space="preserve">Minedu (2016). Programa curricular de educación secundaria. Resolución Ministerial </w:t>
+            </w:r>
+            <w:proofErr w:type="spellStart"/>
+            <w:r>
+              <w:rPr>
+                <w:rFonts w:ascii="Arial Nova Cond Light" w:eastAsia="Calibri" w:hAnsi="Arial Nova Cond Light" w:cs="Calibri Light"/>
+                <w:color w:val="000000" w:themeColor="text1"/>
+                <w:kern w:val="0"/>
+                <w14:ligatures w14:val="none"/>
+              </w:rPr>
+              <w:t>N°</w:t>
+            </w:r>
+            <w:proofErr w:type="spellEnd"/>
+            <w:r>
+              <w:rPr>
+                <w:rFonts w:ascii="Arial Nova Cond Light" w:eastAsia="Calibri" w:hAnsi="Arial Nova Cond Light" w:cs="Calibri Light"/>
+                <w:color w:val="000000" w:themeColor="text1"/>
+                <w:kern w:val="0"/>
+                <w14:ligatures w14:val="none"/>
+              </w:rPr>
+              <w:t xml:space="preserve"> 649-2016-Minedu. </w:t>
             </w:r>
           </w:p>
           <w:p>
@@ -21403,7 +21585,27 @@
                 <w:kern w:val="0"/>
                 <w14:ligatures w14:val="none"/>
               </w:rPr>
-              <w:t xml:space="preserve">Minedu (2016). Currículo Nacional de la educación básica. Resolución Ministerial N° 281-2016-Minedu y su modificatoria. </w:t>
+              <w:t xml:space="preserve">Minedu (2016). Currículo Nacional de la educación básica. Resolución Ministerial </w:t>
+            </w:r>
+            <w:proofErr w:type="spellStart"/>
+            <w:r>
+              <w:rPr>
+                <w:rFonts w:ascii="Arial Nova Cond Light" w:eastAsia="Calibri" w:hAnsi="Arial Nova Cond Light" w:cs="Calibri Light"/>
+                <w:color w:val="000000" w:themeColor="text1"/>
+                <w:kern w:val="0"/>
+                <w14:ligatures w14:val="none"/>
+              </w:rPr>
+              <w:t>N°</w:t>
+            </w:r>
+            <w:proofErr w:type="spellEnd"/>
+            <w:r>
+              <w:rPr>
+                <w:rFonts w:ascii="Arial Nova Cond Light" w:eastAsia="Calibri" w:hAnsi="Arial Nova Cond Light" w:cs="Calibri Light"/>
+                <w:color w:val="000000" w:themeColor="text1"/>
+                <w:kern w:val="0"/>
+                <w14:ligatures w14:val="none"/>
+              </w:rPr>
+              <w:t xml:space="preserve"> 281-2016-Minedu y su modificatoria. </w:t>
             </w:r>
           </w:p>
           <w:p>
@@ -21464,7 +21666,25 @@
                 <w:kern w:val="0"/>
                 <w14:ligatures w14:val="none"/>
               </w:rPr>
-              <w:t>Resolución Ministerial N.° 501-2025</w:t>
+              <w:t xml:space="preserve">Resolución Ministerial </w:t>
+            </w:r>
+            <w:proofErr w:type="spellStart"/>
+            <w:r>
+              <w:rPr>
+                <w:rFonts w:ascii="Arial Nova Cond Light" w:eastAsia="Calibri" w:hAnsi="Arial Nova Cond Light" w:cs="Calibri Light"/>
+                <w:kern w:val="0"/>
+                <w14:ligatures w14:val="none"/>
+              </w:rPr>
+              <w:t>N.°</w:t>
+            </w:r>
+            <w:proofErr w:type="spellEnd"/>
+            <w:r>
+              <w:rPr>
+                <w:rFonts w:ascii="Arial Nova Cond Light" w:eastAsia="Calibri" w:hAnsi="Arial Nova Cond Light" w:cs="Calibri Light"/>
+                <w:kern w:val="0"/>
+                <w14:ligatures w14:val="none"/>
+              </w:rPr>
+              <w:t xml:space="preserve"> 501-2025</w:t>
             </w:r>
             <w:r>
               <w:rPr>
@@ -21577,7 +21797,7 @@
                 <w:bCs/>
               </w:rPr>
             </w:pPr>
-            <w:bookmarkStart w:id="1" w:name="_Hlk190773444"/>
+            <w:bookmarkStart w:id="2" w:name="_Hlk190773444"/>
           </w:p>
           <w:p>
             <w:pPr>
@@ -21977,7 +22197,7 @@
           </w:p>
         </w:tc>
       </w:tr>
-      <w:bookmarkEnd w:id="1"/>
+      <w:bookmarkEnd w:id="2"/>
     </w:tbl>
     <w:p>
       <w:pPr>

--- a/templates/plananual/EPT AGROPECUARIA 1° A 5°/3° PCA 2025 - EPT AGROPECUARIA.docx
+++ b/templates/plananual/EPT AGROPECUARIA 1° A 5°/3° PCA 2025 - EPT AGROPECUARIA.docx
@@ -1,6 +1,6 @@
 
 <file path=word/document.xml><?xml version="1.0" encoding="utf-8"?>
-<w:document xmlns:wpc="http://schemas.microsoft.com/office/word/2010/wordprocessingCanvas" xmlns:cx="http://schemas.microsoft.com/office/drawing/2014/chartex" xmlns:cx1="http://schemas.microsoft.com/office/drawing/2015/9/8/chartex" xmlns:cx2="http://schemas.microsoft.com/office/drawing/2015/10/21/chartex" xmlns:cx3="http://schemas.microsoft.com/office/drawing/2016/5/9/chartex" xmlns:cx4="http://schemas.microsoft.com/office/drawing/2016/5/10/chartex" xmlns:cx5="http://schemas.microsoft.com/office/drawing/2016/5/11/chartex" xmlns:cx6="http://schemas.microsoft.com/office/drawing/2016/5/12/chartex" xmlns:cx7="http://schemas.microsoft.com/office/drawing/2016/5/13/chartex" xmlns:cx8="http://schemas.microsoft.com/office/drawing/2016/5/14/chartex" xmlns:mc="http://schemas.openxmlformats.org/markup-compatibility/2006" xmlns:aink="http://schemas.microsoft.com/office/drawing/2016/ink" xmlns:am3d="http://schemas.microsoft.com/office/drawing/2017/model3d" xmlns:o="urn:schemas-microsoft-com:office:office" xmlns:oel="http://schemas.microsoft.com/office/2019/extlst" xmlns:r="http://schemas.openxmlformats.org/officeDocument/2006/relationships" xmlns:m="http://schemas.openxmlformats.org/officeDocument/2006/math" xmlns:v="urn:schemas-microsoft-com:vml" xmlns:wp14="http://schemas.microsoft.com/office/word/2010/wordprocessingDrawing" xmlns:wp="http://schemas.openxmlformats.org/drawingml/2006/wordprocessingDrawing" xmlns:w10="urn:schemas-microsoft-com:office:word" xmlns:w="http://schemas.openxmlformats.org/wordprocessingml/2006/main" xmlns:w14="http://schemas.microsoft.com/office/word/2010/wordml" xmlns:w15="http://schemas.microsoft.com/office/word/2012/wordml" xmlns:w16cex="http://schemas.microsoft.com/office/word/2018/wordml/cex" xmlns:w16cid="http://schemas.microsoft.com/office/word/2016/wordml/cid" xmlns:w16="http://schemas.microsoft.com/office/word/2018/wordml" xmlns:w16du="http://schemas.microsoft.com/office/word/2023/wordml/word16du" xmlns:w16sdtdh="http://schemas.microsoft.com/office/word/2020/wordml/sdtdatahash" xmlns:w16se="http://schemas.microsoft.com/office/word/2015/wordml/symex" xmlns:wpg="http://schemas.microsoft.com/office/word/2010/wordprocessingGroup" xmlns:wpi="http://schemas.microsoft.com/office/word/2010/wordprocessingInk" xmlns:wne="http://schemas.microsoft.com/office/word/2006/wordml" xmlns:wps="http://schemas.microsoft.com/office/word/2010/wordprocessingShape" mc:Ignorable="w14 w15 w16se w16cid w16 w16cex w16sdtdh w16du wp14">
+<w:document xmlns:wpc="http://schemas.microsoft.com/office/word/2010/wordprocessingCanvas" xmlns:cx="http://schemas.microsoft.com/office/drawing/2014/chartex" xmlns:cx1="http://schemas.microsoft.com/office/drawing/2015/9/8/chartex" xmlns:cx2="http://schemas.microsoft.com/office/drawing/2015/10/21/chartex" xmlns:cx3="http://schemas.microsoft.com/office/drawing/2016/5/9/chartex" xmlns:cx4="http://schemas.microsoft.com/office/drawing/2016/5/10/chartex" xmlns:cx5="http://schemas.microsoft.com/office/drawing/2016/5/11/chartex" xmlns:cx6="http://schemas.microsoft.com/office/drawing/2016/5/12/chartex" xmlns:cx7="http://schemas.microsoft.com/office/drawing/2016/5/13/chartex" xmlns:cx8="http://schemas.microsoft.com/office/drawing/2016/5/14/chartex" xmlns:mc="http://schemas.openxmlformats.org/markup-compatibility/2006" xmlns:aink="http://schemas.microsoft.com/office/drawing/2016/ink" xmlns:am3d="http://schemas.microsoft.com/office/drawing/2017/model3d" xmlns:o="urn:schemas-microsoft-com:office:office" xmlns:oel="http://schemas.microsoft.com/office/2019/extlst" xmlns:r="http://schemas.openxmlformats.org/officeDocument/2006/relationships" xmlns:m="http://schemas.openxmlformats.org/officeDocument/2006/math" xmlns:v="urn:schemas-microsoft-com:vml" xmlns:wp14="http://schemas.microsoft.com/office/word/2010/wordprocessingDrawing" xmlns:wp="http://schemas.openxmlformats.org/drawingml/2006/wordprocessingDrawing" xmlns:w10="urn:schemas-microsoft-com:office:word" xmlns:w="http://schemas.openxmlformats.org/wordprocessingml/2006/main" xmlns:w14="http://schemas.microsoft.com/office/word/2010/wordml" xmlns:w15="http://schemas.microsoft.com/office/word/2012/wordml" xmlns:w16cex="http://schemas.microsoft.com/office/word/2018/wordml/cex" xmlns:w16cid="http://schemas.microsoft.com/office/word/2016/wordml/cid" xmlns:w16="http://schemas.microsoft.com/office/word/2018/wordml" xmlns:w16du="http://schemas.microsoft.com/office/word/2023/wordml/word16du" xmlns:w16sdtdh="http://schemas.microsoft.com/office/word/2020/wordml/sdtdatahash" xmlns:w16sdtfl="http://schemas.microsoft.com/office/word/2024/wordml/sdtformatlock" xmlns:w16se="http://schemas.microsoft.com/office/word/2015/wordml/symex" xmlns:wpg="http://schemas.microsoft.com/office/word/2010/wordprocessingGroup" xmlns:wpi="http://schemas.microsoft.com/office/word/2010/wordprocessingInk" xmlns:wne="http://schemas.microsoft.com/office/word/2006/wordml" xmlns:wps="http://schemas.microsoft.com/office/word/2010/wordprocessingShape" mc:Ignorable="w14 w15 w16se w16cid w16 w16cex w16sdtdh w16sdtfl w16du wp14">
   <w:body>
     <w:p>
       <w:pPr>
@@ -259,31 +259,7 @@
                                   <w:sz w:val="32"/>
                                   <w:szCs w:val="32"/>
                                 </w:rPr>
-                                <w:t>{{</w:t>
-                              </w:r>
-                              <w:proofErr w:type="spellStart"/>
-                              <w:r>
-                                <w:rPr>
-                                  <w:rFonts w:ascii="Arial Nova Cond" w:hAnsi="Arial Nova Cond" w:cs="Times New Roman"/>
-                                  <w:b/>
-                                  <w:bCs/>
-                                  <w:color w:val="FFFFFF" w:themeColor="background1"/>
-                                  <w:sz w:val="32"/>
-                                  <w:szCs w:val="32"/>
-                                </w:rPr>
-                                <w:t>anio</w:t>
-                              </w:r>
-                              <w:proofErr w:type="spellEnd"/>
-                              <w:r>
-                                <w:rPr>
-                                  <w:rFonts w:ascii="Arial Nova Cond" w:hAnsi="Arial Nova Cond" w:cs="Times New Roman"/>
-                                  <w:b/>
-                                  <w:bCs/>
-                                  <w:color w:val="FFFFFF" w:themeColor="background1"/>
-                                  <w:sz w:val="32"/>
-                                  <w:szCs w:val="32"/>
-                                </w:rPr>
-                                <w:t>}}</w:t>
+                                <w:t>{{anio}}</w:t>
                               </w:r>
                             </w:p>
                           </w:txbxContent>
@@ -638,89 +614,53 @@
                 <w:sz w:val="20"/>
                 <w:szCs w:val="20"/>
               </w:rPr>
-              <w:t>{{</w:t>
-            </w:r>
-            <w:proofErr w:type="spellStart"/>
+              <w:t>{{dre}}</w:t>
+            </w:r>
+          </w:p>
+        </w:tc>
+        <w:tc>
+          <w:tcPr>
+            <w:tcW w:w="5103" w:type="dxa"/>
+            <w:vAlign w:val="center"/>
+          </w:tcPr>
+          <w:p>
+            <w:pPr>
+              <w:spacing w:line="276" w:lineRule="auto"/>
+              <w:jc w:val="center"/>
+              <w:rPr>
+                <w:rFonts w:ascii="Arial Nova Cond Light" w:hAnsi="Arial Nova Cond Light" w:cs="Times New Roman"/>
+              </w:rPr>
+            </w:pPr>
             <w:r>
               <w:rPr>
                 <w:rFonts w:ascii="Arial Nova Cond" w:hAnsi="Arial Nova Cond" w:cs="Times New Roman"/>
                 <w:sz w:val="20"/>
                 <w:szCs w:val="20"/>
               </w:rPr>
-              <w:t>dre</w:t>
-            </w:r>
-            <w:proofErr w:type="spellEnd"/>
+              <w:t>{{director}}</w:t>
+            </w:r>
+          </w:p>
+        </w:tc>
+        <w:tc>
+          <w:tcPr>
+            <w:tcW w:w="4819" w:type="dxa"/>
+            <w:vAlign w:val="center"/>
+          </w:tcPr>
+          <w:p>
+            <w:pPr>
+              <w:spacing w:line="276" w:lineRule="auto"/>
+              <w:jc w:val="center"/>
+              <w:rPr>
+                <w:rFonts w:ascii="Arial Nova Cond Light" w:hAnsi="Arial Nova Cond Light" w:cs="Times New Roman"/>
+              </w:rPr>
+            </w:pPr>
             <w:r>
               <w:rPr>
                 <w:rFonts w:ascii="Arial Nova Cond" w:hAnsi="Arial Nova Cond" w:cs="Times New Roman"/>
                 <w:sz w:val="20"/>
                 <w:szCs w:val="20"/>
               </w:rPr>
-              <w:t>}}</w:t>
-            </w:r>
-          </w:p>
-        </w:tc>
-        <w:tc>
-          <w:tcPr>
-            <w:tcW w:w="5103" w:type="dxa"/>
-            <w:vAlign w:val="center"/>
-          </w:tcPr>
-          <w:p>
-            <w:pPr>
-              <w:spacing w:line="276" w:lineRule="auto"/>
-              <w:jc w:val="center"/>
-              <w:rPr>
-                <w:rFonts w:ascii="Arial Nova Cond Light" w:hAnsi="Arial Nova Cond Light" w:cs="Times New Roman"/>
-              </w:rPr>
-            </w:pPr>
-            <w:r>
-              <w:rPr>
-                <w:rFonts w:ascii="Arial Nova Cond" w:hAnsi="Arial Nova Cond" w:cs="Times New Roman"/>
-                <w:sz w:val="20"/>
-                <w:szCs w:val="20"/>
-              </w:rPr>
-              <w:t>{{director}}</w:t>
-            </w:r>
-          </w:p>
-        </w:tc>
-        <w:tc>
-          <w:tcPr>
-            <w:tcW w:w="4819" w:type="dxa"/>
-            <w:vAlign w:val="center"/>
-          </w:tcPr>
-          <w:p>
-            <w:pPr>
-              <w:spacing w:line="276" w:lineRule="auto"/>
-              <w:jc w:val="center"/>
-              <w:rPr>
-                <w:rFonts w:ascii="Arial Nova Cond Light" w:hAnsi="Arial Nova Cond Light" w:cs="Times New Roman"/>
-              </w:rPr>
-            </w:pPr>
-            <w:r>
-              <w:rPr>
-                <w:rFonts w:ascii="Arial Nova Cond" w:hAnsi="Arial Nova Cond" w:cs="Times New Roman"/>
-                <w:sz w:val="20"/>
-                <w:szCs w:val="20"/>
-              </w:rPr>
-              <w:t>{{</w:t>
-            </w:r>
-            <w:proofErr w:type="spellStart"/>
-            <w:r>
-              <w:rPr>
-                <w:rFonts w:ascii="Arial Nova Cond" w:hAnsi="Arial Nova Cond" w:cs="Times New Roman"/>
-                <w:sz w:val="20"/>
-                <w:szCs w:val="20"/>
-              </w:rPr>
-              <w:t>area</w:t>
-            </w:r>
-            <w:proofErr w:type="spellEnd"/>
-            <w:r>
-              <w:rPr>
-                <w:rFonts w:ascii="Arial Nova Cond" w:hAnsi="Arial Nova Cond" w:cs="Times New Roman"/>
-                <w:sz w:val="20"/>
-                <w:szCs w:val="20"/>
-              </w:rPr>
-              <w:t>}}</w:t>
+              <w:t>{{area}}</w:t>
             </w:r>
           </w:p>
         </w:tc>
@@ -837,66 +777,30 @@
                 <w:sz w:val="20"/>
                 <w:szCs w:val="20"/>
               </w:rPr>
-              <w:t>{{</w:t>
-            </w:r>
-            <w:proofErr w:type="spellStart"/>
+              <w:t>{{ugel}}</w:t>
+            </w:r>
+          </w:p>
+        </w:tc>
+        <w:tc>
+          <w:tcPr>
+            <w:tcW w:w="5103" w:type="dxa"/>
+            <w:vAlign w:val="center"/>
+          </w:tcPr>
+          <w:p>
+            <w:pPr>
+              <w:spacing w:line="276" w:lineRule="auto"/>
+              <w:jc w:val="center"/>
+              <w:rPr>
+                <w:rFonts w:ascii="Arial Nova Cond Light" w:hAnsi="Arial Nova Cond Light" w:cs="Times New Roman"/>
+              </w:rPr>
+            </w:pPr>
             <w:r>
               <w:rPr>
                 <w:rFonts w:ascii="Arial Nova Cond" w:hAnsi="Arial Nova Cond" w:cs="Times New Roman"/>
                 <w:sz w:val="20"/>
                 <w:szCs w:val="20"/>
               </w:rPr>
-              <w:t>ugel</w:t>
-            </w:r>
-            <w:proofErr w:type="spellEnd"/>
-            <w:r>
-              <w:rPr>
-                <w:rFonts w:ascii="Arial Nova Cond" w:hAnsi="Arial Nova Cond" w:cs="Times New Roman"/>
-                <w:sz w:val="20"/>
-                <w:szCs w:val="20"/>
-              </w:rPr>
-              <w:t>}}</w:t>
-            </w:r>
-          </w:p>
-        </w:tc>
-        <w:tc>
-          <w:tcPr>
-            <w:tcW w:w="5103" w:type="dxa"/>
-            <w:vAlign w:val="center"/>
-          </w:tcPr>
-          <w:p>
-            <w:pPr>
-              <w:spacing w:line="276" w:lineRule="auto"/>
-              <w:jc w:val="center"/>
-              <w:rPr>
-                <w:rFonts w:ascii="Arial Nova Cond Light" w:hAnsi="Arial Nova Cond Light" w:cs="Times New Roman"/>
-              </w:rPr>
-            </w:pPr>
-            <w:r>
-              <w:rPr>
-                <w:rFonts w:ascii="Arial Nova Cond" w:hAnsi="Arial Nova Cond" w:cs="Times New Roman"/>
-                <w:sz w:val="20"/>
-                <w:szCs w:val="20"/>
-              </w:rPr>
-              <w:t>{{</w:t>
-            </w:r>
-            <w:proofErr w:type="spellStart"/>
-            <w:r>
-              <w:rPr>
-                <w:rFonts w:ascii="Arial Nova Cond" w:hAnsi="Arial Nova Cond" w:cs="Times New Roman"/>
-                <w:sz w:val="20"/>
-                <w:szCs w:val="20"/>
-              </w:rPr>
-              <w:t>cordinador</w:t>
-            </w:r>
-            <w:proofErr w:type="spellEnd"/>
-            <w:r>
-              <w:rPr>
-                <w:rFonts w:ascii="Arial Nova Cond" w:hAnsi="Arial Nova Cond" w:cs="Times New Roman"/>
-                <w:sz w:val="20"/>
-                <w:szCs w:val="20"/>
-              </w:rPr>
-              <w:t>}}</w:t>
+              <w:t>{{cordinador}}</w:t>
             </w:r>
           </w:p>
         </w:tc>
@@ -1040,25 +944,7 @@
                 <w:sz w:val="20"/>
                 <w:szCs w:val="20"/>
               </w:rPr>
-              <w:t>{{</w:t>
-            </w:r>
-            <w:proofErr w:type="spellStart"/>
-            <w:r>
-              <w:rPr>
-                <w:rFonts w:ascii="Arial Nova Cond" w:hAnsi="Arial Nova Cond" w:cs="Times New Roman"/>
-                <w:sz w:val="20"/>
-                <w:szCs w:val="20"/>
-              </w:rPr>
-              <w:t>institucioneducativa</w:t>
-            </w:r>
-            <w:proofErr w:type="spellEnd"/>
-            <w:r>
-              <w:rPr>
-                <w:rFonts w:ascii="Arial Nova Cond" w:hAnsi="Arial Nova Cond" w:cs="Times New Roman"/>
-                <w:sz w:val="20"/>
-                <w:szCs w:val="20"/>
-              </w:rPr>
-              <w:t>}}</w:t>
+              <w:t>{{institucioneducativa}}</w:t>
             </w:r>
           </w:p>
         </w:tc>
@@ -2758,29 +2644,16 @@
                 <w:szCs w:val="20"/>
               </w:rPr>
             </w:pPr>
-            <w:proofErr w:type="spellStart"/>
-            <w:r>
-              <w:rPr>
-                <w:rFonts w:ascii="Arial Nova Cond Light" w:hAnsi="Arial Nova Cond Light" w:cs="Times New Roman"/>
-                <w:b/>
-                <w:bCs/>
-                <w:color w:val="000000" w:themeColor="text1"/>
-                <w:sz w:val="20"/>
-                <w:szCs w:val="20"/>
-              </w:rPr>
-              <w:t>N°</w:t>
-            </w:r>
-            <w:proofErr w:type="spellEnd"/>
-            <w:r>
-              <w:rPr>
-                <w:rFonts w:ascii="Arial Nova Cond Light" w:hAnsi="Arial Nova Cond Light" w:cs="Times New Roman"/>
-                <w:b/>
-                <w:bCs/>
-                <w:color w:val="000000" w:themeColor="text1"/>
-                <w:sz w:val="20"/>
-                <w:szCs w:val="20"/>
-              </w:rPr>
-              <w:t xml:space="preserve"> DE SEMANAS LECTIVAS</w:t>
+            <w:r>
+              <w:rPr>
+                <w:rFonts w:ascii="Arial Nova Cond Light" w:hAnsi="Arial Nova Cond Light" w:cs="Times New Roman"/>
+                <w:b/>
+                <w:bCs/>
+                <w:color w:val="000000" w:themeColor="text1"/>
+                <w:sz w:val="20"/>
+                <w:szCs w:val="20"/>
+              </w:rPr>
+              <w:t>N° DE SEMANAS LECTIVAS</w:t>
             </w:r>
           </w:p>
         </w:tc>
@@ -2805,29 +2678,16 @@
                 <w:szCs w:val="20"/>
               </w:rPr>
             </w:pPr>
-            <w:proofErr w:type="spellStart"/>
-            <w:r>
-              <w:rPr>
-                <w:rFonts w:ascii="Arial Nova Cond Light" w:hAnsi="Arial Nova Cond Light" w:cs="Times New Roman"/>
-                <w:b/>
-                <w:bCs/>
-                <w:color w:val="000000" w:themeColor="text1"/>
-                <w:sz w:val="20"/>
-                <w:szCs w:val="20"/>
-              </w:rPr>
-              <w:t>N°</w:t>
-            </w:r>
-            <w:proofErr w:type="spellEnd"/>
-            <w:r>
-              <w:rPr>
-                <w:rFonts w:ascii="Arial Nova Cond Light" w:hAnsi="Arial Nova Cond Light" w:cs="Times New Roman"/>
-                <w:b/>
-                <w:bCs/>
-                <w:color w:val="000000" w:themeColor="text1"/>
-                <w:sz w:val="20"/>
-                <w:szCs w:val="20"/>
-              </w:rPr>
-              <w:t xml:space="preserve"> UNIDADES</w:t>
+            <w:r>
+              <w:rPr>
+                <w:rFonts w:ascii="Arial Nova Cond Light" w:hAnsi="Arial Nova Cond Light" w:cs="Times New Roman"/>
+                <w:b/>
+                <w:bCs/>
+                <w:color w:val="000000" w:themeColor="text1"/>
+                <w:sz w:val="20"/>
+                <w:szCs w:val="20"/>
+              </w:rPr>
+              <w:t>N° UNIDADES</w:t>
             </w:r>
           </w:p>
         </w:tc>
@@ -7448,13 +7308,13 @@
         <w:tblLook w:val="04A0" w:firstRow="1" w:lastRow="0" w:firstColumn="1" w:lastColumn="0" w:noHBand="0" w:noVBand="1"/>
       </w:tblPr>
       <w:tblGrid>
-        <w:gridCol w:w="875"/>
-        <w:gridCol w:w="1095"/>
-        <w:gridCol w:w="1726"/>
-        <w:gridCol w:w="6169"/>
-        <w:gridCol w:w="2015"/>
-        <w:gridCol w:w="1634"/>
-        <w:gridCol w:w="1337"/>
+        <w:gridCol w:w="818"/>
+        <w:gridCol w:w="1018"/>
+        <w:gridCol w:w="5379"/>
+        <w:gridCol w:w="1984"/>
+        <w:gridCol w:w="2693"/>
+        <w:gridCol w:w="1560"/>
+        <w:gridCol w:w="1399"/>
       </w:tblGrid>
       <w:tr>
         <w:trPr>
@@ -7463,7 +7323,7 @@
         </w:trPr>
         <w:tc>
           <w:tcPr>
-            <w:tcW w:w="875" w:type="dxa"/>
+            <w:tcW w:w="818" w:type="dxa"/>
             <w:shd w:val="clear" w:color="auto" w:fill="C1F0C7" w:themeFill="accent3" w:themeFillTint="33"/>
             <w:vAlign w:val="center"/>
           </w:tcPr>
@@ -7497,7 +7357,7 @@
         </w:tc>
         <w:tc>
           <w:tcPr>
-            <w:tcW w:w="1095" w:type="dxa"/>
+            <w:tcW w:w="1018" w:type="dxa"/>
             <w:shd w:val="clear" w:color="auto" w:fill="C1F0C7" w:themeFill="accent3" w:themeFillTint="33"/>
             <w:vAlign w:val="center"/>
           </w:tcPr>
@@ -7530,7 +7390,7 @@
         </w:tc>
         <w:tc>
           <w:tcPr>
-            <w:tcW w:w="1726" w:type="dxa"/>
+            <w:tcW w:w="5379" w:type="dxa"/>
             <w:shd w:val="clear" w:color="auto" w:fill="C1F0C7" w:themeFill="accent3" w:themeFillTint="33"/>
             <w:vAlign w:val="center"/>
           </w:tcPr>
@@ -7557,13 +7417,35 @@
                 <w:sz w:val="20"/>
                 <w:szCs w:val="20"/>
               </w:rPr>
-              <w:t>PROBLEMA / POTENCIALIDAD</w:t>
-            </w:r>
-          </w:p>
-        </w:tc>
-        <w:tc>
-          <w:tcPr>
-            <w:tcW w:w="6169" w:type="dxa"/>
+              <w:t>SITUACIÓN SIGNIF</w:t>
+            </w:r>
+            <w:r>
+              <w:rPr>
+                <w:rFonts w:ascii="Arial Nova Cond" w:hAnsi="Arial Nova Cond" w:cs="Times New Roman"/>
+                <w:b/>
+                <w:bCs/>
+                <w:color w:val="000000" w:themeColor="text1"/>
+                <w:sz w:val="20"/>
+                <w:szCs w:val="20"/>
+              </w:rPr>
+              <w:t>I</w:t>
+            </w:r>
+            <w:r>
+              <w:rPr>
+                <w:rFonts w:ascii="Arial Nova Cond" w:hAnsi="Arial Nova Cond" w:cs="Times New Roman"/>
+                <w:b/>
+                <w:bCs/>
+                <w:color w:val="000000" w:themeColor="text1"/>
+                <w:sz w:val="20"/>
+                <w:szCs w:val="20"/>
+              </w:rPr>
+              <w:t>CATIVA</w:t>
+            </w:r>
+          </w:p>
+        </w:tc>
+        <w:tc>
+          <w:tcPr>
+            <w:tcW w:w="1984" w:type="dxa"/>
             <w:shd w:val="clear" w:color="auto" w:fill="C1F0C7" w:themeFill="accent3" w:themeFillTint="33"/>
             <w:vAlign w:val="center"/>
           </w:tcPr>
@@ -7590,7 +7472,7 @@
                 <w:sz w:val="20"/>
                 <w:szCs w:val="20"/>
               </w:rPr>
-              <w:t>SITUACIÓN SIGNIF</w:t>
+              <w:t>TÍTULO DE LA UNIDAD DID</w:t>
             </w:r>
             <w:r>
               <w:rPr>
@@ -7601,7 +7483,7 @@
                 <w:sz w:val="20"/>
                 <w:szCs w:val="20"/>
               </w:rPr>
-              <w:t>I</w:t>
+              <w:t>Á</w:t>
             </w:r>
             <w:r>
               <w:rPr>
@@ -7612,13 +7494,24 @@
                 <w:sz w:val="20"/>
                 <w:szCs w:val="20"/>
               </w:rPr>
-              <w:t>CATIVA</w:t>
-            </w:r>
-          </w:p>
-        </w:tc>
-        <w:tc>
-          <w:tcPr>
-            <w:tcW w:w="2015" w:type="dxa"/>
+              <w:t>CTICA</w:t>
+            </w:r>
+            <w:r>
+              <w:rPr>
+                <w:rFonts w:ascii="Arial Nova Cond" w:hAnsi="Arial Nova Cond" w:cs="Times New Roman"/>
+                <w:b/>
+                <w:bCs/>
+                <w:color w:val="000000" w:themeColor="text1"/>
+                <w:sz w:val="20"/>
+                <w:szCs w:val="20"/>
+              </w:rPr>
+              <w:t>.</w:t>
+            </w:r>
+          </w:p>
+        </w:tc>
+        <w:tc>
+          <w:tcPr>
+            <w:tcW w:w="2693" w:type="dxa"/>
             <w:shd w:val="clear" w:color="auto" w:fill="C1F0C7" w:themeFill="accent3" w:themeFillTint="33"/>
             <w:vAlign w:val="center"/>
           </w:tcPr>
@@ -7645,46 +7538,13 @@
                 <w:sz w:val="20"/>
                 <w:szCs w:val="20"/>
               </w:rPr>
-              <w:t>TÍTULO DE LA UNIDAD DID</w:t>
-            </w:r>
-            <w:r>
-              <w:rPr>
-                <w:rFonts w:ascii="Arial Nova Cond" w:hAnsi="Arial Nova Cond" w:cs="Times New Roman"/>
-                <w:b/>
-                <w:bCs/>
-                <w:color w:val="000000" w:themeColor="text1"/>
-                <w:sz w:val="20"/>
-                <w:szCs w:val="20"/>
-              </w:rPr>
-              <w:t>Á</w:t>
-            </w:r>
-            <w:r>
-              <w:rPr>
-                <w:rFonts w:ascii="Arial Nova Cond" w:hAnsi="Arial Nova Cond" w:cs="Times New Roman"/>
-                <w:b/>
-                <w:bCs/>
-                <w:color w:val="000000" w:themeColor="text1"/>
-                <w:sz w:val="20"/>
-                <w:szCs w:val="20"/>
-              </w:rPr>
-              <w:t>CTICA</w:t>
-            </w:r>
-            <w:r>
-              <w:rPr>
-                <w:rFonts w:ascii="Arial Nova Cond" w:hAnsi="Arial Nova Cond" w:cs="Times New Roman"/>
-                <w:b/>
-                <w:bCs/>
-                <w:color w:val="000000" w:themeColor="text1"/>
-                <w:sz w:val="20"/>
-                <w:szCs w:val="20"/>
-              </w:rPr>
-              <w:t>.</w:t>
-            </w:r>
-          </w:p>
-        </w:tc>
-        <w:tc>
-          <w:tcPr>
-            <w:tcW w:w="1634" w:type="dxa"/>
+              <w:t>CAMPO TEMATICO</w:t>
+            </w:r>
+          </w:p>
+        </w:tc>
+        <w:tc>
+          <w:tcPr>
+            <w:tcW w:w="1560" w:type="dxa"/>
             <w:shd w:val="clear" w:color="auto" w:fill="C1F0C7" w:themeFill="accent3" w:themeFillTint="33"/>
             <w:vAlign w:val="center"/>
           </w:tcPr>
@@ -7717,7 +7577,7 @@
         </w:tc>
         <w:tc>
           <w:tcPr>
-            <w:tcW w:w="1337" w:type="dxa"/>
+            <w:tcW w:w="1399" w:type="dxa"/>
             <w:shd w:val="clear" w:color="auto" w:fill="C1F0C7" w:themeFill="accent3" w:themeFillTint="33"/>
             <w:vAlign w:val="center"/>
           </w:tcPr>
@@ -7756,7 +7616,7 @@
         </w:trPr>
         <w:tc>
           <w:tcPr>
-            <w:tcW w:w="875" w:type="dxa"/>
+            <w:tcW w:w="818" w:type="dxa"/>
             <w:vMerge w:val="restart"/>
             <w:vAlign w:val="center"/>
           </w:tcPr>
@@ -7795,7 +7655,7 @@
         </w:tc>
         <w:tc>
           <w:tcPr>
-            <w:tcW w:w="1095" w:type="dxa"/>
+            <w:tcW w:w="1018" w:type="dxa"/>
             <w:vAlign w:val="center"/>
           </w:tcPr>
           <w:p>
@@ -7833,7 +7693,7 @@
         </w:tc>
         <w:tc>
           <w:tcPr>
-            <w:tcW w:w="1726" w:type="dxa"/>
+            <w:tcW w:w="5379" w:type="dxa"/>
             <w:vAlign w:val="center"/>
           </w:tcPr>
           <w:p>
@@ -7861,13 +7721,144 @@
                 <w:szCs w:val="20"/>
                 <w:lang w:val="es-ES_tradnl"/>
               </w:rPr>
-              <w:t>{{problemapotencialidad0}}</w:t>
-            </w:r>
-          </w:p>
-        </w:tc>
-        <w:tc>
-          <w:tcPr>
-            <w:tcW w:w="6169" w:type="dxa"/>
+              <w:t>{{situacionsignificativa0}}</w:t>
+            </w:r>
+          </w:p>
+        </w:tc>
+        <w:tc>
+          <w:tcPr>
+            <w:tcW w:w="1984" w:type="dxa"/>
+            <w:vAlign w:val="center"/>
+          </w:tcPr>
+          <w:p>
+            <w:pPr>
+              <w:autoSpaceDE w:val="0"/>
+              <w:autoSpaceDN w:val="0"/>
+              <w:adjustRightInd w:val="0"/>
+              <w:jc w:val="center"/>
+              <w:rPr>
+                <w:rFonts w:ascii="Arial Nova Cond" w:hAnsi="Arial Nova Cond" w:cs="Arial"/>
+                <w:color w:val="000000"/>
+                <w:kern w:val="0"/>
+                <w:sz w:val="20"/>
+                <w:szCs w:val="20"/>
+              </w:rPr>
+            </w:pPr>
+            <w:r>
+              <w:rPr>
+                <w:rFonts w:ascii="Arial Nova Cond" w:hAnsi="Arial Nova Cond" w:cs="Arial"/>
+                <w:color w:val="000000"/>
+                <w:kern w:val="0"/>
+                <w:sz w:val="20"/>
+                <w:szCs w:val="20"/>
+              </w:rPr>
+              <w:t>{{titulosituacionsignificativa0}}</w:t>
+            </w:r>
+          </w:p>
+        </w:tc>
+        <w:tc>
+          <w:tcPr>
+            <w:tcW w:w="2693" w:type="dxa"/>
+            <w:vAlign w:val="center"/>
+          </w:tcPr>
+          <w:p>
+            <w:pPr>
+              <w:autoSpaceDE w:val="0"/>
+              <w:autoSpaceDN w:val="0"/>
+              <w:adjustRightInd w:val="0"/>
+              <w:jc w:val="both"/>
+              <w:rPr>
+                <w:rFonts w:ascii="Arial Nova Cond" w:hAnsi="Arial Nova Cond" w:cs="Arial"/>
+                <w:color w:val="000000"/>
+                <w:kern w:val="0"/>
+                <w:sz w:val="20"/>
+                <w:szCs w:val="20"/>
+              </w:rPr>
+            </w:pPr>
+            <w:r>
+              <w:rPr>
+                <w:rFonts w:ascii="Arial Nova Cond" w:hAnsi="Arial Nova Cond" w:cs="Arial"/>
+                <w:color w:val="000000"/>
+                <w:kern w:val="0"/>
+                <w:sz w:val="20"/>
+                <w:szCs w:val="20"/>
+              </w:rPr>
+              <w:t>{{campotematico0}}</w:t>
+            </w:r>
+          </w:p>
+        </w:tc>
+        <w:tc>
+          <w:tcPr>
+            <w:tcW w:w="1560" w:type="dxa"/>
+            <w:vAlign w:val="center"/>
+          </w:tcPr>
+          <w:p>
+            <w:pPr>
+              <w:autoSpaceDE w:val="0"/>
+              <w:autoSpaceDN w:val="0"/>
+              <w:adjustRightInd w:val="0"/>
+              <w:jc w:val="both"/>
+              <w:rPr>
+                <w:rFonts w:ascii="Arial Nova Cond" w:hAnsi="Arial Nova Cond" w:cs="Arial"/>
+                <w:color w:val="000000"/>
+                <w:kern w:val="0"/>
+                <w:sz w:val="20"/>
+                <w:szCs w:val="20"/>
+              </w:rPr>
+            </w:pPr>
+            <w:r>
+              <w:rPr>
+                <w:rFonts w:ascii="Arial Nova Cond" w:hAnsi="Arial Nova Cond" w:cs="Arial"/>
+                <w:color w:val="000000"/>
+                <w:kern w:val="0"/>
+                <w:sz w:val="20"/>
+                <w:szCs w:val="20"/>
+              </w:rPr>
+              <w:t>{{competencias0}}</w:t>
+            </w:r>
+          </w:p>
+        </w:tc>
+        <w:tc>
+          <w:tcPr>
+            <w:tcW w:w="1399" w:type="dxa"/>
+            <w:vAlign w:val="center"/>
+          </w:tcPr>
+          <w:p>
+            <w:pPr>
+              <w:autoSpaceDE w:val="0"/>
+              <w:autoSpaceDN w:val="0"/>
+              <w:adjustRightInd w:val="0"/>
+              <w:jc w:val="both"/>
+              <w:rPr>
+                <w:rFonts w:ascii="Arial Nova Cond" w:hAnsi="Arial Nova Cond" w:cs="Arial"/>
+                <w:color w:val="000000"/>
+                <w:kern w:val="0"/>
+                <w:sz w:val="20"/>
+                <w:szCs w:val="20"/>
+              </w:rPr>
+            </w:pPr>
+            <w:r>
+              <w:rPr>
+                <w:rFonts w:ascii="Arial Nova Cond" w:hAnsi="Arial Nova Cond" w:cs="Arial"/>
+                <w:color w:val="000000"/>
+                <w:kern w:val="0"/>
+                <w:sz w:val="20"/>
+                <w:szCs w:val="20"/>
+              </w:rPr>
+              <w:t>{{producto0}}</w:t>
+            </w:r>
+          </w:p>
+        </w:tc>
+      </w:tr>
+      <w:tr>
+        <w:trPr>
+          <w:trHeight w:val="756"/>
+          <w:jc w:val="center"/>
+        </w:trPr>
+        <w:tc>
+          <w:tcPr>
+            <w:tcW w:w="818" w:type="dxa"/>
+            <w:vMerge/>
             <w:vAlign w:val="center"/>
           </w:tcPr>
           <w:p>
@@ -7880,6 +7871,71 @@
               </w:tabs>
               <w:spacing w:line="276" w:lineRule="auto"/>
               <w:ind w:left="0"/>
+              <w:jc w:val="center"/>
+              <w:rPr>
+                <w:rFonts w:ascii="Arial Nova Cond" w:eastAsia="Calibri" w:hAnsi="Arial Nova Cond" w:cs="Times New Roman"/>
+                <w:b/>
+                <w:bCs/>
+                <w:sz w:val="20"/>
+                <w:szCs w:val="20"/>
+                <w:lang w:val="es-ES_tradnl"/>
+              </w:rPr>
+            </w:pPr>
+          </w:p>
+        </w:tc>
+        <w:tc>
+          <w:tcPr>
+            <w:tcW w:w="1018" w:type="dxa"/>
+            <w:vAlign w:val="center"/>
+          </w:tcPr>
+          <w:p>
+            <w:pPr>
+              <w:pStyle w:val="Prrafodelista"/>
+              <w:tabs>
+                <w:tab w:val="left" w:pos="0"/>
+                <w:tab w:val="left" w:pos="142"/>
+                <w:tab w:val="left" w:pos="284"/>
+              </w:tabs>
+              <w:spacing w:line="276" w:lineRule="auto"/>
+              <w:ind w:left="0"/>
+              <w:jc w:val="center"/>
+              <w:rPr>
+                <w:rFonts w:ascii="Arial Nova Cond" w:eastAsia="Calibri" w:hAnsi="Arial Nova Cond" w:cs="Times New Roman"/>
+                <w:b/>
+                <w:bCs/>
+                <w:sz w:val="20"/>
+                <w:szCs w:val="20"/>
+                <w:lang w:val="es-ES_tradnl"/>
+              </w:rPr>
+            </w:pPr>
+            <w:r>
+              <w:rPr>
+                <w:rFonts w:ascii="Arial Nova Cond" w:eastAsia="Calibri" w:hAnsi="Arial Nova Cond" w:cs="Times New Roman"/>
+                <w:b/>
+                <w:bCs/>
+                <w:sz w:val="20"/>
+                <w:szCs w:val="20"/>
+                <w:lang w:val="es-ES_tradnl"/>
+              </w:rPr>
+              <w:t>U 1</w:t>
+            </w:r>
+          </w:p>
+        </w:tc>
+        <w:tc>
+          <w:tcPr>
+            <w:tcW w:w="5379" w:type="dxa"/>
+            <w:vAlign w:val="center"/>
+          </w:tcPr>
+          <w:p>
+            <w:pPr>
+              <w:pStyle w:val="Prrafodelista"/>
+              <w:tabs>
+                <w:tab w:val="left" w:pos="0"/>
+                <w:tab w:val="left" w:pos="142"/>
+                <w:tab w:val="left" w:pos="284"/>
+              </w:tabs>
+              <w:spacing w:line="276" w:lineRule="auto"/>
+              <w:ind w:left="0"/>
               <w:jc w:val="both"/>
               <w:rPr>
                 <w:rFonts w:ascii="Arial Nova Cond" w:eastAsia="Calibri" w:hAnsi="Arial Nova Cond" w:cs="Times New Roman"/>
@@ -7895,13 +7951,13 @@
                 <w:szCs w:val="20"/>
                 <w:lang w:val="es-ES_tradnl"/>
               </w:rPr>
-              <w:t>{{situacionsignificativa0}}</w:t>
-            </w:r>
-          </w:p>
-        </w:tc>
-        <w:tc>
-          <w:tcPr>
-            <w:tcW w:w="2015" w:type="dxa"/>
+              <w:t>{{situacionsignificativa1}}</w:t>
+            </w:r>
+          </w:p>
+        </w:tc>
+        <w:tc>
+          <w:tcPr>
+            <w:tcW w:w="1984" w:type="dxa"/>
             <w:vAlign w:val="center"/>
           </w:tcPr>
           <w:p>
@@ -7912,7 +7968,7 @@
               <w:jc w:val="center"/>
               <w:rPr>
                 <w:rFonts w:ascii="Arial Nova Cond" w:hAnsi="Arial Nova Cond" w:cs="Arial"/>
-                <w:color w:val="000000"/>
+                <w:color w:val="000000" w:themeColor="text1"/>
                 <w:kern w:val="0"/>
                 <w:sz w:val="20"/>
                 <w:szCs w:val="20"/>
@@ -7926,13 +7982,13 @@
                 <w:sz w:val="20"/>
                 <w:szCs w:val="20"/>
               </w:rPr>
-              <w:t>{{titulosituacionsignificativa0}}</w:t>
-            </w:r>
-          </w:p>
-        </w:tc>
-        <w:tc>
-          <w:tcPr>
-            <w:tcW w:w="1634" w:type="dxa"/>
+              <w:t>{{titulosituacionsignificativa1}}</w:t>
+            </w:r>
+          </w:p>
+        </w:tc>
+        <w:tc>
+          <w:tcPr>
+            <w:tcW w:w="2693" w:type="dxa"/>
             <w:vAlign w:val="center"/>
           </w:tcPr>
           <w:p>
@@ -7957,13 +8013,13 @@
                 <w:sz w:val="20"/>
                 <w:szCs w:val="20"/>
               </w:rPr>
-              <w:t>{{competencias0}}</w:t>
-            </w:r>
-          </w:p>
-        </w:tc>
-        <w:tc>
-          <w:tcPr>
-            <w:tcW w:w="1337" w:type="dxa"/>
+              <w:t>{{campotematico1}}</w:t>
+            </w:r>
+          </w:p>
+        </w:tc>
+        <w:tc>
+          <w:tcPr>
+            <w:tcW w:w="1560" w:type="dxa"/>
             <w:vAlign w:val="center"/>
           </w:tcPr>
           <w:p>
@@ -7971,7 +8027,7 @@
               <w:autoSpaceDE w:val="0"/>
               <w:autoSpaceDN w:val="0"/>
               <w:adjustRightInd w:val="0"/>
-              <w:jc w:val="center"/>
+              <w:jc w:val="both"/>
               <w:rPr>
                 <w:rFonts w:ascii="Arial Nova Cond" w:hAnsi="Arial Nova Cond" w:cs="Arial"/>
                 <w:color w:val="000000"/>
@@ -7988,7 +8044,38 @@
                 <w:sz w:val="20"/>
                 <w:szCs w:val="20"/>
               </w:rPr>
-              <w:t>{{producto0}}</w:t>
+              <w:t>{{competencias1}}</w:t>
+            </w:r>
+          </w:p>
+        </w:tc>
+        <w:tc>
+          <w:tcPr>
+            <w:tcW w:w="1399" w:type="dxa"/>
+            <w:vAlign w:val="center"/>
+          </w:tcPr>
+          <w:p>
+            <w:pPr>
+              <w:autoSpaceDE w:val="0"/>
+              <w:autoSpaceDN w:val="0"/>
+              <w:adjustRightInd w:val="0"/>
+              <w:jc w:val="both"/>
+              <w:rPr>
+                <w:rFonts w:ascii="Arial Nova Cond" w:hAnsi="Arial Nova Cond" w:cs="Arial"/>
+                <w:color w:val="000000"/>
+                <w:kern w:val="0"/>
+                <w:sz w:val="20"/>
+                <w:szCs w:val="20"/>
+              </w:rPr>
+            </w:pPr>
+            <w:r>
+              <w:rPr>
+                <w:rFonts w:ascii="Arial Nova Cond" w:hAnsi="Arial Nova Cond" w:cs="Arial"/>
+                <w:color w:val="000000"/>
+                <w:kern w:val="0"/>
+                <w:sz w:val="20"/>
+                <w:szCs w:val="20"/>
+              </w:rPr>
+              <w:t>{{producto1}}</w:t>
             </w:r>
           </w:p>
         </w:tc>
@@ -8000,7 +8087,7 @@
         </w:trPr>
         <w:tc>
           <w:tcPr>
-            <w:tcW w:w="875" w:type="dxa"/>
+            <w:tcW w:w="818" w:type="dxa"/>
             <w:vMerge/>
             <w:vAlign w:val="center"/>
           </w:tcPr>
@@ -8028,7 +8115,7 @@
         </w:tc>
         <w:tc>
           <w:tcPr>
-            <w:tcW w:w="1095" w:type="dxa"/>
+            <w:tcW w:w="1018" w:type="dxa"/>
             <w:vAlign w:val="center"/>
           </w:tcPr>
           <w:p>
@@ -8060,39 +8147,13 @@
                 <w:szCs w:val="20"/>
                 <w:lang w:val="es-ES_tradnl"/>
               </w:rPr>
-              <w:t>U 1</w:t>
-            </w:r>
-          </w:p>
-        </w:tc>
-        <w:tc>
-          <w:tcPr>
-            <w:tcW w:w="1726" w:type="dxa"/>
-            <w:vAlign w:val="center"/>
-          </w:tcPr>
-          <w:p>
-            <w:pPr>
-              <w:pStyle w:val="NormalWeb"/>
-              <w:jc w:val="both"/>
-              <w:rPr>
-                <w:rFonts w:ascii="Arial Nova Cond" w:hAnsi="Arial Nova Cond"/>
-                <w:sz w:val="20"/>
-                <w:szCs w:val="20"/>
-              </w:rPr>
-            </w:pPr>
-            <w:r>
-              <w:rPr>
-                <w:rFonts w:ascii="Arial Nova Cond" w:eastAsia="Calibri" w:hAnsi="Arial Nova Cond"/>
-                <w:sz w:val="20"/>
-                <w:szCs w:val="20"/>
-                <w:lang w:val="es-ES_tradnl"/>
-              </w:rPr>
-              <w:t>{{problemapotencialidad1}}</w:t>
-            </w:r>
-          </w:p>
-        </w:tc>
-        <w:tc>
-          <w:tcPr>
-            <w:tcW w:w="6169" w:type="dxa"/>
+              <w:t>U 2</w:t>
+            </w:r>
+          </w:p>
+        </w:tc>
+        <w:tc>
+          <w:tcPr>
+            <w:tcW w:w="5379" w:type="dxa"/>
             <w:vAlign w:val="center"/>
           </w:tcPr>
           <w:p>
@@ -8120,13 +8181,13 @@
                 <w:szCs w:val="20"/>
                 <w:lang w:val="es-ES_tradnl"/>
               </w:rPr>
-              <w:t>{{situacionsignificativa1}}</w:t>
-            </w:r>
-          </w:p>
-        </w:tc>
-        <w:tc>
-          <w:tcPr>
-            <w:tcW w:w="2015" w:type="dxa"/>
+              <w:t>{{situacionsignificativa2}}</w:t>
+            </w:r>
+          </w:p>
+        </w:tc>
+        <w:tc>
+          <w:tcPr>
+            <w:tcW w:w="1984" w:type="dxa"/>
             <w:vAlign w:val="center"/>
           </w:tcPr>
           <w:p>
@@ -8137,7 +8198,7 @@
               <w:jc w:val="center"/>
               <w:rPr>
                 <w:rFonts w:ascii="Arial Nova Cond" w:hAnsi="Arial Nova Cond" w:cs="Arial"/>
-                <w:color w:val="000000" w:themeColor="text1"/>
+                <w:color w:val="000000"/>
                 <w:kern w:val="0"/>
                 <w:sz w:val="20"/>
                 <w:szCs w:val="20"/>
@@ -8151,13 +8212,13 @@
                 <w:sz w:val="20"/>
                 <w:szCs w:val="20"/>
               </w:rPr>
-              <w:t>{{titulosituacionsignificativa1}}</w:t>
-            </w:r>
-          </w:p>
-        </w:tc>
-        <w:tc>
-          <w:tcPr>
-            <w:tcW w:w="1634" w:type="dxa"/>
+              <w:t>{{titulosituacionsignificativa2}}</w:t>
+            </w:r>
+          </w:p>
+        </w:tc>
+        <w:tc>
+          <w:tcPr>
+            <w:tcW w:w="2693" w:type="dxa"/>
             <w:vAlign w:val="center"/>
           </w:tcPr>
           <w:p>
@@ -8182,13 +8243,13 @@
                 <w:sz w:val="20"/>
                 <w:szCs w:val="20"/>
               </w:rPr>
-              <w:t>{{competencias1}}</w:t>
-            </w:r>
-          </w:p>
-        </w:tc>
-        <w:tc>
-          <w:tcPr>
-            <w:tcW w:w="1337" w:type="dxa"/>
+              <w:t>{{campotematico2}}</w:t>
+            </w:r>
+          </w:p>
+        </w:tc>
+        <w:tc>
+          <w:tcPr>
+            <w:tcW w:w="1560" w:type="dxa"/>
             <w:vAlign w:val="center"/>
           </w:tcPr>
           <w:p>
@@ -8196,7 +8257,7 @@
               <w:autoSpaceDE w:val="0"/>
               <w:autoSpaceDN w:val="0"/>
               <w:adjustRightInd w:val="0"/>
-              <w:jc w:val="center"/>
+              <w:jc w:val="both"/>
               <w:rPr>
                 <w:rFonts w:ascii="Arial Nova Cond" w:hAnsi="Arial Nova Cond" w:cs="Arial"/>
                 <w:color w:val="000000"/>
@@ -8213,7 +8274,38 @@
                 <w:sz w:val="20"/>
                 <w:szCs w:val="20"/>
               </w:rPr>
-              <w:t>{{producto1}}</w:t>
+              <w:t>{{competencias2}}</w:t>
+            </w:r>
+          </w:p>
+        </w:tc>
+        <w:tc>
+          <w:tcPr>
+            <w:tcW w:w="1399" w:type="dxa"/>
+            <w:vAlign w:val="center"/>
+          </w:tcPr>
+          <w:p>
+            <w:pPr>
+              <w:autoSpaceDE w:val="0"/>
+              <w:autoSpaceDN w:val="0"/>
+              <w:adjustRightInd w:val="0"/>
+              <w:jc w:val="both"/>
+              <w:rPr>
+                <w:rFonts w:ascii="Arial Nova Cond" w:hAnsi="Arial Nova Cond" w:cs="Arial"/>
+                <w:color w:val="000000"/>
+                <w:kern w:val="0"/>
+                <w:sz w:val="20"/>
+                <w:szCs w:val="20"/>
+              </w:rPr>
+            </w:pPr>
+            <w:r>
+              <w:rPr>
+                <w:rFonts w:ascii="Arial Nova Cond" w:hAnsi="Arial Nova Cond" w:cs="Arial"/>
+                <w:color w:val="000000"/>
+                <w:kern w:val="0"/>
+                <w:sz w:val="20"/>
+                <w:szCs w:val="20"/>
+              </w:rPr>
+              <w:t>{{producto2}}</w:t>
             </w:r>
           </w:p>
         </w:tc>
@@ -8225,8 +8317,8 @@
         </w:trPr>
         <w:tc>
           <w:tcPr>
-            <w:tcW w:w="875" w:type="dxa"/>
-            <w:vMerge/>
+            <w:tcW w:w="818" w:type="dxa"/>
+            <w:vMerge w:val="restart"/>
             <w:vAlign w:val="center"/>
           </w:tcPr>
           <w:p>
@@ -8249,11 +8341,22 @@
                 <w:lang w:val="es-ES_tradnl"/>
               </w:rPr>
             </w:pPr>
-          </w:p>
-        </w:tc>
-        <w:tc>
-          <w:tcPr>
-            <w:tcW w:w="1095" w:type="dxa"/>
+            <w:r>
+              <w:rPr>
+                <w:rFonts w:ascii="Arial Nova Cond" w:eastAsia="Calibri" w:hAnsi="Arial Nova Cond" w:cs="Times New Roman"/>
+                <w:b/>
+                <w:bCs/>
+                <w:sz w:val="20"/>
+                <w:szCs w:val="20"/>
+                <w:lang w:val="es-ES_tradnl"/>
+              </w:rPr>
+              <w:t>II</w:t>
+            </w:r>
+          </w:p>
+        </w:tc>
+        <w:tc>
+          <w:tcPr>
+            <w:tcW w:w="1018" w:type="dxa"/>
             <w:vAlign w:val="center"/>
           </w:tcPr>
           <w:p>
@@ -8285,39 +8388,13 @@
                 <w:szCs w:val="20"/>
                 <w:lang w:val="es-ES_tradnl"/>
               </w:rPr>
-              <w:t>U 2</w:t>
-            </w:r>
-          </w:p>
-        </w:tc>
-        <w:tc>
-          <w:tcPr>
-            <w:tcW w:w="1726" w:type="dxa"/>
-            <w:vAlign w:val="center"/>
-          </w:tcPr>
-          <w:p>
-            <w:pPr>
-              <w:pStyle w:val="NormalWeb"/>
-              <w:jc w:val="both"/>
-              <w:rPr>
-                <w:rFonts w:ascii="Arial Nova Cond" w:eastAsia="Calibri" w:hAnsi="Arial Nova Cond"/>
-                <w:sz w:val="20"/>
-                <w:szCs w:val="20"/>
-              </w:rPr>
-            </w:pPr>
-            <w:r>
-              <w:rPr>
-                <w:rFonts w:ascii="Arial Nova Cond" w:eastAsia="Calibri" w:hAnsi="Arial Nova Cond"/>
-                <w:sz w:val="20"/>
-                <w:szCs w:val="20"/>
-                <w:lang w:val="es-ES_tradnl"/>
-              </w:rPr>
-              <w:t>{{problemapotencialidad2}}</w:t>
-            </w:r>
-          </w:p>
-        </w:tc>
-        <w:tc>
-          <w:tcPr>
-            <w:tcW w:w="6169" w:type="dxa"/>
+              <w:t>U 3</w:t>
+            </w:r>
+          </w:p>
+        </w:tc>
+        <w:tc>
+          <w:tcPr>
+            <w:tcW w:w="5379" w:type="dxa"/>
             <w:vAlign w:val="center"/>
           </w:tcPr>
           <w:p>
@@ -8333,6 +8410,7 @@
               <w:jc w:val="both"/>
               <w:rPr>
                 <w:rFonts w:ascii="Arial Nova Cond" w:eastAsia="Calibri" w:hAnsi="Arial Nova Cond" w:cs="Times New Roman"/>
+                <w:color w:val="000000" w:themeColor="text1"/>
                 <w:sz w:val="20"/>
                 <w:szCs w:val="20"/>
                 <w:lang w:val="es-ES_tradnl"/>
@@ -8345,13 +8423,13 @@
                 <w:szCs w:val="20"/>
                 <w:lang w:val="es-ES_tradnl"/>
               </w:rPr>
-              <w:t>{{situacionsignificativa2}}</w:t>
-            </w:r>
-          </w:p>
-        </w:tc>
-        <w:tc>
-          <w:tcPr>
-            <w:tcW w:w="2015" w:type="dxa"/>
+              <w:t>{{situacionsignificativa3}}</w:t>
+            </w:r>
+          </w:p>
+        </w:tc>
+        <w:tc>
+          <w:tcPr>
+            <w:tcW w:w="1984" w:type="dxa"/>
             <w:vAlign w:val="center"/>
           </w:tcPr>
           <w:p>
@@ -8362,7 +8440,7 @@
               <w:jc w:val="center"/>
               <w:rPr>
                 <w:rFonts w:ascii="Arial Nova Cond" w:hAnsi="Arial Nova Cond" w:cs="Arial"/>
-                <w:color w:val="000000"/>
+                <w:color w:val="215E99" w:themeColor="text2" w:themeTint="BF"/>
                 <w:kern w:val="0"/>
                 <w:sz w:val="20"/>
                 <w:szCs w:val="20"/>
@@ -8376,13 +8454,13 @@
                 <w:sz w:val="20"/>
                 <w:szCs w:val="20"/>
               </w:rPr>
-              <w:t>{{titulosituacionsignificativa2}}</w:t>
-            </w:r>
-          </w:p>
-        </w:tc>
-        <w:tc>
-          <w:tcPr>
-            <w:tcW w:w="1634" w:type="dxa"/>
+              <w:t>{{titulosituacionsignificativa3}}</w:t>
+            </w:r>
+          </w:p>
+        </w:tc>
+        <w:tc>
+          <w:tcPr>
+            <w:tcW w:w="2693" w:type="dxa"/>
             <w:vAlign w:val="center"/>
           </w:tcPr>
           <w:p>
@@ -8407,13 +8485,13 @@
                 <w:sz w:val="20"/>
                 <w:szCs w:val="20"/>
               </w:rPr>
-              <w:t>{{competencias2}}</w:t>
-            </w:r>
-          </w:p>
-        </w:tc>
-        <w:tc>
-          <w:tcPr>
-            <w:tcW w:w="1337" w:type="dxa"/>
+              <w:t>{{campotematico3}}</w:t>
+            </w:r>
+          </w:p>
+        </w:tc>
+        <w:tc>
+          <w:tcPr>
+            <w:tcW w:w="1560" w:type="dxa"/>
             <w:vAlign w:val="center"/>
           </w:tcPr>
           <w:p>
@@ -8421,7 +8499,7 @@
               <w:autoSpaceDE w:val="0"/>
               <w:autoSpaceDN w:val="0"/>
               <w:adjustRightInd w:val="0"/>
-              <w:jc w:val="center"/>
+              <w:jc w:val="both"/>
               <w:rPr>
                 <w:rFonts w:ascii="Arial Nova Cond" w:hAnsi="Arial Nova Cond" w:cs="Arial"/>
                 <w:color w:val="000000"/>
@@ -8438,7 +8516,38 @@
                 <w:sz w:val="20"/>
                 <w:szCs w:val="20"/>
               </w:rPr>
-              <w:t>{{producto2}}</w:t>
+              <w:t>{{competencias3}}</w:t>
+            </w:r>
+          </w:p>
+        </w:tc>
+        <w:tc>
+          <w:tcPr>
+            <w:tcW w:w="1399" w:type="dxa"/>
+            <w:vAlign w:val="center"/>
+          </w:tcPr>
+          <w:p>
+            <w:pPr>
+              <w:autoSpaceDE w:val="0"/>
+              <w:autoSpaceDN w:val="0"/>
+              <w:adjustRightInd w:val="0"/>
+              <w:jc w:val="both"/>
+              <w:rPr>
+                <w:rFonts w:ascii="Arial Nova Cond" w:hAnsi="Arial Nova Cond" w:cs="Arial"/>
+                <w:color w:val="000000"/>
+                <w:kern w:val="0"/>
+                <w:sz w:val="20"/>
+                <w:szCs w:val="20"/>
+              </w:rPr>
+            </w:pPr>
+            <w:r>
+              <w:rPr>
+                <w:rFonts w:ascii="Arial Nova Cond" w:hAnsi="Arial Nova Cond" w:cs="Arial"/>
+                <w:color w:val="000000"/>
+                <w:kern w:val="0"/>
+                <w:sz w:val="20"/>
+                <w:szCs w:val="20"/>
+              </w:rPr>
+              <w:t>{{producto3}}</w:t>
             </w:r>
           </w:p>
         </w:tc>
@@ -8450,8 +8559,8 @@
         </w:trPr>
         <w:tc>
           <w:tcPr>
-            <w:tcW w:w="875" w:type="dxa"/>
-            <w:vMerge w:val="restart"/>
+            <w:tcW w:w="818" w:type="dxa"/>
+            <w:vMerge/>
             <w:vAlign w:val="center"/>
           </w:tcPr>
           <w:p>
@@ -8474,22 +8583,11 @@
                 <w:lang w:val="es-ES_tradnl"/>
               </w:rPr>
             </w:pPr>
-            <w:r>
-              <w:rPr>
-                <w:rFonts w:ascii="Arial Nova Cond" w:eastAsia="Calibri" w:hAnsi="Arial Nova Cond" w:cs="Times New Roman"/>
-                <w:b/>
-                <w:bCs/>
-                <w:sz w:val="20"/>
-                <w:szCs w:val="20"/>
-                <w:lang w:val="es-ES_tradnl"/>
-              </w:rPr>
-              <w:t>II</w:t>
-            </w:r>
-          </w:p>
-        </w:tc>
-        <w:tc>
-          <w:tcPr>
-            <w:tcW w:w="1095" w:type="dxa"/>
+          </w:p>
+        </w:tc>
+        <w:tc>
+          <w:tcPr>
+            <w:tcW w:w="1018" w:type="dxa"/>
             <w:vAlign w:val="center"/>
           </w:tcPr>
           <w:p>
@@ -8521,39 +8619,13 @@
                 <w:szCs w:val="20"/>
                 <w:lang w:val="es-ES_tradnl"/>
               </w:rPr>
-              <w:t>U 3</w:t>
-            </w:r>
-          </w:p>
-        </w:tc>
-        <w:tc>
-          <w:tcPr>
-            <w:tcW w:w="1726" w:type="dxa"/>
-            <w:vAlign w:val="center"/>
-          </w:tcPr>
-          <w:p>
-            <w:pPr>
-              <w:pStyle w:val="Sinespaciado"/>
-              <w:jc w:val="both"/>
-              <w:rPr>
-                <w:rFonts w:ascii="Arial Nova Cond" w:eastAsia="Times New Roman" w:hAnsi="Arial Nova Cond" w:cs="Times New Roman"/>
-                <w:sz w:val="20"/>
-                <w:szCs w:val="20"/>
-              </w:rPr>
-            </w:pPr>
-            <w:r>
-              <w:rPr>
-                <w:rFonts w:ascii="Arial Nova Cond" w:eastAsia="Calibri" w:hAnsi="Arial Nova Cond" w:cs="Times New Roman"/>
-                <w:sz w:val="20"/>
-                <w:szCs w:val="20"/>
-                <w:lang w:val="es-ES_tradnl"/>
-              </w:rPr>
-              <w:t>{{problemapotencialidad3}}</w:t>
-            </w:r>
-          </w:p>
-        </w:tc>
-        <w:tc>
-          <w:tcPr>
-            <w:tcW w:w="6169" w:type="dxa"/>
+              <w:t>U 4</w:t>
+            </w:r>
+          </w:p>
+        </w:tc>
+        <w:tc>
+          <w:tcPr>
+            <w:tcW w:w="5379" w:type="dxa"/>
             <w:vAlign w:val="center"/>
           </w:tcPr>
           <w:p>
@@ -8582,13 +8654,13 @@
                 <w:szCs w:val="20"/>
                 <w:lang w:val="es-ES_tradnl"/>
               </w:rPr>
-              <w:t>{{situacionsignificativa3}}</w:t>
-            </w:r>
-          </w:p>
-        </w:tc>
-        <w:tc>
-          <w:tcPr>
-            <w:tcW w:w="2015" w:type="dxa"/>
+              <w:t>{{situacionsignificativa4}}</w:t>
+            </w:r>
+          </w:p>
+        </w:tc>
+        <w:tc>
+          <w:tcPr>
+            <w:tcW w:w="1984" w:type="dxa"/>
             <w:vAlign w:val="center"/>
           </w:tcPr>
           <w:p>
@@ -8599,7 +8671,7 @@
               <w:jc w:val="center"/>
               <w:rPr>
                 <w:rFonts w:ascii="Arial Nova Cond" w:hAnsi="Arial Nova Cond" w:cs="Arial"/>
-                <w:color w:val="215E99" w:themeColor="text2" w:themeTint="BF"/>
+                <w:color w:val="000000" w:themeColor="text1"/>
                 <w:kern w:val="0"/>
                 <w:sz w:val="20"/>
                 <w:szCs w:val="20"/>
@@ -8613,13 +8685,13 @@
                 <w:sz w:val="20"/>
                 <w:szCs w:val="20"/>
               </w:rPr>
-              <w:t>{{titulosituacionsignificativa3}}</w:t>
-            </w:r>
-          </w:p>
-        </w:tc>
-        <w:tc>
-          <w:tcPr>
-            <w:tcW w:w="1634" w:type="dxa"/>
+              <w:t>{{titulosituacionsignificativa4}}</w:t>
+            </w:r>
+          </w:p>
+        </w:tc>
+        <w:tc>
+          <w:tcPr>
+            <w:tcW w:w="2693" w:type="dxa"/>
             <w:vAlign w:val="center"/>
           </w:tcPr>
           <w:p>
@@ -8644,13 +8716,13 @@
                 <w:sz w:val="20"/>
                 <w:szCs w:val="20"/>
               </w:rPr>
-              <w:t>{{competencias3}}</w:t>
-            </w:r>
-          </w:p>
-        </w:tc>
-        <w:tc>
-          <w:tcPr>
-            <w:tcW w:w="1337" w:type="dxa"/>
+              <w:t>{{campotematico4}}</w:t>
+            </w:r>
+          </w:p>
+        </w:tc>
+        <w:tc>
+          <w:tcPr>
+            <w:tcW w:w="1560" w:type="dxa"/>
             <w:vAlign w:val="center"/>
           </w:tcPr>
           <w:p>
@@ -8658,7 +8730,7 @@
               <w:autoSpaceDE w:val="0"/>
               <w:autoSpaceDN w:val="0"/>
               <w:adjustRightInd w:val="0"/>
-              <w:jc w:val="center"/>
+              <w:jc w:val="both"/>
               <w:rPr>
                 <w:rFonts w:ascii="Arial Nova Cond" w:hAnsi="Arial Nova Cond" w:cs="Arial"/>
                 <w:color w:val="000000"/>
@@ -8675,7 +8747,38 @@
                 <w:sz w:val="20"/>
                 <w:szCs w:val="20"/>
               </w:rPr>
-              <w:t>{{producto3}}</w:t>
+              <w:t>{{competencias4}}</w:t>
+            </w:r>
+          </w:p>
+        </w:tc>
+        <w:tc>
+          <w:tcPr>
+            <w:tcW w:w="1399" w:type="dxa"/>
+            <w:vAlign w:val="center"/>
+          </w:tcPr>
+          <w:p>
+            <w:pPr>
+              <w:autoSpaceDE w:val="0"/>
+              <w:autoSpaceDN w:val="0"/>
+              <w:adjustRightInd w:val="0"/>
+              <w:jc w:val="both"/>
+              <w:rPr>
+                <w:rFonts w:ascii="Arial Nova Cond" w:hAnsi="Arial Nova Cond" w:cs="Arial"/>
+                <w:color w:val="000000"/>
+                <w:kern w:val="0"/>
+                <w:sz w:val="20"/>
+                <w:szCs w:val="20"/>
+              </w:rPr>
+            </w:pPr>
+            <w:r>
+              <w:rPr>
+                <w:rFonts w:ascii="Arial Nova Cond" w:hAnsi="Arial Nova Cond" w:cs="Arial"/>
+                <w:color w:val="000000"/>
+                <w:kern w:val="0"/>
+                <w:sz w:val="20"/>
+                <w:szCs w:val="20"/>
+              </w:rPr>
+              <w:t>{{producto4}}</w:t>
             </w:r>
           </w:p>
         </w:tc>
@@ -8687,8 +8790,8 @@
         </w:trPr>
         <w:tc>
           <w:tcPr>
-            <w:tcW w:w="875" w:type="dxa"/>
-            <w:vMerge/>
+            <w:tcW w:w="818" w:type="dxa"/>
+            <w:vMerge w:val="restart"/>
             <w:vAlign w:val="center"/>
           </w:tcPr>
           <w:p>
@@ -8711,11 +8814,22 @@
                 <w:lang w:val="es-ES_tradnl"/>
               </w:rPr>
             </w:pPr>
-          </w:p>
-        </w:tc>
-        <w:tc>
-          <w:tcPr>
-            <w:tcW w:w="1095" w:type="dxa"/>
+            <w:r>
+              <w:rPr>
+                <w:rFonts w:ascii="Arial Nova Cond" w:eastAsia="Calibri" w:hAnsi="Arial Nova Cond" w:cs="Times New Roman"/>
+                <w:b/>
+                <w:bCs/>
+                <w:sz w:val="20"/>
+                <w:szCs w:val="20"/>
+                <w:lang w:val="es-ES_tradnl"/>
+              </w:rPr>
+              <w:t>III</w:t>
+            </w:r>
+          </w:p>
+        </w:tc>
+        <w:tc>
+          <w:tcPr>
+            <w:tcW w:w="1018" w:type="dxa"/>
             <w:vAlign w:val="center"/>
           </w:tcPr>
           <w:p>
@@ -8747,39 +8861,13 @@
                 <w:szCs w:val="20"/>
                 <w:lang w:val="es-ES_tradnl"/>
               </w:rPr>
-              <w:t>U 4</w:t>
-            </w:r>
-          </w:p>
-        </w:tc>
-        <w:tc>
-          <w:tcPr>
-            <w:tcW w:w="1726" w:type="dxa"/>
-            <w:vAlign w:val="center"/>
-          </w:tcPr>
-          <w:p>
-            <w:pPr>
-              <w:pStyle w:val="Sinespaciado"/>
-              <w:jc w:val="both"/>
-              <w:rPr>
-                <w:rFonts w:ascii="Arial Nova Cond" w:hAnsi="Arial Nova Cond"/>
-                <w:sz w:val="20"/>
-                <w:szCs w:val="20"/>
-              </w:rPr>
-            </w:pPr>
-            <w:r>
-              <w:rPr>
-                <w:rFonts w:ascii="Arial Nova Cond" w:eastAsia="Calibri" w:hAnsi="Arial Nova Cond" w:cs="Times New Roman"/>
-                <w:sz w:val="20"/>
-                <w:szCs w:val="20"/>
-                <w:lang w:val="es-ES_tradnl"/>
-              </w:rPr>
-              <w:t>{{problemapotencialidad4}}</w:t>
-            </w:r>
-          </w:p>
-        </w:tc>
-        <w:tc>
-          <w:tcPr>
-            <w:tcW w:w="6169" w:type="dxa"/>
+              <w:t>U 5</w:t>
+            </w:r>
+          </w:p>
+        </w:tc>
+        <w:tc>
+          <w:tcPr>
+            <w:tcW w:w="5379" w:type="dxa"/>
             <w:vAlign w:val="center"/>
           </w:tcPr>
           <w:p>
@@ -8808,13 +8896,13 @@
                 <w:szCs w:val="20"/>
                 <w:lang w:val="es-ES_tradnl"/>
               </w:rPr>
-              <w:t>{{situacionsignificativa4}}</w:t>
-            </w:r>
-          </w:p>
-        </w:tc>
-        <w:tc>
-          <w:tcPr>
-            <w:tcW w:w="2015" w:type="dxa"/>
+              <w:t xml:space="preserve">{{situacionsignificativa5}} </w:t>
+            </w:r>
+          </w:p>
+        </w:tc>
+        <w:tc>
+          <w:tcPr>
+            <w:tcW w:w="1984" w:type="dxa"/>
             <w:vAlign w:val="center"/>
           </w:tcPr>
           <w:p>
@@ -8839,13 +8927,13 @@
                 <w:sz w:val="20"/>
                 <w:szCs w:val="20"/>
               </w:rPr>
-              <w:t>{{titulosituacionsignificativa4}}</w:t>
-            </w:r>
-          </w:p>
-        </w:tc>
-        <w:tc>
-          <w:tcPr>
-            <w:tcW w:w="1634" w:type="dxa"/>
+              <w:t>{{titulosituacionsignificativa5}}</w:t>
+            </w:r>
+          </w:p>
+        </w:tc>
+        <w:tc>
+          <w:tcPr>
+            <w:tcW w:w="2693" w:type="dxa"/>
             <w:vAlign w:val="center"/>
           </w:tcPr>
           <w:p>
@@ -8870,13 +8958,13 @@
                 <w:sz w:val="20"/>
                 <w:szCs w:val="20"/>
               </w:rPr>
-              <w:t>{{competencias4}}</w:t>
-            </w:r>
-          </w:p>
-        </w:tc>
-        <w:tc>
-          <w:tcPr>
-            <w:tcW w:w="1337" w:type="dxa"/>
+              <w:t>{{campotematico5}}</w:t>
+            </w:r>
+          </w:p>
+        </w:tc>
+        <w:tc>
+          <w:tcPr>
+            <w:tcW w:w="1560" w:type="dxa"/>
             <w:vAlign w:val="center"/>
           </w:tcPr>
           <w:p>
@@ -8884,7 +8972,7 @@
               <w:autoSpaceDE w:val="0"/>
               <w:autoSpaceDN w:val="0"/>
               <w:adjustRightInd w:val="0"/>
-              <w:jc w:val="center"/>
+              <w:jc w:val="both"/>
               <w:rPr>
                 <w:rFonts w:ascii="Arial Nova Cond" w:hAnsi="Arial Nova Cond" w:cs="Arial"/>
                 <w:color w:val="000000"/>
@@ -8901,7 +8989,38 @@
                 <w:sz w:val="20"/>
                 <w:szCs w:val="20"/>
               </w:rPr>
-              <w:t>{{producto4}}</w:t>
+              <w:t>{{competencias5}}</w:t>
+            </w:r>
+          </w:p>
+        </w:tc>
+        <w:tc>
+          <w:tcPr>
+            <w:tcW w:w="1399" w:type="dxa"/>
+            <w:vAlign w:val="center"/>
+          </w:tcPr>
+          <w:p>
+            <w:pPr>
+              <w:autoSpaceDE w:val="0"/>
+              <w:autoSpaceDN w:val="0"/>
+              <w:adjustRightInd w:val="0"/>
+              <w:jc w:val="both"/>
+              <w:rPr>
+                <w:rFonts w:ascii="Arial Nova Cond" w:hAnsi="Arial Nova Cond" w:cs="Arial"/>
+                <w:color w:val="000000"/>
+                <w:kern w:val="0"/>
+                <w:sz w:val="20"/>
+                <w:szCs w:val="20"/>
+              </w:rPr>
+            </w:pPr>
+            <w:r>
+              <w:rPr>
+                <w:rFonts w:ascii="Arial Nova Cond" w:hAnsi="Arial Nova Cond" w:cs="Arial"/>
+                <w:color w:val="000000"/>
+                <w:kern w:val="0"/>
+                <w:sz w:val="20"/>
+                <w:szCs w:val="20"/>
+              </w:rPr>
+              <w:t>{{producto5}}</w:t>
             </w:r>
           </w:p>
         </w:tc>
@@ -8913,8 +9032,8 @@
         </w:trPr>
         <w:tc>
           <w:tcPr>
-            <w:tcW w:w="875" w:type="dxa"/>
-            <w:vMerge w:val="restart"/>
+            <w:tcW w:w="818" w:type="dxa"/>
+            <w:vMerge/>
             <w:vAlign w:val="center"/>
           </w:tcPr>
           <w:p>
@@ -8937,22 +9056,11 @@
                 <w:lang w:val="es-ES_tradnl"/>
               </w:rPr>
             </w:pPr>
-            <w:r>
-              <w:rPr>
-                <w:rFonts w:ascii="Arial Nova Cond" w:eastAsia="Calibri" w:hAnsi="Arial Nova Cond" w:cs="Times New Roman"/>
-                <w:b/>
-                <w:bCs/>
-                <w:sz w:val="20"/>
-                <w:szCs w:val="20"/>
-                <w:lang w:val="es-ES_tradnl"/>
-              </w:rPr>
-              <w:t>III</w:t>
-            </w:r>
-          </w:p>
-        </w:tc>
-        <w:tc>
-          <w:tcPr>
-            <w:tcW w:w="1095" w:type="dxa"/>
+          </w:p>
+        </w:tc>
+        <w:tc>
+          <w:tcPr>
+            <w:tcW w:w="1018" w:type="dxa"/>
             <w:vAlign w:val="center"/>
           </w:tcPr>
           <w:p>
@@ -8984,40 +9092,13 @@
                 <w:szCs w:val="20"/>
                 <w:lang w:val="es-ES_tradnl"/>
               </w:rPr>
-              <w:t>U 5</w:t>
-            </w:r>
-          </w:p>
-        </w:tc>
-        <w:tc>
-          <w:tcPr>
-            <w:tcW w:w="1726" w:type="dxa"/>
-            <w:vAlign w:val="center"/>
-          </w:tcPr>
-          <w:p>
-            <w:pPr>
-              <w:pStyle w:val="Sinespaciado"/>
-              <w:jc w:val="both"/>
-              <w:rPr>
-                <w:rFonts w:ascii="Arial Nova Cond" w:hAnsi="Arial Nova Cond"/>
-                <w:color w:val="000000" w:themeColor="text1"/>
-                <w:sz w:val="20"/>
-                <w:szCs w:val="20"/>
-              </w:rPr>
-            </w:pPr>
-            <w:r>
-              <w:rPr>
-                <w:rFonts w:ascii="Arial Nova Cond" w:eastAsia="Calibri" w:hAnsi="Arial Nova Cond" w:cs="Times New Roman"/>
-                <w:sz w:val="20"/>
-                <w:szCs w:val="20"/>
-                <w:lang w:val="es-ES_tradnl"/>
-              </w:rPr>
-              <w:t>{{problemapotencialidad5}}</w:t>
-            </w:r>
-          </w:p>
-        </w:tc>
-        <w:tc>
-          <w:tcPr>
-            <w:tcW w:w="6169" w:type="dxa"/>
+              <w:t>U 6</w:t>
+            </w:r>
+          </w:p>
+        </w:tc>
+        <w:tc>
+          <w:tcPr>
+            <w:tcW w:w="5379" w:type="dxa"/>
             <w:vAlign w:val="center"/>
           </w:tcPr>
           <w:p>
@@ -9033,7 +9114,6 @@
               <w:jc w:val="both"/>
               <w:rPr>
                 <w:rFonts w:ascii="Arial Nova Cond" w:eastAsia="Calibri" w:hAnsi="Arial Nova Cond" w:cs="Times New Roman"/>
-                <w:color w:val="000000" w:themeColor="text1"/>
                 <w:sz w:val="20"/>
                 <w:szCs w:val="20"/>
                 <w:lang w:val="es-ES_tradnl"/>
@@ -9046,13 +9126,13 @@
                 <w:szCs w:val="20"/>
                 <w:lang w:val="es-ES_tradnl"/>
               </w:rPr>
-              <w:t>{{situacionsignificativa5}}</w:t>
-            </w:r>
-          </w:p>
-        </w:tc>
-        <w:tc>
-          <w:tcPr>
-            <w:tcW w:w="2015" w:type="dxa"/>
+              <w:t>{{situacionsignificativa6}}</w:t>
+            </w:r>
+          </w:p>
+        </w:tc>
+        <w:tc>
+          <w:tcPr>
+            <w:tcW w:w="1984" w:type="dxa"/>
             <w:vAlign w:val="center"/>
           </w:tcPr>
           <w:p>
@@ -9063,7 +9143,7 @@
               <w:jc w:val="center"/>
               <w:rPr>
                 <w:rFonts w:ascii="Arial Nova Cond" w:hAnsi="Arial Nova Cond" w:cs="Arial"/>
-                <w:color w:val="000000" w:themeColor="text1"/>
+                <w:color w:val="0070C0"/>
                 <w:kern w:val="0"/>
                 <w:sz w:val="20"/>
                 <w:szCs w:val="20"/>
@@ -9077,13 +9157,13 @@
                 <w:sz w:val="20"/>
                 <w:szCs w:val="20"/>
               </w:rPr>
-              <w:t>{{titulosituacionsignificativa5}}</w:t>
-            </w:r>
-          </w:p>
-        </w:tc>
-        <w:tc>
-          <w:tcPr>
-            <w:tcW w:w="1634" w:type="dxa"/>
+              <w:t>{{titulosituacionsignificativa6}}</w:t>
+            </w:r>
+          </w:p>
+        </w:tc>
+        <w:tc>
+          <w:tcPr>
+            <w:tcW w:w="2693" w:type="dxa"/>
             <w:vAlign w:val="center"/>
           </w:tcPr>
           <w:p>
@@ -9108,13 +9188,13 @@
                 <w:sz w:val="20"/>
                 <w:szCs w:val="20"/>
               </w:rPr>
-              <w:t>{{competencias5}}</w:t>
-            </w:r>
-          </w:p>
-        </w:tc>
-        <w:tc>
-          <w:tcPr>
-            <w:tcW w:w="1337" w:type="dxa"/>
+              <w:t>{{campotematico6}}</w:t>
+            </w:r>
+          </w:p>
+        </w:tc>
+        <w:tc>
+          <w:tcPr>
+            <w:tcW w:w="1560" w:type="dxa"/>
             <w:vAlign w:val="center"/>
           </w:tcPr>
           <w:p>
@@ -9122,7 +9202,7 @@
               <w:autoSpaceDE w:val="0"/>
               <w:autoSpaceDN w:val="0"/>
               <w:adjustRightInd w:val="0"/>
-              <w:jc w:val="center"/>
+              <w:jc w:val="both"/>
               <w:rPr>
                 <w:rFonts w:ascii="Arial Nova Cond" w:hAnsi="Arial Nova Cond" w:cs="Arial"/>
                 <w:color w:val="000000"/>
@@ -9139,7 +9219,38 @@
                 <w:sz w:val="20"/>
                 <w:szCs w:val="20"/>
               </w:rPr>
-              <w:t>{{producto5}}</w:t>
+              <w:t>{{competencias6}}</w:t>
+            </w:r>
+          </w:p>
+        </w:tc>
+        <w:tc>
+          <w:tcPr>
+            <w:tcW w:w="1399" w:type="dxa"/>
+            <w:vAlign w:val="center"/>
+          </w:tcPr>
+          <w:p>
+            <w:pPr>
+              <w:autoSpaceDE w:val="0"/>
+              <w:autoSpaceDN w:val="0"/>
+              <w:adjustRightInd w:val="0"/>
+              <w:jc w:val="both"/>
+              <w:rPr>
+                <w:rFonts w:ascii="Arial Nova Cond" w:hAnsi="Arial Nova Cond" w:cs="Arial"/>
+                <w:color w:val="000000"/>
+                <w:kern w:val="0"/>
+                <w:sz w:val="20"/>
+                <w:szCs w:val="20"/>
+              </w:rPr>
+            </w:pPr>
+            <w:r>
+              <w:rPr>
+                <w:rFonts w:ascii="Arial Nova Cond" w:hAnsi="Arial Nova Cond" w:cs="Arial"/>
+                <w:color w:val="000000"/>
+                <w:kern w:val="0"/>
+                <w:sz w:val="20"/>
+                <w:szCs w:val="20"/>
+              </w:rPr>
+              <w:t>{{producto6}}</w:t>
             </w:r>
           </w:p>
         </w:tc>
@@ -9151,8 +9262,8 @@
         </w:trPr>
         <w:tc>
           <w:tcPr>
-            <w:tcW w:w="875" w:type="dxa"/>
-            <w:vMerge/>
+            <w:tcW w:w="818" w:type="dxa"/>
+            <w:vMerge w:val="restart"/>
             <w:vAlign w:val="center"/>
           </w:tcPr>
           <w:p>
@@ -9175,11 +9286,22 @@
                 <w:lang w:val="es-ES_tradnl"/>
               </w:rPr>
             </w:pPr>
-          </w:p>
-        </w:tc>
-        <w:tc>
-          <w:tcPr>
-            <w:tcW w:w="1095" w:type="dxa"/>
+            <w:r>
+              <w:rPr>
+                <w:rFonts w:ascii="Arial Nova Cond" w:eastAsia="Calibri" w:hAnsi="Arial Nova Cond" w:cs="Times New Roman"/>
+                <w:b/>
+                <w:bCs/>
+                <w:sz w:val="20"/>
+                <w:szCs w:val="20"/>
+                <w:lang w:val="es-ES_tradnl"/>
+              </w:rPr>
+              <w:t>IV</w:t>
+            </w:r>
+          </w:p>
+        </w:tc>
+        <w:tc>
+          <w:tcPr>
+            <w:tcW w:w="1018" w:type="dxa"/>
             <w:vAlign w:val="center"/>
           </w:tcPr>
           <w:p>
@@ -9211,39 +9333,13 @@
                 <w:szCs w:val="20"/>
                 <w:lang w:val="es-ES_tradnl"/>
               </w:rPr>
-              <w:t>U 6</w:t>
-            </w:r>
-          </w:p>
-        </w:tc>
-        <w:tc>
-          <w:tcPr>
-            <w:tcW w:w="1726" w:type="dxa"/>
-            <w:vAlign w:val="center"/>
-          </w:tcPr>
-          <w:p>
-            <w:pPr>
-              <w:pStyle w:val="Sinespaciado"/>
-              <w:jc w:val="both"/>
-              <w:rPr>
-                <w:rFonts w:ascii="Arial Nova Cond" w:hAnsi="Arial Nova Cond"/>
-                <w:sz w:val="20"/>
-                <w:szCs w:val="20"/>
-              </w:rPr>
-            </w:pPr>
-            <w:r>
-              <w:rPr>
-                <w:rFonts w:ascii="Arial Nova Cond" w:eastAsia="Calibri" w:hAnsi="Arial Nova Cond" w:cs="Times New Roman"/>
-                <w:sz w:val="20"/>
-                <w:szCs w:val="20"/>
-                <w:lang w:val="es-ES_tradnl"/>
-              </w:rPr>
-              <w:t>{{problemapotencialidad6}}</w:t>
-            </w:r>
-          </w:p>
-        </w:tc>
-        <w:tc>
-          <w:tcPr>
-            <w:tcW w:w="6169" w:type="dxa"/>
+              <w:t>U 7</w:t>
+            </w:r>
+          </w:p>
+        </w:tc>
+        <w:tc>
+          <w:tcPr>
+            <w:tcW w:w="5379" w:type="dxa"/>
             <w:vAlign w:val="center"/>
           </w:tcPr>
           <w:p>
@@ -9258,26 +9354,26 @@
               <w:ind w:left="0"/>
               <w:jc w:val="both"/>
               <w:rPr>
+                <w:rFonts w:ascii="Arial Nova Cond" w:hAnsi="Arial Nova Cond"/>
+                <w:color w:val="000000" w:themeColor="text1"/>
+                <w:sz w:val="20"/>
+                <w:szCs w:val="20"/>
+              </w:rPr>
+            </w:pPr>
+            <w:r>
+              <w:rPr>
                 <w:rFonts w:ascii="Arial Nova Cond" w:eastAsia="Calibri" w:hAnsi="Arial Nova Cond" w:cs="Times New Roman"/>
                 <w:sz w:val="20"/>
                 <w:szCs w:val="20"/>
                 <w:lang w:val="es-ES_tradnl"/>
               </w:rPr>
-            </w:pPr>
-            <w:r>
-              <w:rPr>
-                <w:rFonts w:ascii="Arial Nova Cond" w:eastAsia="Calibri" w:hAnsi="Arial Nova Cond" w:cs="Times New Roman"/>
-                <w:sz w:val="20"/>
-                <w:szCs w:val="20"/>
-                <w:lang w:val="es-ES_tradnl"/>
-              </w:rPr>
-              <w:t>{{situacionsignificativa6}}</w:t>
-            </w:r>
-          </w:p>
-        </w:tc>
-        <w:tc>
-          <w:tcPr>
-            <w:tcW w:w="2015" w:type="dxa"/>
+              <w:t>{{situacionsignificativa7}}</w:t>
+            </w:r>
+          </w:p>
+        </w:tc>
+        <w:tc>
+          <w:tcPr>
+            <w:tcW w:w="1984" w:type="dxa"/>
             <w:vAlign w:val="center"/>
           </w:tcPr>
           <w:p>
@@ -9288,7 +9384,7 @@
               <w:jc w:val="center"/>
               <w:rPr>
                 <w:rFonts w:ascii="Arial Nova Cond" w:hAnsi="Arial Nova Cond" w:cs="Arial"/>
-                <w:color w:val="0070C0"/>
+                <w:color w:val="000000" w:themeColor="text1"/>
                 <w:kern w:val="0"/>
                 <w:sz w:val="20"/>
                 <w:szCs w:val="20"/>
@@ -9302,13 +9398,13 @@
                 <w:sz w:val="20"/>
                 <w:szCs w:val="20"/>
               </w:rPr>
-              <w:t>{{titulosituacionsignificativa6}}</w:t>
-            </w:r>
-          </w:p>
-        </w:tc>
-        <w:tc>
-          <w:tcPr>
-            <w:tcW w:w="1634" w:type="dxa"/>
+              <w:t>{{titulosituacionsignificativa7}}</w:t>
+            </w:r>
+          </w:p>
+        </w:tc>
+        <w:tc>
+          <w:tcPr>
+            <w:tcW w:w="2693" w:type="dxa"/>
             <w:vAlign w:val="center"/>
           </w:tcPr>
           <w:p>
@@ -9333,13 +9429,13 @@
                 <w:sz w:val="20"/>
                 <w:szCs w:val="20"/>
               </w:rPr>
-              <w:t>{{competencias6}}</w:t>
-            </w:r>
-          </w:p>
-        </w:tc>
-        <w:tc>
-          <w:tcPr>
-            <w:tcW w:w="1337" w:type="dxa"/>
+              <w:t>{{campotematico7}}</w:t>
+            </w:r>
+          </w:p>
+        </w:tc>
+        <w:tc>
+          <w:tcPr>
+            <w:tcW w:w="1560" w:type="dxa"/>
             <w:vAlign w:val="center"/>
           </w:tcPr>
           <w:p>
@@ -9347,7 +9443,7 @@
               <w:autoSpaceDE w:val="0"/>
               <w:autoSpaceDN w:val="0"/>
               <w:adjustRightInd w:val="0"/>
-              <w:jc w:val="center"/>
+              <w:jc w:val="both"/>
               <w:rPr>
                 <w:rFonts w:ascii="Arial Nova Cond" w:hAnsi="Arial Nova Cond" w:cs="Arial"/>
                 <w:color w:val="000000"/>
@@ -9364,7 +9460,38 @@
                 <w:sz w:val="20"/>
                 <w:szCs w:val="20"/>
               </w:rPr>
-              <w:t>{{producto6}}</w:t>
+              <w:t>{{competencias7}}</w:t>
+            </w:r>
+          </w:p>
+        </w:tc>
+        <w:tc>
+          <w:tcPr>
+            <w:tcW w:w="1399" w:type="dxa"/>
+            <w:vAlign w:val="center"/>
+          </w:tcPr>
+          <w:p>
+            <w:pPr>
+              <w:autoSpaceDE w:val="0"/>
+              <w:autoSpaceDN w:val="0"/>
+              <w:adjustRightInd w:val="0"/>
+              <w:jc w:val="both"/>
+              <w:rPr>
+                <w:rFonts w:ascii="Arial Nova Cond" w:hAnsi="Arial Nova Cond" w:cs="Arial"/>
+                <w:color w:val="000000"/>
+                <w:kern w:val="0"/>
+                <w:sz w:val="20"/>
+                <w:szCs w:val="20"/>
+              </w:rPr>
+            </w:pPr>
+            <w:r>
+              <w:rPr>
+                <w:rFonts w:ascii="Arial Nova Cond" w:hAnsi="Arial Nova Cond" w:cs="Arial"/>
+                <w:color w:val="000000"/>
+                <w:kern w:val="0"/>
+                <w:sz w:val="20"/>
+                <w:szCs w:val="20"/>
+              </w:rPr>
+              <w:t>{{producto7}}</w:t>
             </w:r>
           </w:p>
         </w:tc>
@@ -9376,8 +9503,8 @@
         </w:trPr>
         <w:tc>
           <w:tcPr>
-            <w:tcW w:w="875" w:type="dxa"/>
-            <w:vMerge w:val="restart"/>
+            <w:tcW w:w="818" w:type="dxa"/>
+            <w:vMerge/>
             <w:vAlign w:val="center"/>
           </w:tcPr>
           <w:p>
@@ -9400,22 +9527,11 @@
                 <w:lang w:val="es-ES_tradnl"/>
               </w:rPr>
             </w:pPr>
-            <w:r>
-              <w:rPr>
-                <w:rFonts w:ascii="Arial Nova Cond" w:eastAsia="Calibri" w:hAnsi="Arial Nova Cond" w:cs="Times New Roman"/>
-                <w:b/>
-                <w:bCs/>
-                <w:sz w:val="20"/>
-                <w:szCs w:val="20"/>
-                <w:lang w:val="es-ES_tradnl"/>
-              </w:rPr>
-              <w:t>IV</w:t>
-            </w:r>
-          </w:p>
-        </w:tc>
-        <w:tc>
-          <w:tcPr>
-            <w:tcW w:w="1095" w:type="dxa"/>
+          </w:p>
+        </w:tc>
+        <w:tc>
+          <w:tcPr>
+            <w:tcW w:w="1018" w:type="dxa"/>
             <w:vAlign w:val="center"/>
           </w:tcPr>
           <w:p>
@@ -9447,13 +9563,13 @@
                 <w:szCs w:val="20"/>
                 <w:lang w:val="es-ES_tradnl"/>
               </w:rPr>
-              <w:t>U 7</w:t>
-            </w:r>
-          </w:p>
-        </w:tc>
-        <w:tc>
-          <w:tcPr>
-            <w:tcW w:w="1726" w:type="dxa"/>
+              <w:t>U 8</w:t>
+            </w:r>
+          </w:p>
+        </w:tc>
+        <w:tc>
+          <w:tcPr>
+            <w:tcW w:w="5379" w:type="dxa"/>
             <w:vAlign w:val="center"/>
           </w:tcPr>
           <w:p>
@@ -9466,6 +9582,7 @@
               </w:tabs>
               <w:spacing w:line="276" w:lineRule="auto"/>
               <w:ind w:left="0"/>
+              <w:jc w:val="both"/>
               <w:rPr>
                 <w:rFonts w:ascii="Arial Nova Cond" w:eastAsia="Calibri" w:hAnsi="Arial Nova Cond" w:cs="Times New Roman"/>
                 <w:color w:val="000000" w:themeColor="text1"/>
@@ -9481,47 +9598,13 @@
                 <w:szCs w:val="20"/>
                 <w:lang w:val="es-ES_tradnl"/>
               </w:rPr>
-              <w:t>{{problemapotencialidad7}}</w:t>
-            </w:r>
-          </w:p>
-        </w:tc>
-        <w:tc>
-          <w:tcPr>
-            <w:tcW w:w="6169" w:type="dxa"/>
-            <w:vAlign w:val="center"/>
-          </w:tcPr>
-          <w:p>
-            <w:pPr>
-              <w:pStyle w:val="Prrafodelista"/>
-              <w:tabs>
-                <w:tab w:val="left" w:pos="0"/>
-                <w:tab w:val="left" w:pos="142"/>
-                <w:tab w:val="left" w:pos="284"/>
-              </w:tabs>
-              <w:spacing w:line="276" w:lineRule="auto"/>
-              <w:ind w:left="0"/>
-              <w:jc w:val="both"/>
-              <w:rPr>
-                <w:rFonts w:ascii="Arial Nova Cond" w:hAnsi="Arial Nova Cond"/>
-                <w:color w:val="000000" w:themeColor="text1"/>
-                <w:sz w:val="20"/>
-                <w:szCs w:val="20"/>
-              </w:rPr>
-            </w:pPr>
-            <w:r>
-              <w:rPr>
-                <w:rFonts w:ascii="Arial Nova Cond" w:eastAsia="Calibri" w:hAnsi="Arial Nova Cond" w:cs="Times New Roman"/>
-                <w:sz w:val="20"/>
-                <w:szCs w:val="20"/>
-                <w:lang w:val="es-ES_tradnl"/>
-              </w:rPr>
-              <w:t>{{situacionsignificativa7}}</w:t>
-            </w:r>
-          </w:p>
-        </w:tc>
-        <w:tc>
-          <w:tcPr>
-            <w:tcW w:w="2015" w:type="dxa"/>
+              <w:t>{{situacionsignificativa8}}</w:t>
+            </w:r>
+          </w:p>
+        </w:tc>
+        <w:tc>
+          <w:tcPr>
+            <w:tcW w:w="1984" w:type="dxa"/>
             <w:vAlign w:val="center"/>
           </w:tcPr>
           <w:p>
@@ -9531,11 +9614,10 @@
               <w:adjustRightInd w:val="0"/>
               <w:jc w:val="center"/>
               <w:rPr>
-                <w:rFonts w:ascii="Arial Nova Cond" w:hAnsi="Arial Nova Cond" w:cs="Arial"/>
-                <w:color w:val="000000" w:themeColor="text1"/>
-                <w:kern w:val="0"/>
-                <w:sz w:val="20"/>
-                <w:szCs w:val="20"/>
+                <w:rFonts w:ascii="Arial Nova Cond" w:eastAsia="Calibri" w:hAnsi="Arial Nova Cond" w:cs="Times New Roman"/>
+                <w:sz w:val="20"/>
+                <w:szCs w:val="20"/>
+                <w:lang w:val="es-ES_tradnl"/>
               </w:rPr>
             </w:pPr>
             <w:r>
@@ -9546,13 +9628,13 @@
                 <w:sz w:val="20"/>
                 <w:szCs w:val="20"/>
               </w:rPr>
-              <w:t>{{titulosituacionsignificativa7}}</w:t>
-            </w:r>
-          </w:p>
-        </w:tc>
-        <w:tc>
-          <w:tcPr>
-            <w:tcW w:w="1634" w:type="dxa"/>
+              <w:t>{{titulosituacionsignificativa8}}</w:t>
+            </w:r>
+          </w:p>
+        </w:tc>
+        <w:tc>
+          <w:tcPr>
+            <w:tcW w:w="2693" w:type="dxa"/>
             <w:vAlign w:val="center"/>
           </w:tcPr>
           <w:p>
@@ -9577,215 +9659,13 @@
                 <w:sz w:val="20"/>
                 <w:szCs w:val="20"/>
               </w:rPr>
-              <w:t>{{competencias7}}</w:t>
-            </w:r>
-          </w:p>
-        </w:tc>
-        <w:tc>
-          <w:tcPr>
-            <w:tcW w:w="1337" w:type="dxa"/>
-            <w:vAlign w:val="center"/>
-          </w:tcPr>
-          <w:p>
-            <w:pPr>
-              <w:autoSpaceDE w:val="0"/>
-              <w:autoSpaceDN w:val="0"/>
-              <w:adjustRightInd w:val="0"/>
-              <w:jc w:val="center"/>
-              <w:rPr>
-                <w:rFonts w:ascii="Arial Nova Cond" w:hAnsi="Arial Nova Cond" w:cs="Arial"/>
-                <w:color w:val="000000"/>
-                <w:kern w:val="0"/>
-                <w:sz w:val="20"/>
-                <w:szCs w:val="20"/>
-              </w:rPr>
-            </w:pPr>
-            <w:r>
-              <w:rPr>
-                <w:rFonts w:ascii="Arial Nova Cond" w:hAnsi="Arial Nova Cond" w:cs="Arial"/>
-                <w:color w:val="000000"/>
-                <w:kern w:val="0"/>
-                <w:sz w:val="20"/>
-                <w:szCs w:val="20"/>
-              </w:rPr>
-              <w:t>{{producto7}}</w:t>
-            </w:r>
-          </w:p>
-        </w:tc>
-      </w:tr>
-      <w:tr>
-        <w:trPr>
-          <w:trHeight w:val="756"/>
-          <w:jc w:val="center"/>
-        </w:trPr>
-        <w:tc>
-          <w:tcPr>
-            <w:tcW w:w="875" w:type="dxa"/>
-            <w:vMerge/>
-            <w:vAlign w:val="center"/>
-          </w:tcPr>
-          <w:p>
-            <w:pPr>
-              <w:pStyle w:val="Prrafodelista"/>
-              <w:tabs>
-                <w:tab w:val="left" w:pos="0"/>
-                <w:tab w:val="left" w:pos="142"/>
-                <w:tab w:val="left" w:pos="284"/>
-              </w:tabs>
-              <w:spacing w:line="276" w:lineRule="auto"/>
-              <w:ind w:left="0"/>
-              <w:jc w:val="center"/>
-              <w:rPr>
-                <w:rFonts w:ascii="Arial Nova Cond" w:eastAsia="Calibri" w:hAnsi="Arial Nova Cond" w:cs="Times New Roman"/>
-                <w:b/>
-                <w:bCs/>
-                <w:sz w:val="20"/>
-                <w:szCs w:val="20"/>
-                <w:lang w:val="es-ES_tradnl"/>
-              </w:rPr>
-            </w:pPr>
-          </w:p>
-        </w:tc>
-        <w:tc>
-          <w:tcPr>
-            <w:tcW w:w="1095" w:type="dxa"/>
-            <w:vAlign w:val="center"/>
-          </w:tcPr>
-          <w:p>
-            <w:pPr>
-              <w:pStyle w:val="Prrafodelista"/>
-              <w:tabs>
-                <w:tab w:val="left" w:pos="0"/>
-                <w:tab w:val="left" w:pos="142"/>
-                <w:tab w:val="left" w:pos="284"/>
-              </w:tabs>
-              <w:spacing w:line="276" w:lineRule="auto"/>
-              <w:ind w:left="0"/>
-              <w:jc w:val="center"/>
-              <w:rPr>
-                <w:rFonts w:ascii="Arial Nova Cond" w:eastAsia="Calibri" w:hAnsi="Arial Nova Cond" w:cs="Times New Roman"/>
-                <w:b/>
-                <w:bCs/>
-                <w:sz w:val="20"/>
-                <w:szCs w:val="20"/>
-                <w:lang w:val="es-ES_tradnl"/>
-              </w:rPr>
-            </w:pPr>
-            <w:r>
-              <w:rPr>
-                <w:rFonts w:ascii="Arial Nova Cond" w:eastAsia="Calibri" w:hAnsi="Arial Nova Cond" w:cs="Times New Roman"/>
-                <w:b/>
-                <w:bCs/>
-                <w:sz w:val="20"/>
-                <w:szCs w:val="20"/>
-                <w:lang w:val="es-ES_tradnl"/>
-              </w:rPr>
-              <w:t>U 8</w:t>
-            </w:r>
-          </w:p>
-        </w:tc>
-        <w:tc>
-          <w:tcPr>
-            <w:tcW w:w="1726" w:type="dxa"/>
-            <w:vAlign w:val="center"/>
-          </w:tcPr>
-          <w:p>
-            <w:pPr>
-              <w:pStyle w:val="Prrafodelista"/>
-              <w:tabs>
-                <w:tab w:val="left" w:pos="0"/>
-                <w:tab w:val="left" w:pos="142"/>
-                <w:tab w:val="left" w:pos="284"/>
-              </w:tabs>
-              <w:spacing w:line="276" w:lineRule="auto"/>
-              <w:ind w:left="0"/>
-              <w:rPr>
-                <w:rFonts w:ascii="Arial Nova Cond" w:eastAsia="Calibri" w:hAnsi="Arial Nova Cond" w:cs="Times New Roman"/>
-                <w:color w:val="000000" w:themeColor="text1"/>
-                <w:sz w:val="20"/>
-                <w:szCs w:val="20"/>
-                <w:lang w:val="es-ES_tradnl"/>
-              </w:rPr>
-            </w:pPr>
-            <w:r>
-              <w:rPr>
-                <w:rFonts w:ascii="Arial Nova Cond" w:eastAsia="Calibri" w:hAnsi="Arial Nova Cond" w:cs="Times New Roman"/>
-                <w:sz w:val="20"/>
-                <w:szCs w:val="20"/>
-                <w:lang w:val="es-ES_tradnl"/>
-              </w:rPr>
-              <w:t>{{problemapotencialidad8}}</w:t>
-            </w:r>
-          </w:p>
-        </w:tc>
-        <w:tc>
-          <w:tcPr>
-            <w:tcW w:w="6169" w:type="dxa"/>
-            <w:vAlign w:val="center"/>
-          </w:tcPr>
-          <w:p>
-            <w:pPr>
-              <w:pStyle w:val="Prrafodelista"/>
-              <w:tabs>
-                <w:tab w:val="left" w:pos="0"/>
-                <w:tab w:val="left" w:pos="142"/>
-                <w:tab w:val="left" w:pos="284"/>
-              </w:tabs>
-              <w:spacing w:line="276" w:lineRule="auto"/>
-              <w:ind w:left="0"/>
-              <w:jc w:val="both"/>
-              <w:rPr>
-                <w:rFonts w:ascii="Arial Nova Cond" w:eastAsia="Calibri" w:hAnsi="Arial Nova Cond" w:cs="Times New Roman"/>
-                <w:color w:val="000000" w:themeColor="text1"/>
-                <w:sz w:val="20"/>
-                <w:szCs w:val="20"/>
-                <w:lang w:val="es-ES_tradnl"/>
-              </w:rPr>
-            </w:pPr>
-            <w:r>
-              <w:rPr>
-                <w:rFonts w:ascii="Arial Nova Cond" w:eastAsia="Calibri" w:hAnsi="Arial Nova Cond" w:cs="Times New Roman"/>
-                <w:sz w:val="20"/>
-                <w:szCs w:val="20"/>
-                <w:lang w:val="es-ES_tradnl"/>
-              </w:rPr>
-              <w:t>{{situacionsignificativa8}}</w:t>
-            </w:r>
-          </w:p>
-        </w:tc>
-        <w:tc>
-          <w:tcPr>
-            <w:tcW w:w="2015" w:type="dxa"/>
-            <w:vAlign w:val="center"/>
-          </w:tcPr>
-          <w:p>
-            <w:pPr>
-              <w:autoSpaceDE w:val="0"/>
-              <w:autoSpaceDN w:val="0"/>
-              <w:adjustRightInd w:val="0"/>
-              <w:jc w:val="center"/>
-              <w:rPr>
-                <w:rFonts w:ascii="Arial Nova Cond" w:eastAsia="Calibri" w:hAnsi="Arial Nova Cond" w:cs="Times New Roman"/>
-                <w:sz w:val="20"/>
-                <w:szCs w:val="20"/>
-                <w:lang w:val="es-ES_tradnl"/>
-              </w:rPr>
-            </w:pPr>
-            <w:r>
-              <w:rPr>
-                <w:rFonts w:ascii="Arial Nova Cond" w:hAnsi="Arial Nova Cond" w:cs="Arial"/>
-                <w:color w:val="000000"/>
-                <w:kern w:val="0"/>
-                <w:sz w:val="20"/>
-                <w:szCs w:val="20"/>
-              </w:rPr>
-              <w:t>{{titulosituacionsignificativa8}}</w:t>
-            </w:r>
-          </w:p>
-        </w:tc>
-        <w:tc>
-          <w:tcPr>
-            <w:tcW w:w="1634" w:type="dxa"/>
+              <w:t>{{campotematico8}}</w:t>
+            </w:r>
+          </w:p>
+        </w:tc>
+        <w:tc>
+          <w:tcPr>
+            <w:tcW w:w="1560" w:type="dxa"/>
             <w:vAlign w:val="center"/>
           </w:tcPr>
           <w:p>
@@ -9816,7 +9696,7 @@
         </w:tc>
         <w:tc>
           <w:tcPr>
-            <w:tcW w:w="1337" w:type="dxa"/>
+            <w:tcW w:w="1399" w:type="dxa"/>
             <w:vAlign w:val="center"/>
           </w:tcPr>
           <w:p>
@@ -9824,7 +9704,7 @@
               <w:autoSpaceDE w:val="0"/>
               <w:autoSpaceDN w:val="0"/>
               <w:adjustRightInd w:val="0"/>
-              <w:jc w:val="center"/>
+              <w:jc w:val="both"/>
               <w:rPr>
                 <w:rFonts w:ascii="Arial Nova Cond" w:hAnsi="Arial Nova Cond" w:cs="Arial"/>
                 <w:color w:val="000000"/>
@@ -19832,7 +19712,6 @@
                 <w:szCs w:val="20"/>
                 <w:lang w:eastAsia="es-ES"/>
               </w:rPr>
-              <w:lastRenderedPageBreak/>
               <w:t>Define metas de aprendizaje.</w:t>
             </w:r>
           </w:p>
@@ -20204,18 +20083,8 @@
                 <w:bCs/>
                 <w:color w:val="000000" w:themeColor="text1"/>
               </w:rPr>
-              <w:t xml:space="preserve">Videos de </w:t>
-            </w:r>
-            <w:proofErr w:type="spellStart"/>
-            <w:r>
-              <w:rPr>
-                <w:rFonts w:ascii="Arial Nova Cond Light" w:hAnsi="Arial Nova Cond Light" w:cs="Times New Roman"/>
-                <w:bCs/>
-                <w:color w:val="000000" w:themeColor="text1"/>
-              </w:rPr>
-              <w:t>Youtube</w:t>
-            </w:r>
-            <w:proofErr w:type="spellEnd"/>
+              <w:t>Videos de Youtube</w:t>
+            </w:r>
           </w:p>
           <w:p>
             <w:pPr>
@@ -20328,23 +20197,13 @@
                 <w:color w:val="000000" w:themeColor="text1"/>
               </w:rPr>
             </w:pPr>
-            <w:proofErr w:type="spellStart"/>
-            <w:r>
-              <w:rPr>
-                <w:rFonts w:ascii="Arial Nova Cond Light" w:hAnsi="Arial Nova Cond Light" w:cs="Times New Roman"/>
-                <w:bCs/>
-                <w:color w:val="000000" w:themeColor="text1"/>
-              </w:rPr>
-              <w:t>Canvas</w:t>
-            </w:r>
-            <w:proofErr w:type="spellEnd"/>
-            <w:r>
-              <w:rPr>
-                <w:rFonts w:ascii="Arial Nova Cond Light" w:hAnsi="Arial Nova Cond Light" w:cs="Times New Roman"/>
-                <w:bCs/>
-                <w:color w:val="000000" w:themeColor="text1"/>
-              </w:rPr>
-              <w:t xml:space="preserve">, </w:t>
+            <w:r>
+              <w:rPr>
+                <w:rFonts w:ascii="Arial Nova Cond Light" w:hAnsi="Arial Nova Cond Light" w:cs="Times New Roman"/>
+                <w:bCs/>
+                <w:color w:val="000000" w:themeColor="text1"/>
+              </w:rPr>
+              <w:t xml:space="preserve">Canvas, </w:t>
             </w:r>
           </w:p>
           <w:p>
@@ -20937,7 +20796,6 @@
                 <w:bCs/>
                 <w:color w:val="000000" w:themeColor="text1"/>
               </w:rPr>
-              <w:lastRenderedPageBreak/>
               <w:t>Sumativa</w:t>
             </w:r>
           </w:p>
@@ -21358,25 +21216,7 @@
                 <w:color w:val="000000" w:themeColor="text1"/>
                 <w:lang w:val="es-ES"/>
               </w:rPr>
-              <w:t xml:space="preserve">Módulos de emprendimiento- </w:t>
-            </w:r>
-            <w:proofErr w:type="spellStart"/>
-            <w:r>
-              <w:rPr>
-                <w:rFonts w:ascii="Arial Nova Cond Light" w:hAnsi="Arial Nova Cond Light"/>
-                <w:color w:val="000000" w:themeColor="text1"/>
-                <w:lang w:val="es-ES"/>
-              </w:rPr>
-              <w:t>World</w:t>
-            </w:r>
-            <w:proofErr w:type="spellEnd"/>
-            <w:r>
-              <w:rPr>
-                <w:rFonts w:ascii="Arial Nova Cond Light" w:hAnsi="Arial Nova Cond Light"/>
-                <w:color w:val="000000" w:themeColor="text1"/>
-                <w:lang w:val="es-ES"/>
-              </w:rPr>
-              <w:t xml:space="preserve"> Visión Perú </w:t>
+              <w:t xml:space="preserve">Módulos de emprendimiento- World Visión Perú </w:t>
             </w:r>
             <w:r>
               <w:rPr>
@@ -21424,25 +21264,7 @@
                 <w:color w:val="000000" w:themeColor="text1"/>
                 <w:lang w:val="es-ES"/>
               </w:rPr>
-              <w:t xml:space="preserve">Módulos de emprendimiento </w:t>
-            </w:r>
-            <w:proofErr w:type="spellStart"/>
-            <w:r>
-              <w:rPr>
-                <w:rFonts w:ascii="Arial Nova Cond Light" w:hAnsi="Arial Nova Cond Light"/>
-                <w:color w:val="000000" w:themeColor="text1"/>
-                <w:lang w:val="es-ES"/>
-              </w:rPr>
-              <w:t>World</w:t>
-            </w:r>
-            <w:proofErr w:type="spellEnd"/>
-            <w:r>
-              <w:rPr>
-                <w:rFonts w:ascii="Arial Nova Cond Light" w:hAnsi="Arial Nova Cond Light"/>
-                <w:color w:val="000000" w:themeColor="text1"/>
-                <w:lang w:val="es-ES"/>
-              </w:rPr>
-              <w:t xml:space="preserve"> Visión Perú </w:t>
+              <w:t xml:space="preserve">Módulos de emprendimiento World Visión Perú </w:t>
             </w:r>
             <w:r>
               <w:rPr>
@@ -21538,27 +21360,7 @@
                 <w:kern w:val="0"/>
                 <w14:ligatures w14:val="none"/>
               </w:rPr>
-              <w:t xml:space="preserve">Minedu (2016). Programa curricular de educación secundaria. Resolución Ministerial </w:t>
-            </w:r>
-            <w:proofErr w:type="spellStart"/>
-            <w:r>
-              <w:rPr>
-                <w:rFonts w:ascii="Arial Nova Cond Light" w:eastAsia="Calibri" w:hAnsi="Arial Nova Cond Light" w:cs="Calibri Light"/>
-                <w:color w:val="000000" w:themeColor="text1"/>
-                <w:kern w:val="0"/>
-                <w14:ligatures w14:val="none"/>
-              </w:rPr>
-              <w:t>N°</w:t>
-            </w:r>
-            <w:proofErr w:type="spellEnd"/>
-            <w:r>
-              <w:rPr>
-                <w:rFonts w:ascii="Arial Nova Cond Light" w:eastAsia="Calibri" w:hAnsi="Arial Nova Cond Light" w:cs="Calibri Light"/>
-                <w:color w:val="000000" w:themeColor="text1"/>
-                <w:kern w:val="0"/>
-                <w14:ligatures w14:val="none"/>
-              </w:rPr>
-              <w:t xml:space="preserve"> 649-2016-Minedu. </w:t>
+              <w:t xml:space="preserve">Minedu (2016). Programa curricular de educación secundaria. Resolución Ministerial N° 649-2016-Minedu. </w:t>
             </w:r>
           </w:p>
           <w:p>
@@ -21585,27 +21387,7 @@
                 <w:kern w:val="0"/>
                 <w14:ligatures w14:val="none"/>
               </w:rPr>
-              <w:t xml:space="preserve">Minedu (2016). Currículo Nacional de la educación básica. Resolución Ministerial </w:t>
-            </w:r>
-            <w:proofErr w:type="spellStart"/>
-            <w:r>
-              <w:rPr>
-                <w:rFonts w:ascii="Arial Nova Cond Light" w:eastAsia="Calibri" w:hAnsi="Arial Nova Cond Light" w:cs="Calibri Light"/>
-                <w:color w:val="000000" w:themeColor="text1"/>
-                <w:kern w:val="0"/>
-                <w14:ligatures w14:val="none"/>
-              </w:rPr>
-              <w:t>N°</w:t>
-            </w:r>
-            <w:proofErr w:type="spellEnd"/>
-            <w:r>
-              <w:rPr>
-                <w:rFonts w:ascii="Arial Nova Cond Light" w:eastAsia="Calibri" w:hAnsi="Arial Nova Cond Light" w:cs="Calibri Light"/>
-                <w:color w:val="000000" w:themeColor="text1"/>
-                <w:kern w:val="0"/>
-                <w14:ligatures w14:val="none"/>
-              </w:rPr>
-              <w:t xml:space="preserve"> 281-2016-Minedu y su modificatoria. </w:t>
+              <w:t xml:space="preserve">Minedu (2016). Currículo Nacional de la educación básica. Resolución Ministerial N° 281-2016-Minedu y su modificatoria. </w:t>
             </w:r>
           </w:p>
           <w:p>
@@ -21666,25 +21448,7 @@
                 <w:kern w:val="0"/>
                 <w14:ligatures w14:val="none"/>
               </w:rPr>
-              <w:t xml:space="preserve">Resolución Ministerial </w:t>
-            </w:r>
-            <w:proofErr w:type="spellStart"/>
-            <w:r>
-              <w:rPr>
-                <w:rFonts w:ascii="Arial Nova Cond Light" w:eastAsia="Calibri" w:hAnsi="Arial Nova Cond Light" w:cs="Calibri Light"/>
-                <w:kern w:val="0"/>
-                <w14:ligatures w14:val="none"/>
-              </w:rPr>
-              <w:t>N.°</w:t>
-            </w:r>
-            <w:proofErr w:type="spellEnd"/>
-            <w:r>
-              <w:rPr>
-                <w:rFonts w:ascii="Arial Nova Cond Light" w:eastAsia="Calibri" w:hAnsi="Arial Nova Cond Light" w:cs="Calibri Light"/>
-                <w:kern w:val="0"/>
-                <w14:ligatures w14:val="none"/>
-              </w:rPr>
-              <w:t xml:space="preserve"> 501-2025</w:t>
+              <w:t>Resolución Ministerial N.° 501-2025</w:t>
             </w:r>
             <w:r>
               <w:rPr>
@@ -22251,7 +22015,7 @@
 </file>
 
 <file path=word/endnotes.xml><?xml version="1.0" encoding="utf-8"?>
-<w:endnotes xmlns:wpc="http://schemas.microsoft.com/office/word/2010/wordprocessingCanvas" xmlns:cx="http://schemas.microsoft.com/office/drawing/2014/chartex" xmlns:cx1="http://schemas.microsoft.com/office/drawing/2015/9/8/chartex" xmlns:cx2="http://schemas.microsoft.com/office/drawing/2015/10/21/chartex" xmlns:cx3="http://schemas.microsoft.com/office/drawing/2016/5/9/chartex" xmlns:cx4="http://schemas.microsoft.com/office/drawing/2016/5/10/chartex" xmlns:cx5="http://schemas.microsoft.com/office/drawing/2016/5/11/chartex" xmlns:cx6="http://schemas.microsoft.com/office/drawing/2016/5/12/chartex" xmlns:cx7="http://schemas.microsoft.com/office/drawing/2016/5/13/chartex" xmlns:cx8="http://schemas.microsoft.com/office/drawing/2016/5/14/chartex" xmlns:mc="http://schemas.openxmlformats.org/markup-compatibility/2006" xmlns:aink="http://schemas.microsoft.com/office/drawing/2016/ink" xmlns:am3d="http://schemas.microsoft.com/office/drawing/2017/model3d" xmlns:o="urn:schemas-microsoft-com:office:office" xmlns:oel="http://schemas.microsoft.com/office/2019/extlst" xmlns:r="http://schemas.openxmlformats.org/officeDocument/2006/relationships" xmlns:m="http://schemas.openxmlformats.org/officeDocument/2006/math" xmlns:v="urn:schemas-microsoft-com:vml" xmlns:wp14="http://schemas.microsoft.com/office/word/2010/wordprocessingDrawing" xmlns:wp="http://schemas.openxmlformats.org/drawingml/2006/wordprocessingDrawing" xmlns:w10="urn:schemas-microsoft-com:office:word" xmlns:w="http://schemas.openxmlformats.org/wordprocessingml/2006/main" xmlns:w14="http://schemas.microsoft.com/office/word/2010/wordml" xmlns:w15="http://schemas.microsoft.com/office/word/2012/wordml" xmlns:w16cex="http://schemas.microsoft.com/office/word/2018/wordml/cex" xmlns:w16cid="http://schemas.microsoft.com/office/word/2016/wordml/cid" xmlns:w16="http://schemas.microsoft.com/office/word/2018/wordml" xmlns:w16du="http://schemas.microsoft.com/office/word/2023/wordml/word16du" xmlns:w16sdtdh="http://schemas.microsoft.com/office/word/2020/wordml/sdtdatahash" xmlns:w16se="http://schemas.microsoft.com/office/word/2015/wordml/symex" xmlns:wpg="http://schemas.microsoft.com/office/word/2010/wordprocessingGroup" xmlns:wpi="http://schemas.microsoft.com/office/word/2010/wordprocessingInk" xmlns:wne="http://schemas.microsoft.com/office/word/2006/wordml" xmlns:wps="http://schemas.microsoft.com/office/word/2010/wordprocessingShape" mc:Ignorable="w14 w15 w16se w16cid w16 w16cex w16sdtdh w16du wp14">
+<w:endnotes xmlns:wpc="http://schemas.microsoft.com/office/word/2010/wordprocessingCanvas" xmlns:cx="http://schemas.microsoft.com/office/drawing/2014/chartex" xmlns:cx1="http://schemas.microsoft.com/office/drawing/2015/9/8/chartex" xmlns:cx2="http://schemas.microsoft.com/office/drawing/2015/10/21/chartex" xmlns:cx3="http://schemas.microsoft.com/office/drawing/2016/5/9/chartex" xmlns:cx4="http://schemas.microsoft.com/office/drawing/2016/5/10/chartex" xmlns:cx5="http://schemas.microsoft.com/office/drawing/2016/5/11/chartex" xmlns:cx6="http://schemas.microsoft.com/office/drawing/2016/5/12/chartex" xmlns:cx7="http://schemas.microsoft.com/office/drawing/2016/5/13/chartex" xmlns:cx8="http://schemas.microsoft.com/office/drawing/2016/5/14/chartex" xmlns:mc="http://schemas.openxmlformats.org/markup-compatibility/2006" xmlns:aink="http://schemas.microsoft.com/office/drawing/2016/ink" xmlns:am3d="http://schemas.microsoft.com/office/drawing/2017/model3d" xmlns:o="urn:schemas-microsoft-com:office:office" xmlns:oel="http://schemas.microsoft.com/office/2019/extlst" xmlns:r="http://schemas.openxmlformats.org/officeDocument/2006/relationships" xmlns:m="http://schemas.openxmlformats.org/officeDocument/2006/math" xmlns:v="urn:schemas-microsoft-com:vml" xmlns:wp14="http://schemas.microsoft.com/office/word/2010/wordprocessingDrawing" xmlns:wp="http://schemas.openxmlformats.org/drawingml/2006/wordprocessingDrawing" xmlns:w10="urn:schemas-microsoft-com:office:word" xmlns:w="http://schemas.openxmlformats.org/wordprocessingml/2006/main" xmlns:w14="http://schemas.microsoft.com/office/word/2010/wordml" xmlns:w15="http://schemas.microsoft.com/office/word/2012/wordml" xmlns:w16cex="http://schemas.microsoft.com/office/word/2018/wordml/cex" xmlns:w16cid="http://schemas.microsoft.com/office/word/2016/wordml/cid" xmlns:w16="http://schemas.microsoft.com/office/word/2018/wordml" xmlns:w16du="http://schemas.microsoft.com/office/word/2023/wordml/word16du" xmlns:w16sdtdh="http://schemas.microsoft.com/office/word/2020/wordml/sdtdatahash" xmlns:w16sdtfl="http://schemas.microsoft.com/office/word/2024/wordml/sdtformatlock" xmlns:w16se="http://schemas.microsoft.com/office/word/2015/wordml/symex" xmlns:wpg="http://schemas.microsoft.com/office/word/2010/wordprocessingGroup" xmlns:wpi="http://schemas.microsoft.com/office/word/2010/wordprocessingInk" xmlns:wne="http://schemas.microsoft.com/office/word/2006/wordml" xmlns:wps="http://schemas.microsoft.com/office/word/2010/wordprocessingShape" mc:Ignorable="w14 w15 w16se w16cid w16 w16cex w16sdtdh w16sdtfl w16du wp14">
   <w:endnote w:type="separator" w:id="-1">
     <w:p>
       <w:pPr>
@@ -22276,7 +22040,7 @@
 </file>
 
 <file path=word/footer1.xml><?xml version="1.0" encoding="utf-8"?>
-<w:ftr xmlns:wpc="http://schemas.microsoft.com/office/word/2010/wordprocessingCanvas" xmlns:cx="http://schemas.microsoft.com/office/drawing/2014/chartex" xmlns:cx1="http://schemas.microsoft.com/office/drawing/2015/9/8/chartex" xmlns:cx2="http://schemas.microsoft.com/office/drawing/2015/10/21/chartex" xmlns:cx3="http://schemas.microsoft.com/office/drawing/2016/5/9/chartex" xmlns:cx4="http://schemas.microsoft.com/office/drawing/2016/5/10/chartex" xmlns:cx5="http://schemas.microsoft.com/office/drawing/2016/5/11/chartex" xmlns:cx6="http://schemas.microsoft.com/office/drawing/2016/5/12/chartex" xmlns:cx7="http://schemas.microsoft.com/office/drawing/2016/5/13/chartex" xmlns:cx8="http://schemas.microsoft.com/office/drawing/2016/5/14/chartex" xmlns:mc="http://schemas.openxmlformats.org/markup-compatibility/2006" xmlns:aink="http://schemas.microsoft.com/office/drawing/2016/ink" xmlns:am3d="http://schemas.microsoft.com/office/drawing/2017/model3d" xmlns:o="urn:schemas-microsoft-com:office:office" xmlns:oel="http://schemas.microsoft.com/office/2019/extlst" xmlns:r="http://schemas.openxmlformats.org/officeDocument/2006/relationships" xmlns:m="http://schemas.openxmlformats.org/officeDocument/2006/math" xmlns:v="urn:schemas-microsoft-com:vml" xmlns:wp14="http://schemas.microsoft.com/office/word/2010/wordprocessingDrawing" xmlns:wp="http://schemas.openxmlformats.org/drawingml/2006/wordprocessingDrawing" xmlns:w10="urn:schemas-microsoft-com:office:word" xmlns:w="http://schemas.openxmlformats.org/wordprocessingml/2006/main" xmlns:w14="http://schemas.microsoft.com/office/word/2010/wordml" xmlns:w15="http://schemas.microsoft.com/office/word/2012/wordml" xmlns:w16cex="http://schemas.microsoft.com/office/word/2018/wordml/cex" xmlns:w16cid="http://schemas.microsoft.com/office/word/2016/wordml/cid" xmlns:w16="http://schemas.microsoft.com/office/word/2018/wordml" xmlns:w16du="http://schemas.microsoft.com/office/word/2023/wordml/word16du" xmlns:w16sdtdh="http://schemas.microsoft.com/office/word/2020/wordml/sdtdatahash" xmlns:w16se="http://schemas.microsoft.com/office/word/2015/wordml/symex" xmlns:wpg="http://schemas.microsoft.com/office/word/2010/wordprocessingGroup" xmlns:wpi="http://schemas.microsoft.com/office/word/2010/wordprocessingInk" xmlns:wne="http://schemas.microsoft.com/office/word/2006/wordml" xmlns:wps="http://schemas.microsoft.com/office/word/2010/wordprocessingShape" mc:Ignorable="w14 w15 w16se w16cid w16 w16cex w16sdtdh w16du wp14">
+<w:ftr xmlns:wpc="http://schemas.microsoft.com/office/word/2010/wordprocessingCanvas" xmlns:cx="http://schemas.microsoft.com/office/drawing/2014/chartex" xmlns:cx1="http://schemas.microsoft.com/office/drawing/2015/9/8/chartex" xmlns:cx2="http://schemas.microsoft.com/office/drawing/2015/10/21/chartex" xmlns:cx3="http://schemas.microsoft.com/office/drawing/2016/5/9/chartex" xmlns:cx4="http://schemas.microsoft.com/office/drawing/2016/5/10/chartex" xmlns:cx5="http://schemas.microsoft.com/office/drawing/2016/5/11/chartex" xmlns:cx6="http://schemas.microsoft.com/office/drawing/2016/5/12/chartex" xmlns:cx7="http://schemas.microsoft.com/office/drawing/2016/5/13/chartex" xmlns:cx8="http://schemas.microsoft.com/office/drawing/2016/5/14/chartex" xmlns:mc="http://schemas.openxmlformats.org/markup-compatibility/2006" xmlns:aink="http://schemas.microsoft.com/office/drawing/2016/ink" xmlns:am3d="http://schemas.microsoft.com/office/drawing/2017/model3d" xmlns:o="urn:schemas-microsoft-com:office:office" xmlns:oel="http://schemas.microsoft.com/office/2019/extlst" xmlns:r="http://schemas.openxmlformats.org/officeDocument/2006/relationships" xmlns:m="http://schemas.openxmlformats.org/officeDocument/2006/math" xmlns:v="urn:schemas-microsoft-com:vml" xmlns:wp14="http://schemas.microsoft.com/office/word/2010/wordprocessingDrawing" xmlns:wp="http://schemas.openxmlformats.org/drawingml/2006/wordprocessingDrawing" xmlns:w10="urn:schemas-microsoft-com:office:word" xmlns:w="http://schemas.openxmlformats.org/wordprocessingml/2006/main" xmlns:w14="http://schemas.microsoft.com/office/word/2010/wordml" xmlns:w15="http://schemas.microsoft.com/office/word/2012/wordml" xmlns:w16cex="http://schemas.microsoft.com/office/word/2018/wordml/cex" xmlns:w16cid="http://schemas.microsoft.com/office/word/2016/wordml/cid" xmlns:w16="http://schemas.microsoft.com/office/word/2018/wordml" xmlns:w16du="http://schemas.microsoft.com/office/word/2023/wordml/word16du" xmlns:w16sdtdh="http://schemas.microsoft.com/office/word/2020/wordml/sdtdatahash" xmlns:w16sdtfl="http://schemas.microsoft.com/office/word/2024/wordml/sdtformatlock" xmlns:w16se="http://schemas.microsoft.com/office/word/2015/wordml/symex" xmlns:wpg="http://schemas.microsoft.com/office/word/2010/wordprocessingGroup" xmlns:wpi="http://schemas.microsoft.com/office/word/2010/wordprocessingInk" xmlns:wne="http://schemas.microsoft.com/office/word/2006/wordml" xmlns:wps="http://schemas.microsoft.com/office/word/2010/wordprocessingShape" mc:Ignorable="w14 w15 w16se w16cid w16 w16cex w16sdtdh w16sdtfl w16du wp14">
   <w:p>
     <w:pPr>
       <w:pStyle w:val="Piedepgina"/>
@@ -22286,7 +22050,7 @@
 </file>
 
 <file path=word/footer2.xml><?xml version="1.0" encoding="utf-8"?>
-<w:ftr xmlns:wpc="http://schemas.microsoft.com/office/word/2010/wordprocessingCanvas" xmlns:cx="http://schemas.microsoft.com/office/drawing/2014/chartex" xmlns:cx1="http://schemas.microsoft.com/office/drawing/2015/9/8/chartex" xmlns:cx2="http://schemas.microsoft.com/office/drawing/2015/10/21/chartex" xmlns:cx3="http://schemas.microsoft.com/office/drawing/2016/5/9/chartex" xmlns:cx4="http://schemas.microsoft.com/office/drawing/2016/5/10/chartex" xmlns:cx5="http://schemas.microsoft.com/office/drawing/2016/5/11/chartex" xmlns:cx6="http://schemas.microsoft.com/office/drawing/2016/5/12/chartex" xmlns:cx7="http://schemas.microsoft.com/office/drawing/2016/5/13/chartex" xmlns:cx8="http://schemas.microsoft.com/office/drawing/2016/5/14/chartex" xmlns:mc="http://schemas.openxmlformats.org/markup-compatibility/2006" xmlns:aink="http://schemas.microsoft.com/office/drawing/2016/ink" xmlns:am3d="http://schemas.microsoft.com/office/drawing/2017/model3d" xmlns:o="urn:schemas-microsoft-com:office:office" xmlns:oel="http://schemas.microsoft.com/office/2019/extlst" xmlns:r="http://schemas.openxmlformats.org/officeDocument/2006/relationships" xmlns:m="http://schemas.openxmlformats.org/officeDocument/2006/math" xmlns:v="urn:schemas-microsoft-com:vml" xmlns:wp14="http://schemas.microsoft.com/office/word/2010/wordprocessingDrawing" xmlns:wp="http://schemas.openxmlformats.org/drawingml/2006/wordprocessingDrawing" xmlns:w10="urn:schemas-microsoft-com:office:word" xmlns:w="http://schemas.openxmlformats.org/wordprocessingml/2006/main" xmlns:w14="http://schemas.microsoft.com/office/word/2010/wordml" xmlns:w15="http://schemas.microsoft.com/office/word/2012/wordml" xmlns:w16cex="http://schemas.microsoft.com/office/word/2018/wordml/cex" xmlns:w16cid="http://schemas.microsoft.com/office/word/2016/wordml/cid" xmlns:w16="http://schemas.microsoft.com/office/word/2018/wordml" xmlns:w16du="http://schemas.microsoft.com/office/word/2023/wordml/word16du" xmlns:w16sdtdh="http://schemas.microsoft.com/office/word/2020/wordml/sdtdatahash" xmlns:w16se="http://schemas.microsoft.com/office/word/2015/wordml/symex" xmlns:wpg="http://schemas.microsoft.com/office/word/2010/wordprocessingGroup" xmlns:wpi="http://schemas.microsoft.com/office/word/2010/wordprocessingInk" xmlns:wne="http://schemas.microsoft.com/office/word/2006/wordml" xmlns:wps="http://schemas.microsoft.com/office/word/2010/wordprocessingShape" mc:Ignorable="w14 w15 w16se w16cid w16 w16cex w16sdtdh w16du wp14">
+<w:ftr xmlns:wpc="http://schemas.microsoft.com/office/word/2010/wordprocessingCanvas" xmlns:cx="http://schemas.microsoft.com/office/drawing/2014/chartex" xmlns:cx1="http://schemas.microsoft.com/office/drawing/2015/9/8/chartex" xmlns:cx2="http://schemas.microsoft.com/office/drawing/2015/10/21/chartex" xmlns:cx3="http://schemas.microsoft.com/office/drawing/2016/5/9/chartex" xmlns:cx4="http://schemas.microsoft.com/office/drawing/2016/5/10/chartex" xmlns:cx5="http://schemas.microsoft.com/office/drawing/2016/5/11/chartex" xmlns:cx6="http://schemas.microsoft.com/office/drawing/2016/5/12/chartex" xmlns:cx7="http://schemas.microsoft.com/office/drawing/2016/5/13/chartex" xmlns:cx8="http://schemas.microsoft.com/office/drawing/2016/5/14/chartex" xmlns:mc="http://schemas.openxmlformats.org/markup-compatibility/2006" xmlns:aink="http://schemas.microsoft.com/office/drawing/2016/ink" xmlns:am3d="http://schemas.microsoft.com/office/drawing/2017/model3d" xmlns:o="urn:schemas-microsoft-com:office:office" xmlns:oel="http://schemas.microsoft.com/office/2019/extlst" xmlns:r="http://schemas.openxmlformats.org/officeDocument/2006/relationships" xmlns:m="http://schemas.openxmlformats.org/officeDocument/2006/math" xmlns:v="urn:schemas-microsoft-com:vml" xmlns:wp14="http://schemas.microsoft.com/office/word/2010/wordprocessingDrawing" xmlns:wp="http://schemas.openxmlformats.org/drawingml/2006/wordprocessingDrawing" xmlns:w10="urn:schemas-microsoft-com:office:word" xmlns:w="http://schemas.openxmlformats.org/wordprocessingml/2006/main" xmlns:w14="http://schemas.microsoft.com/office/word/2010/wordml" xmlns:w15="http://schemas.microsoft.com/office/word/2012/wordml" xmlns:w16cex="http://schemas.microsoft.com/office/word/2018/wordml/cex" xmlns:w16cid="http://schemas.microsoft.com/office/word/2016/wordml/cid" xmlns:w16="http://schemas.microsoft.com/office/word/2018/wordml" xmlns:w16du="http://schemas.microsoft.com/office/word/2023/wordml/word16du" xmlns:w16sdtdh="http://schemas.microsoft.com/office/word/2020/wordml/sdtdatahash" xmlns:w16sdtfl="http://schemas.microsoft.com/office/word/2024/wordml/sdtformatlock" xmlns:w16se="http://schemas.microsoft.com/office/word/2015/wordml/symex" xmlns:wpg="http://schemas.microsoft.com/office/word/2010/wordprocessingGroup" xmlns:wpi="http://schemas.microsoft.com/office/word/2010/wordprocessingInk" xmlns:wne="http://schemas.microsoft.com/office/word/2006/wordml" xmlns:wps="http://schemas.microsoft.com/office/word/2010/wordprocessingShape" mc:Ignorable="w14 w15 w16se w16cid w16 w16cex w16sdtdh w16sdtfl w16du wp14">
   <w:p>
     <w:pPr>
       <w:pStyle w:val="Piedepgina"/>
@@ -22747,7 +22511,7 @@
 </file>
 
 <file path=word/footer3.xml><?xml version="1.0" encoding="utf-8"?>
-<w:ftr xmlns:wpc="http://schemas.microsoft.com/office/word/2010/wordprocessingCanvas" xmlns:cx="http://schemas.microsoft.com/office/drawing/2014/chartex" xmlns:cx1="http://schemas.microsoft.com/office/drawing/2015/9/8/chartex" xmlns:cx2="http://schemas.microsoft.com/office/drawing/2015/10/21/chartex" xmlns:cx3="http://schemas.microsoft.com/office/drawing/2016/5/9/chartex" xmlns:cx4="http://schemas.microsoft.com/office/drawing/2016/5/10/chartex" xmlns:cx5="http://schemas.microsoft.com/office/drawing/2016/5/11/chartex" xmlns:cx6="http://schemas.microsoft.com/office/drawing/2016/5/12/chartex" xmlns:cx7="http://schemas.microsoft.com/office/drawing/2016/5/13/chartex" xmlns:cx8="http://schemas.microsoft.com/office/drawing/2016/5/14/chartex" xmlns:mc="http://schemas.openxmlformats.org/markup-compatibility/2006" xmlns:aink="http://schemas.microsoft.com/office/drawing/2016/ink" xmlns:am3d="http://schemas.microsoft.com/office/drawing/2017/model3d" xmlns:o="urn:schemas-microsoft-com:office:office" xmlns:oel="http://schemas.microsoft.com/office/2019/extlst" xmlns:r="http://schemas.openxmlformats.org/officeDocument/2006/relationships" xmlns:m="http://schemas.openxmlformats.org/officeDocument/2006/math" xmlns:v="urn:schemas-microsoft-com:vml" xmlns:wp14="http://schemas.microsoft.com/office/word/2010/wordprocessingDrawing" xmlns:wp="http://schemas.openxmlformats.org/drawingml/2006/wordprocessingDrawing" xmlns:w10="urn:schemas-microsoft-com:office:word" xmlns:w="http://schemas.openxmlformats.org/wordprocessingml/2006/main" xmlns:w14="http://schemas.microsoft.com/office/word/2010/wordml" xmlns:w15="http://schemas.microsoft.com/office/word/2012/wordml" xmlns:w16cex="http://schemas.microsoft.com/office/word/2018/wordml/cex" xmlns:w16cid="http://schemas.microsoft.com/office/word/2016/wordml/cid" xmlns:w16="http://schemas.microsoft.com/office/word/2018/wordml" xmlns:w16du="http://schemas.microsoft.com/office/word/2023/wordml/word16du" xmlns:w16sdtdh="http://schemas.microsoft.com/office/word/2020/wordml/sdtdatahash" xmlns:w16se="http://schemas.microsoft.com/office/word/2015/wordml/symex" xmlns:wpg="http://schemas.microsoft.com/office/word/2010/wordprocessingGroup" xmlns:wpi="http://schemas.microsoft.com/office/word/2010/wordprocessingInk" xmlns:wne="http://schemas.microsoft.com/office/word/2006/wordml" xmlns:wps="http://schemas.microsoft.com/office/word/2010/wordprocessingShape" mc:Ignorable="w14 w15 w16se w16cid w16 w16cex w16sdtdh w16du wp14">
+<w:ftr xmlns:wpc="http://schemas.microsoft.com/office/word/2010/wordprocessingCanvas" xmlns:cx="http://schemas.microsoft.com/office/drawing/2014/chartex" xmlns:cx1="http://schemas.microsoft.com/office/drawing/2015/9/8/chartex" xmlns:cx2="http://schemas.microsoft.com/office/drawing/2015/10/21/chartex" xmlns:cx3="http://schemas.microsoft.com/office/drawing/2016/5/9/chartex" xmlns:cx4="http://schemas.microsoft.com/office/drawing/2016/5/10/chartex" xmlns:cx5="http://schemas.microsoft.com/office/drawing/2016/5/11/chartex" xmlns:cx6="http://schemas.microsoft.com/office/drawing/2016/5/12/chartex" xmlns:cx7="http://schemas.microsoft.com/office/drawing/2016/5/13/chartex" xmlns:cx8="http://schemas.microsoft.com/office/drawing/2016/5/14/chartex" xmlns:mc="http://schemas.openxmlformats.org/markup-compatibility/2006" xmlns:aink="http://schemas.microsoft.com/office/drawing/2016/ink" xmlns:am3d="http://schemas.microsoft.com/office/drawing/2017/model3d" xmlns:o="urn:schemas-microsoft-com:office:office" xmlns:oel="http://schemas.microsoft.com/office/2019/extlst" xmlns:r="http://schemas.openxmlformats.org/officeDocument/2006/relationships" xmlns:m="http://schemas.openxmlformats.org/officeDocument/2006/math" xmlns:v="urn:schemas-microsoft-com:vml" xmlns:wp14="http://schemas.microsoft.com/office/word/2010/wordprocessingDrawing" xmlns:wp="http://schemas.openxmlformats.org/drawingml/2006/wordprocessingDrawing" xmlns:w10="urn:schemas-microsoft-com:office:word" xmlns:w="http://schemas.openxmlformats.org/wordprocessingml/2006/main" xmlns:w14="http://schemas.microsoft.com/office/word/2010/wordml" xmlns:w15="http://schemas.microsoft.com/office/word/2012/wordml" xmlns:w16cex="http://schemas.microsoft.com/office/word/2018/wordml/cex" xmlns:w16cid="http://schemas.microsoft.com/office/word/2016/wordml/cid" xmlns:w16="http://schemas.microsoft.com/office/word/2018/wordml" xmlns:w16du="http://schemas.microsoft.com/office/word/2023/wordml/word16du" xmlns:w16sdtdh="http://schemas.microsoft.com/office/word/2020/wordml/sdtdatahash" xmlns:w16sdtfl="http://schemas.microsoft.com/office/word/2024/wordml/sdtformatlock" xmlns:w16se="http://schemas.microsoft.com/office/word/2015/wordml/symex" xmlns:wpg="http://schemas.microsoft.com/office/word/2010/wordprocessingGroup" xmlns:wpi="http://schemas.microsoft.com/office/word/2010/wordprocessingInk" xmlns:wne="http://schemas.microsoft.com/office/word/2006/wordml" xmlns:wps="http://schemas.microsoft.com/office/word/2010/wordprocessingShape" mc:Ignorable="w14 w15 w16se w16cid w16 w16cex w16sdtdh w16sdtfl w16du wp14">
   <w:p>
     <w:pPr>
       <w:pStyle w:val="Piedepgina"/>
@@ -22757,7 +22521,7 @@
 </file>
 
 <file path=word/footnotes.xml><?xml version="1.0" encoding="utf-8"?>
-<w:footnotes xmlns:wpc="http://schemas.microsoft.com/office/word/2010/wordprocessingCanvas" xmlns:cx="http://schemas.microsoft.com/office/drawing/2014/chartex" xmlns:cx1="http://schemas.microsoft.com/office/drawing/2015/9/8/chartex" xmlns:cx2="http://schemas.microsoft.com/office/drawing/2015/10/21/chartex" xmlns:cx3="http://schemas.microsoft.com/office/drawing/2016/5/9/chartex" xmlns:cx4="http://schemas.microsoft.com/office/drawing/2016/5/10/chartex" xmlns:cx5="http://schemas.microsoft.com/office/drawing/2016/5/11/chartex" xmlns:cx6="http://schemas.microsoft.com/office/drawing/2016/5/12/chartex" xmlns:cx7="http://schemas.microsoft.com/office/drawing/2016/5/13/chartex" xmlns:cx8="http://schemas.microsoft.com/office/drawing/2016/5/14/chartex" xmlns:mc="http://schemas.openxmlformats.org/markup-compatibility/2006" xmlns:aink="http://schemas.microsoft.com/office/drawing/2016/ink" xmlns:am3d="http://schemas.microsoft.com/office/drawing/2017/model3d" xmlns:o="urn:schemas-microsoft-com:office:office" xmlns:oel="http://schemas.microsoft.com/office/2019/extlst" xmlns:r="http://schemas.openxmlformats.org/officeDocument/2006/relationships" xmlns:m="http://schemas.openxmlformats.org/officeDocument/2006/math" xmlns:v="urn:schemas-microsoft-com:vml" xmlns:wp14="http://schemas.microsoft.com/office/word/2010/wordprocessingDrawing" xmlns:wp="http://schemas.openxmlformats.org/drawingml/2006/wordprocessingDrawing" xmlns:w10="urn:schemas-microsoft-com:office:word" xmlns:w="http://schemas.openxmlformats.org/wordprocessingml/2006/main" xmlns:w14="http://schemas.microsoft.com/office/word/2010/wordml" xmlns:w15="http://schemas.microsoft.com/office/word/2012/wordml" xmlns:w16cex="http://schemas.microsoft.com/office/word/2018/wordml/cex" xmlns:w16cid="http://schemas.microsoft.com/office/word/2016/wordml/cid" xmlns:w16="http://schemas.microsoft.com/office/word/2018/wordml" xmlns:w16du="http://schemas.microsoft.com/office/word/2023/wordml/word16du" xmlns:w16sdtdh="http://schemas.microsoft.com/office/word/2020/wordml/sdtdatahash" xmlns:w16se="http://schemas.microsoft.com/office/word/2015/wordml/symex" xmlns:wpg="http://schemas.microsoft.com/office/word/2010/wordprocessingGroup" xmlns:wpi="http://schemas.microsoft.com/office/word/2010/wordprocessingInk" xmlns:wne="http://schemas.microsoft.com/office/word/2006/wordml" xmlns:wps="http://schemas.microsoft.com/office/word/2010/wordprocessingShape" mc:Ignorable="w14 w15 w16se w16cid w16 w16cex w16sdtdh w16du wp14">
+<w:footnotes xmlns:wpc="http://schemas.microsoft.com/office/word/2010/wordprocessingCanvas" xmlns:cx="http://schemas.microsoft.com/office/drawing/2014/chartex" xmlns:cx1="http://schemas.microsoft.com/office/drawing/2015/9/8/chartex" xmlns:cx2="http://schemas.microsoft.com/office/drawing/2015/10/21/chartex" xmlns:cx3="http://schemas.microsoft.com/office/drawing/2016/5/9/chartex" xmlns:cx4="http://schemas.microsoft.com/office/drawing/2016/5/10/chartex" xmlns:cx5="http://schemas.microsoft.com/office/drawing/2016/5/11/chartex" xmlns:cx6="http://schemas.microsoft.com/office/drawing/2016/5/12/chartex" xmlns:cx7="http://schemas.microsoft.com/office/drawing/2016/5/13/chartex" xmlns:cx8="http://schemas.microsoft.com/office/drawing/2016/5/14/chartex" xmlns:mc="http://schemas.openxmlformats.org/markup-compatibility/2006" xmlns:aink="http://schemas.microsoft.com/office/drawing/2016/ink" xmlns:am3d="http://schemas.microsoft.com/office/drawing/2017/model3d" xmlns:o="urn:schemas-microsoft-com:office:office" xmlns:oel="http://schemas.microsoft.com/office/2019/extlst" xmlns:r="http://schemas.openxmlformats.org/officeDocument/2006/relationships" xmlns:m="http://schemas.openxmlformats.org/officeDocument/2006/math" xmlns:v="urn:schemas-microsoft-com:vml" xmlns:wp14="http://schemas.microsoft.com/office/word/2010/wordprocessingDrawing" xmlns:wp="http://schemas.openxmlformats.org/drawingml/2006/wordprocessingDrawing" xmlns:w10="urn:schemas-microsoft-com:office:word" xmlns:w="http://schemas.openxmlformats.org/wordprocessingml/2006/main" xmlns:w14="http://schemas.microsoft.com/office/word/2010/wordml" xmlns:w15="http://schemas.microsoft.com/office/word/2012/wordml" xmlns:w16cex="http://schemas.microsoft.com/office/word/2018/wordml/cex" xmlns:w16cid="http://schemas.microsoft.com/office/word/2016/wordml/cid" xmlns:w16="http://schemas.microsoft.com/office/word/2018/wordml" xmlns:w16du="http://schemas.microsoft.com/office/word/2023/wordml/word16du" xmlns:w16sdtdh="http://schemas.microsoft.com/office/word/2020/wordml/sdtdatahash" xmlns:w16sdtfl="http://schemas.microsoft.com/office/word/2024/wordml/sdtformatlock" xmlns:w16se="http://schemas.microsoft.com/office/word/2015/wordml/symex" xmlns:wpg="http://schemas.microsoft.com/office/word/2010/wordprocessingGroup" xmlns:wpi="http://schemas.microsoft.com/office/word/2010/wordprocessingInk" xmlns:wne="http://schemas.microsoft.com/office/word/2006/wordml" xmlns:wps="http://schemas.microsoft.com/office/word/2010/wordprocessingShape" mc:Ignorable="w14 w15 w16se w16cid w16 w16cex w16sdtdh w16sdtfl w16du wp14">
   <w:footnote w:type="separator" w:id="-1">
     <w:p>
       <w:pPr>
@@ -22782,7 +22546,7 @@
 </file>
 
 <file path=word/header1.xml><?xml version="1.0" encoding="utf-8"?>
-<w:hdr xmlns:wpc="http://schemas.microsoft.com/office/word/2010/wordprocessingCanvas" xmlns:cx="http://schemas.microsoft.com/office/drawing/2014/chartex" xmlns:cx1="http://schemas.microsoft.com/office/drawing/2015/9/8/chartex" xmlns:cx2="http://schemas.microsoft.com/office/drawing/2015/10/21/chartex" xmlns:cx3="http://schemas.microsoft.com/office/drawing/2016/5/9/chartex" xmlns:cx4="http://schemas.microsoft.com/office/drawing/2016/5/10/chartex" xmlns:cx5="http://schemas.microsoft.com/office/drawing/2016/5/11/chartex" xmlns:cx6="http://schemas.microsoft.com/office/drawing/2016/5/12/chartex" xmlns:cx7="http://schemas.microsoft.com/office/drawing/2016/5/13/chartex" xmlns:cx8="http://schemas.microsoft.com/office/drawing/2016/5/14/chartex" xmlns:mc="http://schemas.openxmlformats.org/markup-compatibility/2006" xmlns:aink="http://schemas.microsoft.com/office/drawing/2016/ink" xmlns:am3d="http://schemas.microsoft.com/office/drawing/2017/model3d" xmlns:o="urn:schemas-microsoft-com:office:office" xmlns:oel="http://schemas.microsoft.com/office/2019/extlst" xmlns:r="http://schemas.openxmlformats.org/officeDocument/2006/relationships" xmlns:m="http://schemas.openxmlformats.org/officeDocument/2006/math" xmlns:v="urn:schemas-microsoft-com:vml" xmlns:wp14="http://schemas.microsoft.com/office/word/2010/wordprocessingDrawing" xmlns:wp="http://schemas.openxmlformats.org/drawingml/2006/wordprocessingDrawing" xmlns:w10="urn:schemas-microsoft-com:office:word" xmlns:w="http://schemas.openxmlformats.org/wordprocessingml/2006/main" xmlns:w14="http://schemas.microsoft.com/office/word/2010/wordml" xmlns:w15="http://schemas.microsoft.com/office/word/2012/wordml" xmlns:w16cex="http://schemas.microsoft.com/office/word/2018/wordml/cex" xmlns:w16cid="http://schemas.microsoft.com/office/word/2016/wordml/cid" xmlns:w16="http://schemas.microsoft.com/office/word/2018/wordml" xmlns:w16du="http://schemas.microsoft.com/office/word/2023/wordml/word16du" xmlns:w16sdtdh="http://schemas.microsoft.com/office/word/2020/wordml/sdtdatahash" xmlns:w16se="http://schemas.microsoft.com/office/word/2015/wordml/symex" xmlns:wpg="http://schemas.microsoft.com/office/word/2010/wordprocessingGroup" xmlns:wpi="http://schemas.microsoft.com/office/word/2010/wordprocessingInk" xmlns:wne="http://schemas.microsoft.com/office/word/2006/wordml" xmlns:wps="http://schemas.microsoft.com/office/word/2010/wordprocessingShape" mc:Ignorable="w14 w15 w16se w16cid w16 w16cex w16sdtdh w16du wp14">
+<w:hdr xmlns:wpc="http://schemas.microsoft.com/office/word/2010/wordprocessingCanvas" xmlns:cx="http://schemas.microsoft.com/office/drawing/2014/chartex" xmlns:cx1="http://schemas.microsoft.com/office/drawing/2015/9/8/chartex" xmlns:cx2="http://schemas.microsoft.com/office/drawing/2015/10/21/chartex" xmlns:cx3="http://schemas.microsoft.com/office/drawing/2016/5/9/chartex" xmlns:cx4="http://schemas.microsoft.com/office/drawing/2016/5/10/chartex" xmlns:cx5="http://schemas.microsoft.com/office/drawing/2016/5/11/chartex" xmlns:cx6="http://schemas.microsoft.com/office/drawing/2016/5/12/chartex" xmlns:cx7="http://schemas.microsoft.com/office/drawing/2016/5/13/chartex" xmlns:cx8="http://schemas.microsoft.com/office/drawing/2016/5/14/chartex" xmlns:mc="http://schemas.openxmlformats.org/markup-compatibility/2006" xmlns:aink="http://schemas.microsoft.com/office/drawing/2016/ink" xmlns:am3d="http://schemas.microsoft.com/office/drawing/2017/model3d" xmlns:o="urn:schemas-microsoft-com:office:office" xmlns:oel="http://schemas.microsoft.com/office/2019/extlst" xmlns:r="http://schemas.openxmlformats.org/officeDocument/2006/relationships" xmlns:m="http://schemas.openxmlformats.org/officeDocument/2006/math" xmlns:v="urn:schemas-microsoft-com:vml" xmlns:wp14="http://schemas.microsoft.com/office/word/2010/wordprocessingDrawing" xmlns:wp="http://schemas.openxmlformats.org/drawingml/2006/wordprocessingDrawing" xmlns:w10="urn:schemas-microsoft-com:office:word" xmlns:w="http://schemas.openxmlformats.org/wordprocessingml/2006/main" xmlns:w14="http://schemas.microsoft.com/office/word/2010/wordml" xmlns:w15="http://schemas.microsoft.com/office/word/2012/wordml" xmlns:w16cex="http://schemas.microsoft.com/office/word/2018/wordml/cex" xmlns:w16cid="http://schemas.microsoft.com/office/word/2016/wordml/cid" xmlns:w16="http://schemas.microsoft.com/office/word/2018/wordml" xmlns:w16du="http://schemas.microsoft.com/office/word/2023/wordml/word16du" xmlns:w16sdtdh="http://schemas.microsoft.com/office/word/2020/wordml/sdtdatahash" xmlns:w16sdtfl="http://schemas.microsoft.com/office/word/2024/wordml/sdtformatlock" xmlns:w16se="http://schemas.microsoft.com/office/word/2015/wordml/symex" xmlns:wpg="http://schemas.microsoft.com/office/word/2010/wordprocessingGroup" xmlns:wpi="http://schemas.microsoft.com/office/word/2010/wordprocessingInk" xmlns:wne="http://schemas.microsoft.com/office/word/2006/wordml" xmlns:wps="http://schemas.microsoft.com/office/word/2010/wordprocessingShape" mc:Ignorable="w14 w15 w16se w16cid w16 w16cex w16sdtdh w16sdtfl w16du wp14">
   <w:p>
     <w:pPr>
       <w:pStyle w:val="Encabezado"/>
@@ -22792,7 +22556,7 @@
 </file>
 
 <file path=word/header2.xml><?xml version="1.0" encoding="utf-8"?>
-<w:hdr xmlns:wpc="http://schemas.microsoft.com/office/word/2010/wordprocessingCanvas" xmlns:cx="http://schemas.microsoft.com/office/drawing/2014/chartex" xmlns:cx1="http://schemas.microsoft.com/office/drawing/2015/9/8/chartex" xmlns:cx2="http://schemas.microsoft.com/office/drawing/2015/10/21/chartex" xmlns:cx3="http://schemas.microsoft.com/office/drawing/2016/5/9/chartex" xmlns:cx4="http://schemas.microsoft.com/office/drawing/2016/5/10/chartex" xmlns:cx5="http://schemas.microsoft.com/office/drawing/2016/5/11/chartex" xmlns:cx6="http://schemas.microsoft.com/office/drawing/2016/5/12/chartex" xmlns:cx7="http://schemas.microsoft.com/office/drawing/2016/5/13/chartex" xmlns:cx8="http://schemas.microsoft.com/office/drawing/2016/5/14/chartex" xmlns:mc="http://schemas.openxmlformats.org/markup-compatibility/2006" xmlns:aink="http://schemas.microsoft.com/office/drawing/2016/ink" xmlns:am3d="http://schemas.microsoft.com/office/drawing/2017/model3d" xmlns:o="urn:schemas-microsoft-com:office:office" xmlns:oel="http://schemas.microsoft.com/office/2019/extlst" xmlns:r="http://schemas.openxmlformats.org/officeDocument/2006/relationships" xmlns:m="http://schemas.openxmlformats.org/officeDocument/2006/math" xmlns:v="urn:schemas-microsoft-com:vml" xmlns:wp14="http://schemas.microsoft.com/office/word/2010/wordprocessingDrawing" xmlns:wp="http://schemas.openxmlformats.org/drawingml/2006/wordprocessingDrawing" xmlns:w10="urn:schemas-microsoft-com:office:word" xmlns:w="http://schemas.openxmlformats.org/wordprocessingml/2006/main" xmlns:w14="http://schemas.microsoft.com/office/word/2010/wordml" xmlns:w15="http://schemas.microsoft.com/office/word/2012/wordml" xmlns:w16cex="http://schemas.microsoft.com/office/word/2018/wordml/cex" xmlns:w16cid="http://schemas.microsoft.com/office/word/2016/wordml/cid" xmlns:w16="http://schemas.microsoft.com/office/word/2018/wordml" xmlns:w16du="http://schemas.microsoft.com/office/word/2023/wordml/word16du" xmlns:w16sdtdh="http://schemas.microsoft.com/office/word/2020/wordml/sdtdatahash" xmlns:w16se="http://schemas.microsoft.com/office/word/2015/wordml/symex" xmlns:wpg="http://schemas.microsoft.com/office/word/2010/wordprocessingGroup" xmlns:wpi="http://schemas.microsoft.com/office/word/2010/wordprocessingInk" xmlns:wne="http://schemas.microsoft.com/office/word/2006/wordml" xmlns:wps="http://schemas.microsoft.com/office/word/2010/wordprocessingShape" mc:Ignorable="w14 w15 w16se w16cid w16 w16cex w16sdtdh w16du wp14">
+<w:hdr xmlns:wpc="http://schemas.microsoft.com/office/word/2010/wordprocessingCanvas" xmlns:cx="http://schemas.microsoft.com/office/drawing/2014/chartex" xmlns:cx1="http://schemas.microsoft.com/office/drawing/2015/9/8/chartex" xmlns:cx2="http://schemas.microsoft.com/office/drawing/2015/10/21/chartex" xmlns:cx3="http://schemas.microsoft.com/office/drawing/2016/5/9/chartex" xmlns:cx4="http://schemas.microsoft.com/office/drawing/2016/5/10/chartex" xmlns:cx5="http://schemas.microsoft.com/office/drawing/2016/5/11/chartex" xmlns:cx6="http://schemas.microsoft.com/office/drawing/2016/5/12/chartex" xmlns:cx7="http://schemas.microsoft.com/office/drawing/2016/5/13/chartex" xmlns:cx8="http://schemas.microsoft.com/office/drawing/2016/5/14/chartex" xmlns:mc="http://schemas.openxmlformats.org/markup-compatibility/2006" xmlns:aink="http://schemas.microsoft.com/office/drawing/2016/ink" xmlns:am3d="http://schemas.microsoft.com/office/drawing/2017/model3d" xmlns:o="urn:schemas-microsoft-com:office:office" xmlns:oel="http://schemas.microsoft.com/office/2019/extlst" xmlns:r="http://schemas.openxmlformats.org/officeDocument/2006/relationships" xmlns:m="http://schemas.openxmlformats.org/officeDocument/2006/math" xmlns:v="urn:schemas-microsoft-com:vml" xmlns:wp14="http://schemas.microsoft.com/office/word/2010/wordprocessingDrawing" xmlns:wp="http://schemas.openxmlformats.org/drawingml/2006/wordprocessingDrawing" xmlns:w10="urn:schemas-microsoft-com:office:word" xmlns:w="http://schemas.openxmlformats.org/wordprocessingml/2006/main" xmlns:w14="http://schemas.microsoft.com/office/word/2010/wordml" xmlns:w15="http://schemas.microsoft.com/office/word/2012/wordml" xmlns:w16cex="http://schemas.microsoft.com/office/word/2018/wordml/cex" xmlns:w16cid="http://schemas.microsoft.com/office/word/2016/wordml/cid" xmlns:w16="http://schemas.microsoft.com/office/word/2018/wordml" xmlns:w16du="http://schemas.microsoft.com/office/word/2023/wordml/word16du" xmlns:w16sdtdh="http://schemas.microsoft.com/office/word/2020/wordml/sdtdatahash" xmlns:w16sdtfl="http://schemas.microsoft.com/office/word/2024/wordml/sdtformatlock" xmlns:w16se="http://schemas.microsoft.com/office/word/2015/wordml/symex" xmlns:wpg="http://schemas.microsoft.com/office/word/2010/wordprocessingGroup" xmlns:wpi="http://schemas.microsoft.com/office/word/2010/wordprocessingInk" xmlns:wne="http://schemas.microsoft.com/office/word/2006/wordml" xmlns:wps="http://schemas.microsoft.com/office/word/2010/wordprocessingShape" mc:Ignorable="w14 w15 w16se w16cid w16 w16cex w16sdtdh w16sdtfl w16du wp14">
   <w:tbl>
     <w:tblPr>
       <w:tblStyle w:val="Tablaconcuadrcula"/>
@@ -23082,7 +22846,7 @@
 </file>
 
 <file path=word/header3.xml><?xml version="1.0" encoding="utf-8"?>
-<w:hdr xmlns:wpc="http://schemas.microsoft.com/office/word/2010/wordprocessingCanvas" xmlns:cx="http://schemas.microsoft.com/office/drawing/2014/chartex" xmlns:cx1="http://schemas.microsoft.com/office/drawing/2015/9/8/chartex" xmlns:cx2="http://schemas.microsoft.com/office/drawing/2015/10/21/chartex" xmlns:cx3="http://schemas.microsoft.com/office/drawing/2016/5/9/chartex" xmlns:cx4="http://schemas.microsoft.com/office/drawing/2016/5/10/chartex" xmlns:cx5="http://schemas.microsoft.com/office/drawing/2016/5/11/chartex" xmlns:cx6="http://schemas.microsoft.com/office/drawing/2016/5/12/chartex" xmlns:cx7="http://schemas.microsoft.com/office/drawing/2016/5/13/chartex" xmlns:cx8="http://schemas.microsoft.com/office/drawing/2016/5/14/chartex" xmlns:mc="http://schemas.openxmlformats.org/markup-compatibility/2006" xmlns:aink="http://schemas.microsoft.com/office/drawing/2016/ink" xmlns:am3d="http://schemas.microsoft.com/office/drawing/2017/model3d" xmlns:o="urn:schemas-microsoft-com:office:office" xmlns:oel="http://schemas.microsoft.com/office/2019/extlst" xmlns:r="http://schemas.openxmlformats.org/officeDocument/2006/relationships" xmlns:m="http://schemas.openxmlformats.org/officeDocument/2006/math" xmlns:v="urn:schemas-microsoft-com:vml" xmlns:wp14="http://schemas.microsoft.com/office/word/2010/wordprocessingDrawing" xmlns:wp="http://schemas.openxmlformats.org/drawingml/2006/wordprocessingDrawing" xmlns:w10="urn:schemas-microsoft-com:office:word" xmlns:w="http://schemas.openxmlformats.org/wordprocessingml/2006/main" xmlns:w14="http://schemas.microsoft.com/office/word/2010/wordml" xmlns:w15="http://schemas.microsoft.com/office/word/2012/wordml" xmlns:w16cex="http://schemas.microsoft.com/office/word/2018/wordml/cex" xmlns:w16cid="http://schemas.microsoft.com/office/word/2016/wordml/cid" xmlns:w16="http://schemas.microsoft.com/office/word/2018/wordml" xmlns:w16du="http://schemas.microsoft.com/office/word/2023/wordml/word16du" xmlns:w16sdtdh="http://schemas.microsoft.com/office/word/2020/wordml/sdtdatahash" xmlns:w16se="http://schemas.microsoft.com/office/word/2015/wordml/symex" xmlns:wpg="http://schemas.microsoft.com/office/word/2010/wordprocessingGroup" xmlns:wpi="http://schemas.microsoft.com/office/word/2010/wordprocessingInk" xmlns:wne="http://schemas.microsoft.com/office/word/2006/wordml" xmlns:wps="http://schemas.microsoft.com/office/word/2010/wordprocessingShape" mc:Ignorable="w14 w15 w16se w16cid w16 w16cex w16sdtdh w16du wp14">
+<w:hdr xmlns:wpc="http://schemas.microsoft.com/office/word/2010/wordprocessingCanvas" xmlns:cx="http://schemas.microsoft.com/office/drawing/2014/chartex" xmlns:cx1="http://schemas.microsoft.com/office/drawing/2015/9/8/chartex" xmlns:cx2="http://schemas.microsoft.com/office/drawing/2015/10/21/chartex" xmlns:cx3="http://schemas.microsoft.com/office/drawing/2016/5/9/chartex" xmlns:cx4="http://schemas.microsoft.com/office/drawing/2016/5/10/chartex" xmlns:cx5="http://schemas.microsoft.com/office/drawing/2016/5/11/chartex" xmlns:cx6="http://schemas.microsoft.com/office/drawing/2016/5/12/chartex" xmlns:cx7="http://schemas.microsoft.com/office/drawing/2016/5/13/chartex" xmlns:cx8="http://schemas.microsoft.com/office/drawing/2016/5/14/chartex" xmlns:mc="http://schemas.openxmlformats.org/markup-compatibility/2006" xmlns:aink="http://schemas.microsoft.com/office/drawing/2016/ink" xmlns:am3d="http://schemas.microsoft.com/office/drawing/2017/model3d" xmlns:o="urn:schemas-microsoft-com:office:office" xmlns:oel="http://schemas.microsoft.com/office/2019/extlst" xmlns:r="http://schemas.openxmlformats.org/officeDocument/2006/relationships" xmlns:m="http://schemas.openxmlformats.org/officeDocument/2006/math" xmlns:v="urn:schemas-microsoft-com:vml" xmlns:wp14="http://schemas.microsoft.com/office/word/2010/wordprocessingDrawing" xmlns:wp="http://schemas.openxmlformats.org/drawingml/2006/wordprocessingDrawing" xmlns:w10="urn:schemas-microsoft-com:office:word" xmlns:w="http://schemas.openxmlformats.org/wordprocessingml/2006/main" xmlns:w14="http://schemas.microsoft.com/office/word/2010/wordml" xmlns:w15="http://schemas.microsoft.com/office/word/2012/wordml" xmlns:w16cex="http://schemas.microsoft.com/office/word/2018/wordml/cex" xmlns:w16cid="http://schemas.microsoft.com/office/word/2016/wordml/cid" xmlns:w16="http://schemas.microsoft.com/office/word/2018/wordml" xmlns:w16du="http://schemas.microsoft.com/office/word/2023/wordml/word16du" xmlns:w16sdtdh="http://schemas.microsoft.com/office/word/2020/wordml/sdtdatahash" xmlns:w16sdtfl="http://schemas.microsoft.com/office/word/2024/wordml/sdtformatlock" xmlns:w16se="http://schemas.microsoft.com/office/word/2015/wordml/symex" xmlns:wpg="http://schemas.microsoft.com/office/word/2010/wordprocessingGroup" xmlns:wpi="http://schemas.microsoft.com/office/word/2010/wordprocessingInk" xmlns:wne="http://schemas.microsoft.com/office/word/2006/wordml" xmlns:wps="http://schemas.microsoft.com/office/word/2010/wordprocessingShape" mc:Ignorable="w14 w15 w16se w16cid w16 w16cex w16sdtdh w16sdtfl w16du wp14">
   <w:p>
     <w:pPr>
       <w:pStyle w:val="Encabezado"/>
@@ -23092,7 +22856,7 @@
 </file>
 
 <file path=word/numbering.xml><?xml version="1.0" encoding="utf-8"?>
-<w:numbering xmlns:wpc="http://schemas.microsoft.com/office/word/2010/wordprocessingCanvas" xmlns:cx="http://schemas.microsoft.com/office/drawing/2014/chartex" xmlns:cx1="http://schemas.microsoft.com/office/drawing/2015/9/8/chartex" xmlns:cx2="http://schemas.microsoft.com/office/drawing/2015/10/21/chartex" xmlns:cx3="http://schemas.microsoft.com/office/drawing/2016/5/9/chartex" xmlns:cx4="http://schemas.microsoft.com/office/drawing/2016/5/10/chartex" xmlns:cx5="http://schemas.microsoft.com/office/drawing/2016/5/11/chartex" xmlns:cx6="http://schemas.microsoft.com/office/drawing/2016/5/12/chartex" xmlns:cx7="http://schemas.microsoft.com/office/drawing/2016/5/13/chartex" xmlns:cx8="http://schemas.microsoft.com/office/drawing/2016/5/14/chartex" xmlns:mc="http://schemas.openxmlformats.org/markup-compatibility/2006" xmlns:aink="http://schemas.microsoft.com/office/drawing/2016/ink" xmlns:am3d="http://schemas.microsoft.com/office/drawing/2017/model3d" xmlns:o="urn:schemas-microsoft-com:office:office" xmlns:oel="http://schemas.microsoft.com/office/2019/extlst" xmlns:r="http://schemas.openxmlformats.org/officeDocument/2006/relationships" xmlns:m="http://schemas.openxmlformats.org/officeDocument/2006/math" xmlns:v="urn:schemas-microsoft-com:vml" xmlns:wp14="http://schemas.microsoft.com/office/word/2010/wordprocessingDrawing" xmlns:wp="http://schemas.openxmlformats.org/drawingml/2006/wordprocessingDrawing" xmlns:w10="urn:schemas-microsoft-com:office:word" xmlns:w="http://schemas.openxmlformats.org/wordprocessingml/2006/main" xmlns:w14="http://schemas.microsoft.com/office/word/2010/wordml" xmlns:w15="http://schemas.microsoft.com/office/word/2012/wordml" xmlns:w16cex="http://schemas.microsoft.com/office/word/2018/wordml/cex" xmlns:w16cid="http://schemas.microsoft.com/office/word/2016/wordml/cid" xmlns:w16="http://schemas.microsoft.com/office/word/2018/wordml" xmlns:w16du="http://schemas.microsoft.com/office/word/2023/wordml/word16du" xmlns:w16sdtdh="http://schemas.microsoft.com/office/word/2020/wordml/sdtdatahash" xmlns:w16se="http://schemas.microsoft.com/office/word/2015/wordml/symex" xmlns:wpg="http://schemas.microsoft.com/office/word/2010/wordprocessingGroup" xmlns:wpi="http://schemas.microsoft.com/office/word/2010/wordprocessingInk" xmlns:wne="http://schemas.microsoft.com/office/word/2006/wordml" xmlns:wps="http://schemas.microsoft.com/office/word/2010/wordprocessingShape" mc:Ignorable="w14 w15 w16se w16cid w16 w16cex w16sdtdh w16du wp14">
+<w:numbering xmlns:wpc="http://schemas.microsoft.com/office/word/2010/wordprocessingCanvas" xmlns:cx="http://schemas.microsoft.com/office/drawing/2014/chartex" xmlns:cx1="http://schemas.microsoft.com/office/drawing/2015/9/8/chartex" xmlns:cx2="http://schemas.microsoft.com/office/drawing/2015/10/21/chartex" xmlns:cx3="http://schemas.microsoft.com/office/drawing/2016/5/9/chartex" xmlns:cx4="http://schemas.microsoft.com/office/drawing/2016/5/10/chartex" xmlns:cx5="http://schemas.microsoft.com/office/drawing/2016/5/11/chartex" xmlns:cx6="http://schemas.microsoft.com/office/drawing/2016/5/12/chartex" xmlns:cx7="http://schemas.microsoft.com/office/drawing/2016/5/13/chartex" xmlns:cx8="http://schemas.microsoft.com/office/drawing/2016/5/14/chartex" xmlns:mc="http://schemas.openxmlformats.org/markup-compatibility/2006" xmlns:aink="http://schemas.microsoft.com/office/drawing/2016/ink" xmlns:am3d="http://schemas.microsoft.com/office/drawing/2017/model3d" xmlns:o="urn:schemas-microsoft-com:office:office" xmlns:oel="http://schemas.microsoft.com/office/2019/extlst" xmlns:r="http://schemas.openxmlformats.org/officeDocument/2006/relationships" xmlns:m="http://schemas.openxmlformats.org/officeDocument/2006/math" xmlns:v="urn:schemas-microsoft-com:vml" xmlns:wp14="http://schemas.microsoft.com/office/word/2010/wordprocessingDrawing" xmlns:wp="http://schemas.openxmlformats.org/drawingml/2006/wordprocessingDrawing" xmlns:w10="urn:schemas-microsoft-com:office:word" xmlns:w="http://schemas.openxmlformats.org/wordprocessingml/2006/main" xmlns:w14="http://schemas.microsoft.com/office/word/2010/wordml" xmlns:w15="http://schemas.microsoft.com/office/word/2012/wordml" xmlns:w16cex="http://schemas.microsoft.com/office/word/2018/wordml/cex" xmlns:w16cid="http://schemas.microsoft.com/office/word/2016/wordml/cid" xmlns:w16="http://schemas.microsoft.com/office/word/2018/wordml" xmlns:w16du="http://schemas.microsoft.com/office/word/2023/wordml/word16du" xmlns:w16sdtdh="http://schemas.microsoft.com/office/word/2020/wordml/sdtdatahash" xmlns:w16sdtfl="http://schemas.microsoft.com/office/word/2024/wordml/sdtformatlock" xmlns:w16se="http://schemas.microsoft.com/office/word/2015/wordml/symex" xmlns:wpg="http://schemas.microsoft.com/office/word/2010/wordprocessingGroup" xmlns:wpi="http://schemas.microsoft.com/office/word/2010/wordprocessingInk" xmlns:wne="http://schemas.microsoft.com/office/word/2006/wordml" xmlns:wps="http://schemas.microsoft.com/office/word/2010/wordprocessingShape" mc:Ignorable="w14 w15 w16se w16cid w16 w16cex w16sdtdh w16sdtfl w16du wp14">
   <w:abstractNum w:abstractNumId="0" w15:restartNumberingAfterBreak="0">
     <w:nsid w:val="08D86D46"/>
     <w:multiLevelType w:val="hybridMultilevel"/>
@@ -27122,7 +26886,7 @@
 </file>
 
 <file path=word/styles.xml><?xml version="1.0" encoding="utf-8"?>
-<w:styles xmlns:mc="http://schemas.openxmlformats.org/markup-compatibility/2006" xmlns:r="http://schemas.openxmlformats.org/officeDocument/2006/relationships" xmlns:w="http://schemas.openxmlformats.org/wordprocessingml/2006/main" xmlns:w14="http://schemas.microsoft.com/office/word/2010/wordml" xmlns:w15="http://schemas.microsoft.com/office/word/2012/wordml" xmlns:w16cex="http://schemas.microsoft.com/office/word/2018/wordml/cex" xmlns:w16cid="http://schemas.microsoft.com/office/word/2016/wordml/cid" xmlns:w16="http://schemas.microsoft.com/office/word/2018/wordml" xmlns:w16du="http://schemas.microsoft.com/office/word/2023/wordml/word16du" xmlns:w16sdtdh="http://schemas.microsoft.com/office/word/2020/wordml/sdtdatahash" xmlns:w16se="http://schemas.microsoft.com/office/word/2015/wordml/symex" mc:Ignorable="w14 w15 w16se w16cid w16 w16cex w16sdtdh w16du">
+<w:styles xmlns:mc="http://schemas.openxmlformats.org/markup-compatibility/2006" xmlns:r="http://schemas.openxmlformats.org/officeDocument/2006/relationships" xmlns:w="http://schemas.openxmlformats.org/wordprocessingml/2006/main" xmlns:w14="http://schemas.microsoft.com/office/word/2010/wordml" xmlns:w15="http://schemas.microsoft.com/office/word/2012/wordml" xmlns:w16cex="http://schemas.microsoft.com/office/word/2018/wordml/cex" xmlns:w16cid="http://schemas.microsoft.com/office/word/2016/wordml/cid" xmlns:w16="http://schemas.microsoft.com/office/word/2018/wordml" xmlns:w16du="http://schemas.microsoft.com/office/word/2023/wordml/word16du" xmlns:w16sdtdh="http://schemas.microsoft.com/office/word/2020/wordml/sdtdatahash" xmlns:w16sdtfl="http://schemas.microsoft.com/office/word/2024/wordml/sdtformatlock" xmlns:w16se="http://schemas.microsoft.com/office/word/2015/wordml/symex" mc:Ignorable="w14 w15 w16se w16cid w16 w16cex w16sdtdh w16sdtfl w16du">
   <w:docDefaults>
     <w:rPrDefault>
       <w:rPr>
